--- a/tesis documentos/VetFlow_Tesis_v7.docx
+++ b/tesis documentos/VetFlow_Tesis_v7.docx
@@ -4820,7 +4820,8 @@
     </w:p>
     <w:p>
       <w:r>
-        <w:t>El flujo de cancelación sigue la misma lógica de identificación que la reprogramación pero con un paso final de eliminación:</w:t>
+        <w:rPr/>
+        <w:t>El flujo de cancelación sigue la misma lógica de identificación que la reprogramación, pero cierra el turno en lugar de moverlo:</w:t>
       </w:r>
     </w:p>
     <w:p>
@@ -4870,19 +4871,8 @@
     </w:p>
     <w:p>
       <w:r>
-        <w:t xml:space="preserve">4. </w:t>
-      </w:r>
-      <w:r>
-        <w:rPr>
-          <w:b/>
-        </w:rPr>
-        <w:t>Cancelación</w:t>
-      </w:r>
-      <w:r>
-        <w:t>: Al recibi</w:t>
-      </w:r>
-      <w:r>
-        <w:t>r la confirmación del usuario, n8n elimina el evento de Google Calendar y la fila en PostgreSQL. El sistema responde: "Cita cancelada correctamente".</w:t>
+        <w:rPr/>
+        <w:t>4. Cancelación: Con la cita identificada, el sistema actualiza su estado a "cancelado" —la fila se conserva en la tabla citas para mantener la trazabilidad del turno—, consulta su calendar_event_id y elimina el evento correspondiente en Google Calendar. Por último elimina la fila temporal que condujo la conversación y responde: "Cita cancelada correctamente". Dado que las consultas de disponibilidad filtran por estado: "confirmado", el horario queda liberado de inmediato para otro turno.</w:t>
       </w:r>
     </w:p>
     <w:p>
@@ -6253,10 +6243,8 @@
               <w:cnfStyle w:val="000000100000" w:firstRow="0" w:lastRow="0" w:firstColumn="0" w:lastColumn="0" w:oddVBand="0" w:evenVBand="0" w:oddHBand="1" w:evenHBand="0" w:firstRowFirstColumn="0" w:firstRowLastColumn="0" w:lastRowFirstColumn="0" w:lastRowLastColumn="0"/>
             </w:pPr>
             <w:r>
-              <w:t>El sistema identifica la cita a cancelar, solicita confirmación, elimina el re</w:t>
-            </w:r>
-            <w:r>
-              <w:t>gistro de PostgreSQL y el evento de Google Calendar.</w:t>
+              <w:rPr/>
+              <w:t>El sistema lista las mascotas y las citas futuras confirmadas, identifica la cita elegida mediante el mapeo numérico, la marca como cancelada en PostgreSQL, elimina el evento de Google Calendar y libera el horario para otro turno.</w:t>
             </w:r>
           </w:p>
         </w:tc>
@@ -7568,6 +7556,13 @@
       <w:pPr/>
       <w:r>
         <w:t>9. Mapeo temporal en el campo notas: el uso del campo notas como mapeo temporal número→ID durante los flujos de reprogramación y cancelación resuelve el problema de referencia a corto plazo, pero constituye una deuda técnica: en escenarios de sesiones concurrentes del mismo cliente podría generar condiciones de carrera. Se recomienda migrar este mapeo a una estructura dedicada o a un campo con bloqueo transaccional.</w:t>
+      </w:r>
+    </w:p>
+    <w:p>
+      <w:pPr/>
+      <w:r>
+        <w:rPr/>
+        <w:t>10. Confirmación explícita antes de cancelar: el flujo de cancelación ejecuta la baja en cuanto el usuario elige el número de la cita, sin un paso intermedio de confirmación. Un número escrito por error cancela un turno sin posibilidad de deshacerlo desde el chat. Se recomienda incorporar una confirmación explícita antes de ejecutar la baja —por ejemplo, ¿confirmás la cancelación del turno del {fecha} a las {hora}?—, tal como contemplaba la versión previa del sistema.</w:t>
       </w:r>
     </w:p>
     <w:p>

--- a/tesis documentos/VetFlow_Tesis_v7.docx
+++ b/tesis documentos/VetFlow_Tesis_v7.docx
@@ -13,6 +13,7 @@
     <w:p>
       <w:pPr>
         <w:pStyle w:val="Ttulo1"/>
+        <w:outlineLvl w:val="9"/>
       </w:pPr>
       <w:r>
         <w:t>Sistema Automatizado de Gestión de Citas Veterinarias con Agente de Inteligencia Artificial y Aplicación Web</w:t>
@@ -70,6 +71,7 @@
     <w:p>
       <w:pPr>
         <w:pStyle w:val="Ttulo1"/>
+        <w:outlineLvl w:val="9"/>
       </w:pPr>
       <w:proofErr w:type="spellStart"/>
       <w:r>
@@ -80,367 +82,19 @@
     </w:p>
     <w:p>
       <w:r>
-        <w:t xml:space="preserve">Resumen </w:t>
-      </w:r>
-      <w:r>
-        <w:t>.....................................................................</w:t>
-      </w:r>
-    </w:p>
-    <w:p>
-      <w:r>
-        <w:t>Capítulo 1: Introducción ....................................................</w:t>
-      </w:r>
-    </w:p>
-    <w:p>
-      <w:r>
-        <w:t xml:space="preserve">    1.1 Presentación del tema ...............................................</w:t>
-      </w:r>
-    </w:p>
-    <w:p>
-      <w:r>
-        <w:t xml:space="preserve">    1.2 Planteamiento del prob</w:t>
-      </w:r>
-      <w:r>
-        <w:t>lema ..........................................</w:t>
-      </w:r>
-    </w:p>
-    <w:p>
-      <w:r>
-        <w:t xml:space="preserve">    1.3 Justificación .......................................................</w:t>
-      </w:r>
-    </w:p>
-    <w:p>
-      <w:r>
-        <w:t xml:space="preserve">    1.4 Objetivos ...........................................................</w:t>
-      </w:r>
-    </w:p>
-    <w:p>
-      <w:r>
-        <w:t xml:space="preserve">    1.5 Hipótesis de trabajo .......................</w:t>
-      </w:r>
-      <w:r>
-        <w:t>.........................</w:t>
-      </w:r>
-    </w:p>
-    <w:p>
-      <w:r>
-        <w:t xml:space="preserve">    1.6 Alcance y limitaciones ..............................................</w:t>
-      </w:r>
-    </w:p>
-    <w:p>
-      <w:r>
-        <w:t>Capítulo 2: Marco Teórico ...................................................</w:t>
-      </w:r>
-    </w:p>
-    <w:p>
-      <w:r>
-        <w:t xml:space="preserve">    2.1 Automatización de procesos de negocio ............................</w:t>
-      </w:r>
-      <w:r>
-        <w:t>...</w:t>
-      </w:r>
-    </w:p>
-    <w:p>
-      <w:r>
-        <w:t xml:space="preserve">    2.2 Agentes de inteligencia artificial conversacionales .................</w:t>
-      </w:r>
-    </w:p>
-    <w:p>
-      <w:r>
-        <w:t xml:space="preserve">    2.3 Plataformas de integración de bajo código ...........................</w:t>
-      </w:r>
-    </w:p>
-    <w:p>
-      <w:r>
-        <w:t xml:space="preserve">    2.4 Aplicaciones web progresivas como interfaz de usuario ...............</w:t>
-      </w:r>
-    </w:p>
-    <w:p>
-      <w:r>
-        <w:t xml:space="preserve">    2.5 Usabilidad</w:t>
-      </w:r>
-      <w:r>
-        <w:t xml:space="preserve"> en sistemas de salud de baja complejidad .................</w:t>
-      </w:r>
-    </w:p>
-    <w:p>
-      <w:r>
-        <w:t>Capítulo 3: Estado del Arte .................................................</w:t>
-      </w:r>
-    </w:p>
-    <w:p>
-      <w:r>
-        <w:t xml:space="preserve">    3.1 Sistemas de gestión veterinaria existentes ..........................</w:t>
-      </w:r>
-    </w:p>
-    <w:p>
-      <w:r>
-        <w:t xml:space="preserve">    3.2 Bots conversacionales en servici</w:t>
-      </w:r>
-      <w:r>
-        <w:t>os de salud .........................</w:t>
-      </w:r>
-    </w:p>
-    <w:p>
-      <w:r>
-        <w:t xml:space="preserve">    3.3 Plataformas de automatización: análisis comparativo .................</w:t>
-      </w:r>
-    </w:p>
-    <w:p>
-      <w:r>
-        <w:t xml:space="preserve">    3.4 Canales de interacción: bots de mensajería vs. aplicaciones web .....</w:t>
-      </w:r>
-    </w:p>
-    <w:p>
-      <w:r>
-        <w:t>Capítulo 4: Marco Metodológico ...............................</w:t>
-      </w:r>
-      <w:r>
-        <w:t>...............</w:t>
-      </w:r>
-    </w:p>
-    <w:p>
-      <w:r>
-        <w:t xml:space="preserve">    4.1 Enfoque y tipo de investigación .....................................</w:t>
-      </w:r>
-    </w:p>
-    <w:p>
-      <w:r>
-        <w:t xml:space="preserve">    4.2 Diseño de la investigación ..........................................</w:t>
-      </w:r>
-    </w:p>
-    <w:p>
-      <w:pPr/>
-      <w:r>
-        <w:t xml:space="preserve">    4.2.1 Distribución de responsabilidades .......................</w:t>
-      </w:r>
-    </w:p>
-    <w:p>
-      <w:r>
-        <w:t xml:space="preserve">    4.3 Unidad de análisis y participantes ..................................</w:t>
-      </w:r>
-    </w:p>
-    <w:p>
-      <w:r>
-        <w:t xml:space="preserve">    4.4 Técnicas e instrumentos .............................................</w:t>
-      </w:r>
-    </w:p>
-    <w:p>
-      <w:r>
-        <w:t xml:space="preserve">    4.5 Análisis de datos ...................................................</w:t>
-      </w:r>
-    </w:p>
-    <w:p>
-      <w:r>
-        <w:lastRenderedPageBreak/>
-        <w:t xml:space="preserve">    4.6 Consideracione</w:t>
-      </w:r>
-      <w:r>
-        <w:t>s éticas ..............................................</w:t>
-      </w:r>
-    </w:p>
-    <w:p>
-      <w:r>
-        <w:t>Capítulo 5: Desarrollo del Sistema ..........................................</w:t>
-      </w:r>
-    </w:p>
-    <w:p>
-      <w:r>
-        <w:t xml:space="preserve">    5.1 Arquitectura general ................................................</w:t>
-      </w:r>
-    </w:p>
-    <w:p>
-      <w:r>
-        <w:t xml:space="preserve">    5.2 Componentes implementados ..........</w:t>
-      </w:r>
-      <w:r>
-        <w:t>.................................</w:t>
-      </w:r>
-    </w:p>
-    <w:p>
-      <w:r>
-        <w:t xml:space="preserve">    5.3 Flujos principales ..................................................</w:t>
-      </w:r>
-    </w:p>
-    <w:p>
-      <w:r>
-        <w:t xml:space="preserve">    5.4 Configuración del AI Agent ..........................................</w:t>
-      </w:r>
-    </w:p>
-    <w:p>
-      <w:r>
-        <w:t xml:space="preserve">    5.5 Entorno de despliegue ....................................</w:t>
-      </w:r>
-      <w:r>
-        <w:t>...........</w:t>
-      </w:r>
-    </w:p>
-    <w:p>
-      <w:r>
-        <w:t xml:space="preserve">    5.6 Pruebas y validación ................................................</w:t>
-      </w:r>
-    </w:p>
-    <w:p>
-      <w:r>
-        <w:t xml:space="preserve">    5.7 Control de acceso basado en roles ...................................</w:t>
-      </w:r>
-    </w:p>
-    <w:p>
-      <w:r>
-        <w:t>Capítulo 6: Resultados ......................................................</w:t>
-      </w:r>
-    </w:p>
-    <w:p>
-      <w:r>
-        <w:t xml:space="preserve">    6.1 Va</w:t>
-      </w:r>
-      <w:r>
-        <w:t>lidación funcional de flujos ......................................</w:t>
-      </w:r>
-    </w:p>
-    <w:p>
-      <w:r>
-        <w:t xml:space="preserve">    6.2 Problemas encontrados y soluciones implementadas ....................</w:t>
-      </w:r>
-    </w:p>
-    <w:p>
-      <w:r>
-        <w:t>Capítulo 7: Discusión .......................................................</w:t>
-      </w:r>
-    </w:p>
-    <w:p>
-      <w:r>
-        <w:t xml:space="preserve">    7.1 Contraste entre hipótesi</w:t>
-      </w:r>
-      <w:r>
-        <w:t>s y resultados ..............................</w:t>
-      </w:r>
-    </w:p>
-    <w:p>
-      <w:r>
-        <w:t xml:space="preserve">    7.2 Contraste con la literatura .........................................</w:t>
-      </w:r>
-    </w:p>
-    <w:p>
-      <w:r>
-        <w:t xml:space="preserve">    7.3 Limitaciones y amenazas a la validez ................................</w:t>
-      </w:r>
-    </w:p>
-    <w:p>
-      <w:r>
-        <w:t xml:space="preserve">    7.4 Implicancias para la práctica ................</w:t>
-      </w:r>
-      <w:r>
-        <w:t>.......................</w:t>
-      </w:r>
-    </w:p>
-    <w:p>
-      <w:r>
-        <w:t>Capítulo 8: Conclusiones ....................................................</w:t>
-      </w:r>
-    </w:p>
-    <w:p>
-      <w:r>
-        <w:t xml:space="preserve">    8.1 Síntesis de aportes .................................................</w:t>
-      </w:r>
-    </w:p>
-    <w:p>
-      <w:r>
-        <w:t xml:space="preserve">    8.2 Trabajo futuro ......................................................</w:t>
-      </w:r>
-    </w:p>
-    <w:p>
-      <w:r>
-        <w:t xml:space="preserve">    8.3 Reflexión final .....................................................</w:t>
-      </w:r>
-    </w:p>
-    <w:p>
-      <w:r>
-        <w:t>Referencias Bibliográficas ..................................................</w:t>
-      </w:r>
-    </w:p>
-    <w:p>
-      <w:r>
-        <w:t>Anexo A: Diagramas del</w:t>
-      </w:r>
-      <w:r>
-        <w:t xml:space="preserve"> Sistema ..............................................</w:t>
-      </w:r>
-    </w:p>
-    <w:p>
-      <w:r>
-        <w:t>Anexo B: Estructura del Workflow en n8n .....................................</w:t>
-      </w:r>
-    </w:p>
-    <w:p>
-      <w:r>
-        <w:t xml:space="preserve">    Nodos principales .......................................................</w:t>
-      </w:r>
-    </w:p>
-    <w:p>
-      <w:r>
-        <w:t xml:space="preserve">    Sub-flujo: Agendamiento ................</w:t>
-      </w:r>
-      <w:r>
-        <w:t>.................................</w:t>
-      </w:r>
-    </w:p>
-    <w:p>
-      <w:r>
-        <w:lastRenderedPageBreak/>
-        <w:t xml:space="preserve">    Sub-flujo: Consulta .....................................................</w:t>
-      </w:r>
-    </w:p>
-    <w:p>
-      <w:r>
-        <w:t xml:space="preserve">    Sub-flujo: Reprogramación ...............................................</w:t>
-      </w:r>
-    </w:p>
-    <w:p>
-      <w:r>
-        <w:t xml:space="preserve">    Sub-flujo: Cancelación ..................................................</w:t>
-      </w:r>
-    </w:p>
-    <w:p>
-      <w:r>
-        <w:t xml:space="preserve">    Sub-flujo: Saludo y Despedida ...........................................</w:t>
-      </w:r>
-    </w:p>
-    <w:p>
-      <w:r>
-        <w:t>Anexo C: System Prompt</w:t>
-      </w:r>
-      <w:r>
-        <w:t>s de los AI Agents ....................................</w:t>
-      </w:r>
-    </w:p>
-    <w:p>
-      <w:r>
-        <w:t xml:space="preserve">    AI Agent clasificador de intenciones ....................................</w:t>
-      </w:r>
-    </w:p>
-    <w:p>
-      <w:r>
-        <w:t xml:space="preserve">    Extracción de entidades temporales ............................................</w:t>
-      </w:r>
-    </w:p>
-    <w:p>
-      <w:r>
-        <w:br w:type="page"/>
-      </w:r>
-    </w:p>
-    <w:p>
-      <w:r>
-        <w:lastRenderedPageBreak/>
-        <w:t xml:space="preserve">VetFlow — Sistema Automatizado de Gestión </w:t>
-      </w:r>
-      <w:r>
-        <w:t>de Citas Veterinarias | Web App + IA</w:t>
-      </w:r>
-    </w:p>
-    <w:p>
-      <w:r>
-        <w:t>Farfan &amp; Romano · TFG 2026 · Pág. 4</w:t>
+        <w:fldChar w:fldCharType="begin" w:dirty="true"/>
+      </w:r>
+      <w:r>
+        <w:instrText xml:space="preserve">TOC \o "1-3" \h \z \u</w:instrText>
+      </w:r>
+      <w:r>
+        <w:fldChar w:fldCharType="separate"/>
+      </w:r>
+      <w:r>
+        <w:t xml:space="preserve">Hacé clic aquí y presioná F9 para generar el índice.</w:t>
+      </w:r>
+      <w:r>
+        <w:fldChar w:fldCharType="end"/>
       </w:r>
     </w:p>
     <w:p>
@@ -453,61 +107,22 @@
     </w:p>
     <w:p>
       <w:r>
-        <w:t>El presente Trabajo Final de Grado describe el diseño, implementación y validación funcional de VetFlow, un sistema automatizado de gestión de citas para clínicas veterinarias</w:t>
-      </w:r>
-      <w:r>
-        <w:t xml:space="preserve"> de pequeña y mediana escala. La propuesta consiste en reemplazar el proceso manual de agendamiento por un agente de inteligencia artificial accesible a través de una aplicación web con chatbot conversacional embebido, capaz de interpretar lenguaje natural</w:t>
-      </w:r>
-      <w:r>
-        <w:t xml:space="preserve"> para agendar, reprogramar, cancelar y consultar turnos de manera autónoma. Es preciso delimitar el alcance de la validación desde el inicio: este trabajo demuestra la </w:t>
-      </w:r>
-      <w:r>
-        <w:rPr>
-          <w:b/>
-        </w:rPr>
-        <w:t>viabilidad técnica</w:t>
-      </w:r>
-      <w:r>
-        <w:t xml:space="preserve"> del sistema mediante pruebas funcionales, pero la hipótesis relativa </w:t>
-      </w:r>
-      <w:r>
-        <w:t>a su facilidad de adopción por parte de usuarios reales no pudo ser validada empíricamente y queda planteada como línea de trabajo futuro.</w:t>
-      </w:r>
-    </w:p>
-    <w:p>
-      <w:r>
-        <w:t>El sistema fue construido combinando una API REST desarrollada en FastAPI y Python, una aplicación frontend de página</w:t>
-      </w:r>
-      <w:r>
-        <w:t xml:space="preserve"> única (SPA) desarrollada en React con TypeScript, y la plataforma de orquestación n8n como motor de inteligencia artificial. La capa de IA utiliza AI Agents basados en LangChain, el modelo gpt-4o-mini accedido vía OpenRouter y Simple Memory para mantener </w:t>
-      </w:r>
-      <w:r>
-        <w:t>contexto conversacional. La persistencia de datos se implementó sobre PostgreSQL, y la creación de eventos de turno se integra con Google Calendar API.</w:t>
-      </w:r>
-    </w:p>
-    <w:p>
-      <w:r>
-        <w:t>La metodología combinó el relevamiento etnográfico previo realizado en tres clínicas veterinarias de Neu</w:t>
-      </w:r>
-      <w:r>
-        <w:t>quén con un desarrollo iterativo de cuatro fases: diagnóstico, diseño, implementación y validación funcional. Durante el proceso de desarrollo se enfrentaron múltiples desafíos técnicos —desde la gestión del estado conversacional hasta la interpretación pr</w:t>
-      </w:r>
-      <w:r>
-        <w:t>ecisa de fechas en lenguaje natural— que fueron resueltos mediante una máquina de estados explícita, validaciones en múltiples capas y un diseño cuidadoso de los prompts del sistema.</w:t>
-      </w:r>
-    </w:p>
-    <w:p>
-      <w:r>
-        <w:t>El resultado es un sistema funcional que gestiona el ciclo completo de un</w:t>
-      </w:r>
-      <w:r>
-        <w:t xml:space="preserve"> turno veterinario a través de una interfaz web que no requiere instalación de aplicaciones adicionales por parte del usuario, operando a un costo mensual de entre USD 8 y USD 11. Si bien el sistema no fue desplegado en clínicas reales durante el período d</w:t>
-      </w:r>
-      <w:r>
-        <w:t>e este trabajo —limitación que se aborda explícitamente en la discusión—, la validación funcional de los cuatro flujos principales demuestra la viabilidad técnica de la solución y sienta las bases para una futura evaluación con usuarios en entornos product</w:t>
-      </w:r>
-      <w:r>
-        <w:t>ivos.</w:t>
+        <w:t>El presente Trabajo Final de Grado describe el diseño, implementación y validación funcional de VetFlow, un sistema automatizado de gestión de citas para clínicas veterinarias de pequeña y mediana escala. La propuesta consiste en reemplazar el proceso manual de agendamiento por un agente de inteligencia artificial accesible a través de una aplicación web con chatbot conversacional embebido, capaz de interpretar lenguaje natural para agendar —con selección del veterinario que atenderá el turno—, reprogramar, cancelar y consultar turnos de manera autónoma. El sistema incorpora además un registro clínico básico por mascota con permisos diferenciados por rol. Es preciso delimitar el alcance de la validación desde el inicio: este trabajo demuestra la viabilidad técnica del sistema mediante pruebas funcionales, pero la hipótesis relativa a su facilidad de adopción por parte de usuarios reales no pudo ser validada empíricamente y queda planteada como línea de trabajo futuro.</w:t>
+      </w:r>
+    </w:p>
+    <w:p>
+      <w:r>
+        <w:t>El sistema fue construido combinando una API REST desarrollada en FastAPI y Python, una aplicación frontend de página única (SPA) desarrollada en React con TypeScript, y la plataforma de orquestación n8n como motor de inteligencia artificial. La capa de IA utiliza un AI Agent basado en LangChain, el modelo gpt-4o-mini accedido vía OpenRouter y Simple Memory para mantener contexto conversacional. La persistencia de datos se implementó sobre PostgreSQL, y la creación de eventos de turno se integra con Google Calendar API.</w:t>
+      </w:r>
+    </w:p>
+    <w:p>
+      <w:r>
+        <w:t>La metodología siguió un desarrollo iterativo de cuatro fases, tomando como punto de partida las limitaciones detectadas en la versión previa del sistema: diagnóstico, diseño, implementación y validación funcional. Durante el proceso de desarrollo se enfrentaron múltiples desafíos técnicos —desde la gestión del estado conversacional hasta la interpretación precisa de fechas en lenguaje natural— que fueron resueltos mediante una máquina de estados explícita, validaciones en múltiples capas y un diseño cuidadoso de los prompts del sistema.</w:t>
+      </w:r>
+    </w:p>
+    <w:p>
+      <w:r>
+        <w:t>El resultado es un sistema funcional que gestiona el ciclo completo de un turno veterinario a través de una interfaz web que no requiere instalación de aplicaciones adicionales por parte del usuario, operando a un costo mensual de entre USD 8 y USD 11. Si bien el sistema no fue desplegado en clínicas reales durante el período de este trabajo —limitación que se aborda explícitamente en la discusión—, la validación funcional de los cuatro flujos conversacionales, del control de acceso de la API y del módulo de registro clínico demuestra la viabilidad técnica de la solución y sienta las bases para una futura evaluación con usuarios en entornos productivos.</w:t>
       </w:r>
     </w:p>
     <w:p>
@@ -542,13 +157,7 @@
     </w:p>
     <w:p>
       <w:r>
-        <w:t>VetFlow surge como una evolución de una versión previa del sistema, o</w:t>
-      </w:r>
-      <w:r>
-        <w:t>riginalmente concebida como un bot de Telegram. El cambio de arquitectura —de un bot de mensajería a una aplicación web completa con chatbot embebido— respondió a hallazgos concretos del relevamiento de campo: la barrera de adopción que representaba Telegr</w:t>
-      </w:r>
-      <w:r>
-        <w:t>am para una porción significativa de los usuarios. Este trabajo documenta tanto el proceso de desarrollo de la nueva versión como las decisiones arquitectónicas que la sustentan.</w:t>
+        <w:t>VetFlow surge como una evolución de una versión previa del sistema, originalmente concebida como un bot de Telegram. El cambio de arquitectura —de un bot de mensajería a una aplicación web completa con chatbot embebido— respondió a una observación formulada por el docente a cargo durante la evaluación de la versión previa: la barrera de adopción que representaba Telegram para quienes no tenían la aplicación instalada. Este trabajo documenta tanto el proceso de desarrollo de la nueva versión como las decisiones arquitectónicas que la sustentan.</w:t>
       </w:r>
     </w:p>
     <w:p>
@@ -561,36 +170,12 @@
     </w:p>
     <w:p>
       <w:r>
-        <w:t xml:space="preserve">La transformación digital de los servicios de </w:t>
-      </w:r>
-      <w:r>
-        <w:t xml:space="preserve">salud animal ha avanzado de forma profundamente desigual en Argentina. Mientras clínicas de mayor envergadura han incorporado sistemas de gestión integrados, el segmento de consultorios veterinarios independientes permanece anclado en prácticas de gestión </w:t>
-      </w:r>
-      <w:r>
-        <w:t>que combinan el teléfono, la agenda en papel y, en el mejor de los casos, hojas de cálculo no compartidas. El ejercicio profesional de la medicina veterinaria está regulado en el país por colegios y consejos provinciales nucleados en la Federación Veterina</w:t>
-      </w:r>
-      <w:r>
-        <w:t>ria Argentina (FeVA); a partir de esa estructura de matriculación y del relevamiento de campo realizado para este proyecto, se estima que más del 70% de los establecimientos habilitados corresponde a consultorios unipersonales o de pequeña escala con gesti</w:t>
-      </w:r>
-      <w:r>
-        <w:t>ón manual de turnos. Esta cifra constituye una estimación propia derivada del trabajo de campo y no debe atribuirse a una fuente académica externa.</w:t>
-      </w:r>
-    </w:p>
-    <w:p>
-      <w:r>
-        <w:t>Esta situación genera consecuencias concretas y medibles. Cabe aclarar que los datos cuantitativos que se ci</w:t>
-      </w:r>
-      <w:r>
-        <w:t>tan a continuación provienen de la etapa previa de este proyecto —el desarrollo de la versión Telegram del sistema— y no del presente Trabajo Final de Grado, que se centra en la migración a una aplicación web, la incorporación de roles de usuario y un fluj</w:t>
-      </w:r>
-      <w:r>
-        <w:t>o de agendamiento guiado por disponibilidad real. Durante el relevamiento de campo realizado en aquella etapa en tres clínicas veterinarias de la ciudad de Neuquén se identificaron los siguientes problemas recurrentes: solapamiento de turnos por verificaci</w:t>
-      </w:r>
-      <w:r>
-        <w:t>ón manual de disponibilidad, ausencias no comunicadas por falta de recordatorios automáticos, pérdida de solicitudes de turno recibidas fuera del horario de atención, y una carga administrativa que consumía en promedio 9,2 horas semanales del personal de r</w:t>
-      </w:r>
-      <w:r>
-        <w:t>ecepción —tiempo que podría destinarse a tareas de mayor valor clínico. El 30% de los turnos requerían al menos una reprogramación, proceso que en el esquema manual demandaba tanto tiempo como el agendamiento inicial.</w:t>
+        <w:t>La transformación digital de los servicios de salud animal ha avanzado de forma profundamente desigual en Argentina. Mientras clínicas de mayor envergadura han incorporado sistemas de gestión integrados, el segmento de consultorios veterinarios independientes permanece anclado en prácticas de gestión que combinan el teléfono, la agenda en papel y, en el mejor de los casos, hojas de cálculo no compartidas. El ejercicio profesional de la medicina veterinaria está regulado en el país por colegios y consejos provinciales nucleados en la Federación Veterinaria Argentina (FeVA), pero no se dispone de estadísticas públicas desagregadas que permitan cuantificar qué proporción de los establecimientos habilitados corresponde a consultorios unipersonales o de pequeña escala. Este trabajo asume esa configuración como premisa de partida y no le atribuye un respaldo estadístico que no posee.</w:t>
+      </w:r>
+    </w:p>
+    <w:p>
+      <w:r>
+        <w:t>Esta situación genera un conjunto de dificultades operativas conocidas: solapamiento de turnos por verificación manual de disponibilidad, ausencias no comunicadas por falta de recordatorios automáticos, pérdida de solicitudes recibidas fuera del horario de atención y una carga administrativa que absorbe tiempo del personal de recepción que podría destinarse a tareas de mayor valor clínico. Corresponde señalar que este Trabajo Final de Grado no realizó un relevamiento propio que permita cuantificar esas dificultades en el contexto local: se enuncian como el conjunto de problemas que la solución se propone atender, y su medición queda planteada como trabajo futuro en el apartado 8.2. La gestión y recordación de citas es, precisamente, una de las tareas repetitivas y bien delimitadas en las que la revisión de alcance de Wilson y Marasoiu (2022) identifica los resultados más prometedores para la automatización conversacional.</w:t>
       </w:r>
     </w:p>
     <w:p>
@@ -607,16 +192,7 @@
     </w:p>
     <w:p>
       <w:r>
-        <w:t>A este diagnóstico inicial se suma un hallazgo adicional, también proveniente de la etapa previa del proyecto, que reorientó significativamente su desarrollo. La primera versión de VetFlo</w:t>
-      </w:r>
-      <w:r>
-        <w:t>w fue concebida como un bot de Telegram, partiendo del dato de que el 78% de los propietarios de mascotas encuestados en aquel relevamiento afirmaban usar dicha aplicación. Sin embargo, durante las pruebas preliminares se identificó un obstáculo crítico: a</w:t>
-      </w:r>
-      <w:r>
-        <w:t>quellos usuarios que no tenían Telegram instalado eran redirigidos a la tienda de aplicaciones para descargarlo, y muchos simplemente abandonaban el proceso. La frase de una de las propietarias entrevistadas —"yo tengo mascotas pero no tengo Telegram"— sin</w:t>
-      </w:r>
-      <w:r>
-        <w:t>tetiza la barrera que motivó el rediseño completo del canal de interacción.</w:t>
+        <w:t>A este diagnóstico se suma la circunstancia que reorientó el desarrollo del proyecto. La primera versión de VetFlow fue concebida como un bot de Telegram, elección que el equipo tomó por la familiaridad de esa plataforma y por la rapidez de implementación que ofrecía su API. Durante la evaluación de aquella versión, el docente a cargo del trabajo señaló el punto ciego de esa decisión con una observación que el equipo adoptó literalmente: «tengo perros, pero no tengo Telegram». La frase expone que la penetración de una aplicación de mensajería no garantiza que sus usuarios la elijan para gestionar turnos veterinarios, y que quien no la tiene instalada queda directamente excluido del sistema. Esa observación motivó el rediseño completo del canal de interacción.</w:t>
       </w:r>
     </w:p>
     <w:p>
@@ -727,10 +303,7 @@
     </w:p>
     <w:p>
       <w:r>
-        <w:t xml:space="preserve">4. Validar funcionalmente los cuatro </w:t>
-      </w:r>
-      <w:r>
-        <w:t>flujos principales del sistema —agendamiento, reprogramación, cancelación y consulta— mediante pruebas de caja negra.</w:t>
+        <w:t>4. Validar funcionalmente los cuatro flujos conversacionales del sistema —agendamiento, reprogramación, cancelación y consulta—, junto con el control de acceso de la API y el módulo de registro clínico, mediante pruebas de caja negra.</w:t>
       </w:r>
     </w:p>
     <w:p>
@@ -785,10 +358,7 @@
     </w:p>
     <w:p>
       <w:r>
-        <w:t>La primera componente se somete a validación funcional en el presente trabajo. La segunda, de naturaleza empírica, solo podría confirmarse mediante pruebas con usuarios reale</w:t>
-      </w:r>
-      <w:r>
-        <w:t>s, por lo que aquí se presenta como una conjetura razonada a partir de la teoría de usabilidad y de la experiencia de campo de la etapa previa, sin pretender una confirmación que excede el alcance de este TFG.</w:t>
+        <w:t>La primera componente se somete a validación funcional en el presente trabajo. La segunda, de naturaleza empírica, solo podría confirmarse mediante pruebas con usuarios reales, por lo que aquí se presenta como una conjetura razonada a partir de la teoría de usabilidad y del análisis comparativo de pasos de acceso del apartado 3.4, sin pretender una confirmación que excede el alcance de este TFG.</w:t>
       </w:r>
     </w:p>
     <w:p>
@@ -816,13 +386,7 @@
     </w:p>
     <w:p>
       <w:r>
-        <w:t>No incluye historia clínica,</w:t>
-      </w:r>
-      <w:r>
-        <w:t xml:space="preserve"> facturación, gestión de inventario de medicamentos, recordatorios automáticos por correo electrónico, ni notificaciones push. La validación funcional fue realizada exclusivamente por el equipo de desarrollo; no se realizaron pruebas con usuarios reales ni</w:t>
-      </w:r>
-      <w:r>
-        <w:t xml:space="preserve"> despliegues en clínicas veterinarias durante el período de este trabajo.</w:t>
+        <w:t>Incluye además un registro clínico básico por mascota, que permite asentar consultas, vacunas, cirugías y tratamientos con permisos diferenciados por rol. No constituye, sin embargo, una historia clínica completa: no contempla archivos adjuntos, recetas, vinculación de cada registro con el turno que lo originó ni trazabilidad del profesional que lo firma. Quedan fuera del alcance la facturación, la gestión de inventario de medicamentos, los recordatorios automáticos por correo electrónico y las notificaciones push. La validación funcional fue realizada exclusivamente por el equipo de desarrollo; no se realizaron pruebas con usuarios reales ni despliegues en clínicas veterinarias durante el período de este trabajo.</w:t>
       </w:r>
     </w:p>
     <w:p>
@@ -890,10 +454,12 @@
     </w:p>
     <w:p>
       <w:r>
-        <w:t>Un agente de IA es un sistema capaz de percibir su entorno, razonar sobre él y ejecutar acciones para alcanzar objetivos definidos (Russell &amp; Norvig, 2020). En el contexto de los Large Language Models (LLMs)</w:t>
-      </w:r>
-      <w:r>
-        <w:t>, los AI Agents extienden la capacidad de generación de texto con la posibilidad de invocar herramientas externas (tool use), mantener estado conversacional (memoria) y ejecutar secuencias de razonamiento encadenado (chain-of-thought).</w:t>
+        <w:t>Un agente de IA es un sistema capaz de percibir su entorno, razonar sobre él y ejecutar acciones para alcanzar objetivos definidos (Russell &amp; Norvig, 2020). En el contexto de los Large Language Models (LLMs), los AI Agents extienden la capacidad de generación de texto con la posibilidad de invocar herramientas externas (tool use), mantener estado conversacional (memoria) y ejecutar secuencias de razonamiento encadenado. Esta última capacidad fue caracterizada por Wei et al. (2022), quienes mostraron que exponer el razonamiento intermedio en el propio prompt —chain-of-thought— mejora el desempeño de los modelos de gran tamaño en tareas que requieren varios pasos. Yao et al. (2023) integraron ese razonamiento con la ejecución de acciones sobre servicios externos en el patrón ReAct, que alterna trazas de razonamiento con llamadas a herramientas y constituye la base conceptual de los agentes que hoy implementan las plataformas de orquestación.</w:t>
+      </w:r>
+    </w:p>
+    <w:p>
+      <w:r>
+        <w:t>Wang et al. (2024) sistematizan el campo en una revisión que organiza a los agentes basados en LLM en torno a cuatro componentes: perfil, memoria, planificación y acción. Ese esquema resulta útil para situar la arquitectura de VetFlow, donde el perfil se corresponde con el system prompt del clasificador de intenciones, la acción con los nodos que operan sobre PostgreSQL y Google Calendar, la planificación con el enrutamiento por estado, y la memoria con el componente donde este trabajo encontró su principal limitación técnica, según se detalla más adelante en este mismo apartado.</w:t>
       </w:r>
     </w:p>
     <w:p>
@@ -927,11 +493,8 @@
     </w:p>
     <w:p>
       <w:r>
-        <w:t>No obstante, la implementación reveló que Simple Memory por sí sola no era suficiente para mantener el estado en flujos complejos de múltiples pasos como el agendamiento o la reprogramación. Para resolver esta limitación, VetFlow implementa una máquina de estados explícita a nivel de base de datos (columna estado en la tabla citas), donde cada paso del flujo conversacional actualiza el estado de la cita (agendando → espaveterinario → espfecha → esphora → confirmado, y análogos para reprogramación y cancelación). Esta decisión de diseño —combinar memoria conversacional del agente con estado transaccional en base de datos— resultó ser uno de los hallazgos técnicos más relevantes del proyecto.</w:t>
-      </w:r>
-      <w:r/>
-      <w:r/>
-      <w:r/>
+        <w:t>No obstante, la implementación reveló que Simple Memory por sí sola no era suficiente para mantener el estado en flujos complejos de múltiples pasos como el agendamiento o la reprogramación. Para resolver esta limitación, VetFlow implementa una máquina de estados explícita a nivel de base de datos (columna estado en la tabla citas), donde cada paso del flujo conversacional actualiza el estado de la cita (agendando → espaveterinario → espfecha → esphora → confirmado, y análogos para reprogramación y cancelación). Esta decisión de diseño —combinar memoria conversacional del agente con estado transaccional en base de datos— resultó ser uno de los hallazgos técnicos más relevantes del proyecto. La Tabla 7 del apartado 5.3 consolida los trece estados y la condición de estado nulo con sus transiciones de entrada y de salida.</w:t>
+      </w:r>
     </w:p>
     <w:p>
       <w:pPr>
@@ -1086,24 +649,12 @@
     </w:p>
     <w:p>
       <w:r>
-        <w:t xml:space="preserve">El mercado de software de gestión veterinaria ofrece soluciones maduras orientadas principalmente a establecimientos de mediana y gran escala. VetPraxis, eVetPractice y Provet Cloud integran módulos de agendamiento, </w:t>
-      </w:r>
-      <w:r>
-        <w:t>historia clínica, facturación y control de inventario bajo arquitecturas monolíticas accesibles mediante suscripción mensual. Sus costos —que oscilan entre USD 80 y USD 400 mensuales— y su curva de implementación, que típicamente requiere capacitación form</w:t>
-      </w:r>
-      <w:r>
-        <w:t>al y migración de datos, los posicionan fuera del alcance de la mayoría de las clínicas unipersonales que constituyen el perfil objetivo de este trabajo.</w:t>
-      </w:r>
-    </w:p>
-    <w:p>
-      <w:r>
-        <w:t>Existen también aplicaciones de gestión de turnos de propósito general —Calendly, SimplyBook.me, Acuit</w:t>
-      </w:r>
-      <w:r>
-        <w:t>y Scheduling— que pueden adaptarse parcialmente al caso veterinario. Sin embargo, estas plataformas no contemplan las particularidades del dominio (múltiples mascotas por propietario, tipos de consulta diferenciados por especie) y su modelo SaaS implica de</w:t>
-      </w:r>
-      <w:r>
-        <w:t>pendencia de proveedores externos con control limitado sobre los datos generados.</w:t>
+        <w:t>El mercado de software de gestión veterinaria ofrece soluciones maduras orientadas principalmente a establecimientos de mediana y gran escala. VetPraxis (s.f.), eVetPractice y Provet Cloud integran módulos de agendamiento, historia clínica, facturación y control de inventario bajo arquitecturas monolíticas accesibles mediante suscripción mensual. Los dos últimos cambiaron de denominación con posterioridad al relevamiento y se comercializan hoy como Covetrus Pulse (Covetrus, s.f.) y Provet (Provet, s.f.), respectivamente. Sus costos de suscripción —relevados en los planes publicados por los propios proveedores durante la fase de diagnóstico, que se ubicaban entonces entre USD 80 y USD 400 mensuales— y su curva de implementación, que típicamente requiere capacitación formal y migración de datos, los posicionan fuera del alcance de la mayoría de las clínicas unipersonales que constituyen el perfil objetivo de este trabajo.</w:t>
+      </w:r>
+    </w:p>
+    <w:p>
+      <w:r>
+        <w:t>Existen también aplicaciones de gestión de turnos de propósito general —Calendly (s.f.), SimplyBook.me (s.f.) y Acuity Scheduling (s.f.)— que pueden adaptarse parcialmente al caso veterinario. Sin embargo, estas plataformas no contemplan las particularidades del dominio (múltiples mascotas por propietario, tipos de consulta diferenciados por especie) y su modelo SaaS implica dependencia de proveedores externos con control limitado sobre los datos generados.</w:t>
       </w:r>
     </w:p>
     <w:p>
@@ -1180,13 +731,7 @@
     </w:p>
     <w:p>
       <w:r>
-        <w:t>La selección de n8n como plataforma central de VetFlow fue el resultado de una comparativa sistemática frente a las alternativas más utiliza</w:t>
-      </w:r>
-      <w:r>
-        <w:t>das en el ecosistema de automatización. Los criterios considerados fueron: modelo de licenciamiento, posibilidad de autoalojamiento, costo operativo, soporte nativo de AI Agents con memoria conversacional, y disponibilidad de integración con bases de datos</w:t>
-      </w:r>
-      <w:r>
-        <w:t xml:space="preserve"> y APIs externas. La tabla siguiente sintetiza los resultados.</w:t>
+        <w:t>La selección de n8n como plataforma central de VetFlow fue el resultado de una comparativa sistemática frente a las alternativas más utilizadas en el ecosistema de automatización. Los criterios considerados fueron: modelo de licenciamiento, posibilidad de autoalojamiento, costo operativo, soporte nativo de AI Agents con memoria conversacional, y disponibilidad de integración con bases de datos y APIs externas. La Tabla 1 sintetiza los resultados.</w:t>
       </w:r>
     </w:p>
     <w:p>
@@ -1428,14 +973,8 @@
             <w:tcW w:w="2160" w:type="dxa"/>
           </w:tcPr>
           <w:p>
-            <w:pPr>
-              <w:cnfStyle w:val="000000100000" w:firstRow="0" w:lastRow="0" w:firstColumn="0" w:lastColumn="0" w:oddVBand="0" w:evenVBand="0" w:oddHBand="1" w:evenHBand="0" w:firstRowFirstColumn="0" w:firstRowLastColumn="0" w:lastRowFirstColumn="0" w:lastRowLastColumn="0"/>
-            </w:pPr>
-            <w:r>
-              <w:t xml:space="preserve">$0 </w:t>
-            </w:r>
-            <w:r>
-              <w:t>(self-hosted)</w:t>
+            <w:r>
+              <w:t>$0 de licencia (requiere infraestructura propia)</w:t>
             </w:r>
           </w:p>
         </w:tc>
@@ -1721,6 +1260,11 @@
     </w:tbl>
     <w:p>
       <w:r>
+        <w:t>Nota. Los rangos de costo corresponden a los planes publicados por cada proveedor y fueron relevados durante la fase de diagnóstico; están sujetos a variación. El costo de n8n corresponde exclusivamente a la licencia: su autoalojamiento requiere infraestructura propia, cuantificada para este proyecto en el apartado 5.5.</w:t>
+      </w:r>
+    </w:p>
+    <w:p>
+      <w:r>
         <w:t>Entre las plataformas de automatización comparadas en este trabajo, n8n es la que reúne soporte nativo de AI Agents con LangChain, memoria conversacional integrada, autoalojamiento gratuito, nodo PostgreSQL nativo y capacidad de exponer webhooks HTTP. Esta combinac</w:t>
       </w:r>
       <w:r>
@@ -1780,13 +1324,202 @@
     </w:p>
     <w:p>
       <w:r>
-        <w:t>El caso de VetFlow es particularmente ilustrativo de esta tensión. La versión original del sistema era un bot de Telegram, elección motivada por el dato inicial de que el 78% de los encuestados usaban esa aplicación. Sin emba</w:t>
-      </w:r>
-      <w:r>
-        <w:t>rgo, la experiencia de campo reveló que "usar Telegram" y "querer gestionar turnos veterinarios por Telegram" son conductas diferentes, y que la barrera de instalación para el porcentaje de usuarios que no tenían la aplicación era lo suficientemente alta c</w:t>
-      </w:r>
-      <w:r>
-        <w:t>omo para justificar un cambio completo de arquitectura.</w:t>
+        <w:t>El caso de VetFlow es particularmente ilustrativo de esta tensión. La versión original del sistema era un bot de Telegram, elección motivada por la familiaridad de la plataforma y la rapidez de implementación de su API. La observación del docente a cargo citada en el apartado 1.2 puso de manifiesto que "usar Telegram" y "querer gestionar turnos veterinarios por Telegram" son conductas diferentes, y que la barrera de instalación para el porcentaje de usuarios que no tenían la aplicación era lo suficientemente alta como para justificar un cambio completo de arquitectura.</w:t>
+      </w:r>
+    </w:p>
+    <w:p>
+      <w:r>
+        <w:t>La diferencia entre ambos canales puede estimarse contando los pasos que un usuario debe completar antes de enviar su primer mensaje útil al sistema. La Tabla 2 presenta ese conteo para los dos canales que este proyecto utilizó, distinguiendo si el usuario ya tiene instalada la aplicación de mensajería.</w:t>
+      </w:r>
+    </w:p>
+    <w:p>
+      <w:r>
+        <w:t>Tabla 2</w:t>
+      </w:r>
+    </w:p>
+    <w:p>
+      <w:r>
+        <w:rPr>
+          <w:i/>
+        </w:rPr>
+        <w:t>Pasos de acceso requeridos según el canal de interacción.</w:t>
+      </w:r>
+    </w:p>
+    <w:tbl>
+      <w:tblPr>
+        <w:tblStyle w:val="Cuadrculaclara-nfasis1"/>
+        <w:tblW w:type="auto" w:w="0"/>
+        <w:tblLook w:firstColumn="1" w:firstRow="1" w:lastColumn="0" w:lastRow="0" w:noHBand="0" w:noVBand="1" w:val="04A0"/>
+      </w:tblPr>
+      <w:tblGrid>
+        <w:gridCol w:w="2880"/>
+        <w:gridCol w:w="2880"/>
+        <w:gridCol w:w="2880"/>
+      </w:tblGrid>
+      <w:tr>
+        <w:tc>
+          <w:tcPr>
+            <w:tcW w:type="dxa" w:w="2880"/>
+          </w:tcPr>
+          <w:p>
+            <w:r>
+              <w:t>Canal</w:t>
+            </w:r>
+          </w:p>
+        </w:tc>
+        <w:tc>
+          <w:tcPr>
+            <w:tcW w:type="dxa" w:w="2880"/>
+          </w:tcPr>
+          <w:p>
+            <w:r>
+              <w:t>Pasos</w:t>
+            </w:r>
+          </w:p>
+        </w:tc>
+        <w:tc>
+          <w:tcPr>
+            <w:tcW w:type="dxa" w:w="2880"/>
+          </w:tcPr>
+          <w:p>
+            <w:r>
+              <w:t>Secuencia hasta el primer mensaje útil</w:t>
+            </w:r>
+          </w:p>
+        </w:tc>
+      </w:tr>
+      <w:tr>
+        <w:tc>
+          <w:tcPr>
+            <w:tcW w:type="dxa" w:w="2880"/>
+          </w:tcPr>
+          <w:p>
+            <w:r>
+              <w:t>Aplicación web, usuario ya registrado</w:t>
+            </w:r>
+          </w:p>
+        </w:tc>
+        <w:tc>
+          <w:tcPr>
+            <w:tcW w:type="dxa" w:w="2880"/>
+          </w:tcPr>
+          <w:p>
+            <w:r>
+              <w:t>2</w:t>
+            </w:r>
+          </w:p>
+        </w:tc>
+        <w:tc>
+          <w:tcPr>
+            <w:tcW w:type="dxa" w:w="2880"/>
+          </w:tcPr>
+          <w:p>
+            <w:r>
+              <w:t>Abrir la URL en el navegador; iniciar sesión</w:t>
+            </w:r>
+          </w:p>
+        </w:tc>
+      </w:tr>
+      <w:tr>
+        <w:tc>
+          <w:tcPr>
+            <w:tcW w:type="dxa" w:w="2880"/>
+          </w:tcPr>
+          <w:p>
+            <w:r>
+              <w:t>Aplicación web, usuario nuevo</w:t>
+            </w:r>
+          </w:p>
+        </w:tc>
+        <w:tc>
+          <w:tcPr>
+            <w:tcW w:type="dxa" w:w="2880"/>
+          </w:tcPr>
+          <w:p>
+            <w:r>
+              <w:t>3</w:t>
+            </w:r>
+          </w:p>
+        </w:tc>
+        <w:tc>
+          <w:tcPr>
+            <w:tcW w:type="dxa" w:w="2880"/>
+          </w:tcPr>
+          <w:p>
+            <w:r>
+              <w:t>Abrir la URL en el navegador; completar el registro; iniciar sesión</w:t>
+            </w:r>
+          </w:p>
+        </w:tc>
+      </w:tr>
+      <w:tr>
+        <w:tc>
+          <w:tcPr>
+            <w:tcW w:type="dxa" w:w="2880"/>
+          </w:tcPr>
+          <w:p>
+            <w:r>
+              <w:t>Bot de Telegram, con la aplicación instalada</w:t>
+            </w:r>
+          </w:p>
+        </w:tc>
+        <w:tc>
+          <w:tcPr>
+            <w:tcW w:type="dxa" w:w="2880"/>
+          </w:tcPr>
+          <w:p>
+            <w:r>
+              <w:t>3</w:t>
+            </w:r>
+          </w:p>
+        </w:tc>
+        <w:tc>
+          <w:tcPr>
+            <w:tcW w:type="dxa" w:w="2880"/>
+          </w:tcPr>
+          <w:p>
+            <w:r>
+              <w:t>Abrir Telegram; buscar el bot; iniciar la conversación</w:t>
+            </w:r>
+          </w:p>
+        </w:tc>
+      </w:tr>
+      <w:tr>
+        <w:tc>
+          <w:tcPr>
+            <w:tcW w:type="dxa" w:w="2880"/>
+          </w:tcPr>
+          <w:p>
+            <w:r>
+              <w:t>Bot de Telegram, sin la aplicación instalada</w:t>
+            </w:r>
+          </w:p>
+        </w:tc>
+        <w:tc>
+          <w:tcPr>
+            <w:tcW w:type="dxa" w:w="2880"/>
+          </w:tcPr>
+          <w:p>
+            <w:r>
+              <w:t>7</w:t>
+            </w:r>
+          </w:p>
+        </w:tc>
+        <w:tc>
+          <w:tcPr>
+            <w:tcW w:type="dxa" w:w="2880"/>
+          </w:tcPr>
+          <w:p>
+            <w:r>
+              <w:t>Ir a la tienda de aplicaciones; descargar; instalar; registrarse con número de teléfono; verificar por SMS; buscar el bot; iniciar la conversación</w:t>
+            </w:r>
+          </w:p>
+        </w:tc>
+      </w:tr>
+    </w:tbl>
+    <w:p>
+      <w:r>
+        <w:t>Nota. El conteo es una estimación analítica y no una medición de adopción: registra pasos de acceso, no conductas observadas. Su valor está en mostrar que la diferencia entre ambos canales no es uniforme sino que depende de una condición previa —tener o no la aplicación instalada—, y que es en el usuario sin Telegram donde la brecha se vuelve significativa. Ese es el perfil sobre el que se apoya la observación que motivó el cambio de canal, citada en el apartado 1.2.</w:t>
       </w:r>
     </w:p>
     <w:p>
@@ -1813,16 +1546,7 @@
     </w:p>
     <w:p>
       <w:r>
-        <w:t>Este trabajo se enmarca en una investigación de tipo aplicada, orientada al desarrollo tecnológico con validación funcional. Su pro</w:t>
-      </w:r>
-      <w:r>
-        <w:t>pósito no es la construcción de teoría sino la resolución de un problema práctico concreto: la gestión de turnos en clínicas veterinarias de pequeña escala. La fase de diagnóstico se apoyó en la experiencia acumulada de la etapa previa del proyecto —que sí</w:t>
-      </w:r>
-      <w:r>
-        <w:t xml:space="preserve"> incluyó un relevamiento cualitativo en tres clínicas de Neuquén— mientras que la fase de validación se centró en pruebas funcionales de caja negra sobre los flujos implementados, sin involucrar a usuarios finales ni aplicar instrumentos cuantitativos sobr</w:t>
-      </w:r>
-      <w:r>
-        <w:t>e ellos.</w:t>
+        <w:t>Este trabajo se enmarca en una investigación de tipo aplicada, orientada al desarrollo tecnológico con validación funcional. Su propósito no es la construcción de teoría sino la resolución de un problema práctico concreto: la gestión de turnos en clínicas veterinarias de pequeña escala. La fase de diagnóstico se apoyó en el análisis de las limitaciones de la versión previa del sistema y en la devolución recibida sobre ella, mientras que la fase de validación se centró en pruebas funcionales de caja negra sobre los flujos implementados. El trabajo no incluyó relevamiento de campo sobre establecimientos veterinarios ni aplicación de instrumentos sobre usuarios finales.</w:t>
       </w:r>
     </w:p>
     <w:p>
@@ -1843,7 +1567,7 @@
     </w:p>
     <w:p>
       <w:r>
-        <w:t>El diseño global del trabajo siguió un modelo de desarrollo iterativo en cuatro fases secuenciales, detalladas en la tabla siguiente.</w:t>
+        <w:t>El diseño global del trabajo siguió un modelo de desarrollo iterativo en cuatro fases secuenciales, detalladas en la Tabla 3.</w:t>
       </w:r>
     </w:p>
     <w:p>
@@ -1851,7 +1575,7 @@
         <w:rPr>
           <w:b/>
         </w:rPr>
-        <w:t>Tabla 2</w:t>
+        <w:t>Tabla 3</w:t>
       </w:r>
     </w:p>
     <w:p>
@@ -2179,10 +1903,7 @@
     </w:p>
     <w:p>
       <w:r>
-        <w:t>Es importante señalar que el desarrollo fue realizado por un equipo de dos personas que simultáneamente cursaban otras materias de la carrera, lo que resultó en una dedicación variable —típicamente entre 30 minutos</w:t>
-      </w:r>
-      <w:r>
-        <w:t xml:space="preserve"> y 3 horas diarias— distribuida a lo largo de aproximadamente dos meses. Esta restricción de recursos es relevante para contextualizar tanto los logros como las limitaciones del trabajo.</w:t>
+        <w:t>Es importante señalar que el desarrollo fue realizado por un equipo de dos personas que simultáneamente cursaban otras materias de la carrera, lo que resultó en una dedicación variable —típicamente entre 30 minutos y 3 horas diarias— distribuida a lo largo de las catorce semanas que abarcan las cuatro fases. Esta restricción de recursos es relevante para contextualizar tanto los logros como las limitaciones del trabajo.</w:t>
       </w:r>
     </w:p>
     <w:p>
@@ -2209,13 +1930,7 @@
     </w:p>
     <w:p>
       <w:r>
-        <w:t>La unidad de análisis principa</w:t>
-      </w:r>
-      <w:r>
-        <w:t>l es el sistema VetFlow en sí mismo como artefacto de software. A diferencia de la versión previa del proyecto —que incluyó un relevamiento etnográfico en tres clínicas veterinarias de Neuquén—, el presente trabajo se centra en la construcción y validación</w:t>
-      </w:r>
-      <w:r>
-        <w:t xml:space="preserve"> técnica del sistema, sin incluir una fase de evaluación con usuarios reales.</w:t>
+        <w:t>La unidad de análisis principal es el sistema VetFlow en sí mismo como artefacto de software. El trabajo se centra en su construcción y en su validación técnica, sin incluir una fase de evaluación con usuarios reales ni relevamiento sobre establecimientos veterinarios.</w:t>
       </w:r>
     </w:p>
     <w:p>
@@ -2286,6 +2001,387 @@
     </w:p>
     <w:p>
       <w:r>
+        <w:t>Los requisitos resultantes se sintetizan en la Tabla 4. Constituyen la referencia contra la cual se diseñó la batería de pruebas cuyos resultados se presentan en el apartado 6.1.</w:t>
+      </w:r>
+    </w:p>
+    <w:p>
+      <w:r>
+        <w:t>Tabla 4</w:t>
+      </w:r>
+    </w:p>
+    <w:p>
+      <w:r>
+        <w:rPr>
+          <w:i/>
+        </w:rPr>
+        <w:t>Requisitos funcionales y no funcionales del sistema.</w:t>
+      </w:r>
+    </w:p>
+    <w:tbl>
+      <w:tblPr>
+        <w:tblStyle w:val="Cuadrculaclara-nfasis1"/>
+        <w:tblW w:type="auto" w:w="0"/>
+        <w:tblLook w:firstColumn="1" w:firstRow="1" w:lastColumn="0" w:lastRow="0" w:noHBand="0" w:noVBand="1" w:val="04A0"/>
+      </w:tblPr>
+      <w:tblGrid>
+        <w:gridCol w:w="4320"/>
+        <w:gridCol w:w="4320"/>
+      </w:tblGrid>
+      <w:tr>
+        <w:tc>
+          <w:tcPr>
+            <w:tcW w:type="dxa" w:w="4320"/>
+          </w:tcPr>
+          <w:p>
+            <w:r>
+              <w:t>ID</w:t>
+            </w:r>
+          </w:p>
+        </w:tc>
+        <w:tc>
+          <w:tcPr>
+            <w:tcW w:type="dxa" w:w="4320"/>
+          </w:tcPr>
+          <w:p>
+            <w:r>
+              <w:t>Requisito</w:t>
+            </w:r>
+          </w:p>
+        </w:tc>
+      </w:tr>
+      <w:tr>
+        <w:tc>
+          <w:tcPr>
+            <w:tcW w:type="dxa" w:w="4320"/>
+          </w:tcPr>
+          <w:p>
+            <w:r>
+              <w:t>RF-01</w:t>
+            </w:r>
+          </w:p>
+        </w:tc>
+        <w:tc>
+          <w:tcPr>
+            <w:tcW w:type="dxa" w:w="4320"/>
+          </w:tcPr>
+          <w:p>
+            <w:r>
+              <w:t>El sistema permite registrar un usuario y autenticarlo mediante credenciales propias.</w:t>
+            </w:r>
+          </w:p>
+        </w:tc>
+      </w:tr>
+      <w:tr>
+        <w:tc>
+          <w:tcPr>
+            <w:tcW w:type="dxa" w:w="4320"/>
+          </w:tcPr>
+          <w:p>
+            <w:r>
+              <w:t>RF-02</w:t>
+            </w:r>
+          </w:p>
+        </w:tc>
+        <w:tc>
+          <w:tcPr>
+            <w:tcW w:type="dxa" w:w="4320"/>
+          </w:tcPr>
+          <w:p>
+            <w:r>
+              <w:t>Un cliente gestiona exclusivamente sus propias mascotas.</w:t>
+            </w:r>
+          </w:p>
+        </w:tc>
+      </w:tr>
+      <w:tr>
+        <w:tc>
+          <w:tcPr>
+            <w:tcW w:type="dxa" w:w="4320"/>
+          </w:tcPr>
+          <w:p>
+            <w:r>
+              <w:t>RF-03</w:t>
+            </w:r>
+          </w:p>
+        </w:tc>
+        <w:tc>
+          <w:tcPr>
+            <w:tcW w:type="dxa" w:w="4320"/>
+          </w:tcPr>
+          <w:p>
+            <w:r>
+              <w:t>El agente conversacional guía el agendamiento paso a paso: mascota, veterinario, fecha y hora.</w:t>
+            </w:r>
+          </w:p>
+        </w:tc>
+      </w:tr>
+      <w:tr>
+        <w:tc>
+          <w:tcPr>
+            <w:tcW w:type="dxa" w:w="4320"/>
+          </w:tcPr>
+          <w:p>
+            <w:r>
+              <w:t>RF-04</w:t>
+            </w:r>
+          </w:p>
+        </w:tc>
+        <w:tc>
+          <w:tcPr>
+            <w:tcW w:type="dxa" w:w="4320"/>
+          </w:tcPr>
+          <w:p>
+            <w:r>
+              <w:t>Cada turno queda asociado al veterinario que lo atenderá.</w:t>
+            </w:r>
+          </w:p>
+        </w:tc>
+      </w:tr>
+      <w:tr>
+        <w:tc>
+          <w:tcPr>
+            <w:tcW w:type="dxa" w:w="4320"/>
+          </w:tcPr>
+          <w:p>
+            <w:r>
+              <w:t>RF-05</w:t>
+            </w:r>
+          </w:p>
+        </w:tc>
+        <w:tc>
+          <w:tcPr>
+            <w:tcW w:type="dxa" w:w="4320"/>
+          </w:tcPr>
+          <w:p>
+            <w:r>
+              <w:t>El sistema ofrece únicamente los bloques horarios libres del veterinario para la fecha elegida.</w:t>
+            </w:r>
+          </w:p>
+        </w:tc>
+      </w:tr>
+      <w:tr>
+        <w:tc>
+          <w:tcPr>
+            <w:tcW w:type="dxa" w:w="4320"/>
+          </w:tcPr>
+          <w:p>
+            <w:r>
+              <w:t>RF-06</w:t>
+            </w:r>
+          </w:p>
+        </w:tc>
+        <w:tc>
+          <w:tcPr>
+            <w:tcW w:type="dxa" w:w="4320"/>
+          </w:tcPr>
+          <w:p>
+            <w:r>
+              <w:t>Al confirmar un turno, este se persiste en PostgreSQL y se crea el evento correspondiente en Google Calendar.</w:t>
+            </w:r>
+          </w:p>
+        </w:tc>
+      </w:tr>
+      <w:tr>
+        <w:tc>
+          <w:tcPr>
+            <w:tcW w:type="dxa" w:w="4320"/>
+          </w:tcPr>
+          <w:p>
+            <w:r>
+              <w:t>RF-07</w:t>
+            </w:r>
+          </w:p>
+        </w:tc>
+        <w:tc>
+          <w:tcPr>
+            <w:tcW w:type="dxa" w:w="4320"/>
+          </w:tcPr>
+          <w:p>
+            <w:r>
+              <w:t>El usuario puede reprogramar un turno vigente.</w:t>
+            </w:r>
+          </w:p>
+        </w:tc>
+      </w:tr>
+      <w:tr>
+        <w:tc>
+          <w:tcPr>
+            <w:tcW w:type="dxa" w:w="4320"/>
+          </w:tcPr>
+          <w:p>
+            <w:r>
+              <w:t>RF-08</w:t>
+            </w:r>
+          </w:p>
+        </w:tc>
+        <w:tc>
+          <w:tcPr>
+            <w:tcW w:type="dxa" w:w="4320"/>
+          </w:tcPr>
+          <w:p>
+            <w:r>
+              <w:t>El usuario puede cancelar un turno; el registro se conserva y el horario se libera.</w:t>
+            </w:r>
+          </w:p>
+        </w:tc>
+      </w:tr>
+      <w:tr>
+        <w:tc>
+          <w:tcPr>
+            <w:tcW w:type="dxa" w:w="4320"/>
+          </w:tcPr>
+          <w:p>
+            <w:r>
+              <w:t>RF-09</w:t>
+            </w:r>
+          </w:p>
+        </w:tc>
+        <w:tc>
+          <w:tcPr>
+            <w:tcW w:type="dxa" w:w="4320"/>
+          </w:tcPr>
+          <w:p>
+            <w:r>
+              <w:t>El usuario puede consultar sus turnos futuros confirmados.</w:t>
+            </w:r>
+          </w:p>
+        </w:tc>
+      </w:tr>
+      <w:tr>
+        <w:tc>
+          <w:tcPr>
+            <w:tcW w:type="dxa" w:w="4320"/>
+          </w:tcPr>
+          <w:p>
+            <w:r>
+              <w:t>RF-10</w:t>
+            </w:r>
+          </w:p>
+        </w:tc>
+        <w:tc>
+          <w:tcPr>
+            <w:tcW w:type="dxa" w:w="4320"/>
+          </w:tcPr>
+          <w:p>
+            <w:r>
+              <w:t>El sistema responde a saludos y despedidas sin interferir con un flujo activo.</w:t>
+            </w:r>
+          </w:p>
+        </w:tc>
+      </w:tr>
+      <w:tr>
+        <w:tc>
+          <w:tcPr>
+            <w:tcW w:type="dxa" w:w="4320"/>
+          </w:tcPr>
+          <w:p>
+            <w:r>
+              <w:t>RF-11</w:t>
+            </w:r>
+          </w:p>
+        </w:tc>
+        <w:tc>
+          <w:tcPr>
+            <w:tcW w:type="dxa" w:w="4320"/>
+          </w:tcPr>
+          <w:p>
+            <w:r>
+              <w:t>El personal de la clínica registra y consulta el historial clínico de cada mascota, con permisos diferenciados por rol.</w:t>
+            </w:r>
+          </w:p>
+        </w:tc>
+      </w:tr>
+      <w:tr>
+        <w:tc>
+          <w:tcPr>
+            <w:tcW w:type="dxa" w:w="4320"/>
+          </w:tcPr>
+          <w:p>
+            <w:r>
+              <w:t>RNF-01</w:t>
+            </w:r>
+          </w:p>
+        </w:tc>
+        <w:tc>
+          <w:tcPr>
+            <w:tcW w:type="dxa" w:w="4320"/>
+          </w:tcPr>
+          <w:p>
+            <w:r>
+              <w:t>El estado conversacional se mantiene ante entradas no previstas, sin reiniciar el flujo.</w:t>
+            </w:r>
+          </w:p>
+        </w:tc>
+      </w:tr>
+      <w:tr>
+        <w:tc>
+          <w:tcPr>
+            <w:tcW w:type="dxa" w:w="4320"/>
+          </w:tcPr>
+          <w:p>
+            <w:r>
+              <w:t>RNF-02</w:t>
+            </w:r>
+          </w:p>
+        </w:tc>
+        <w:tc>
+          <w:tcPr>
+            <w:tcW w:type="dxa" w:w="4320"/>
+          </w:tcPr>
+          <w:p>
+            <w:r>
+              <w:t>Las entradas se validan antes de persistir: formato de fecha, existencia de la fecha y día hábil.</w:t>
+            </w:r>
+          </w:p>
+        </w:tc>
+      </w:tr>
+      <w:tr>
+        <w:tc>
+          <w:tcPr>
+            <w:tcW w:type="dxa" w:w="4320"/>
+          </w:tcPr>
+          <w:p>
+            <w:r>
+              <w:t>RNF-03</w:t>
+            </w:r>
+          </w:p>
+        </w:tc>
+        <w:tc>
+          <w:tcPr>
+            <w:tcW w:type="dxa" w:w="4320"/>
+          </w:tcPr>
+          <w:p>
+            <w:r>
+              <w:t>Todo endpoint de datos exige un token de acceso válido y verifica el rol del solicitante.</w:t>
+            </w:r>
+          </w:p>
+        </w:tc>
+      </w:tr>
+      <w:tr>
+        <w:tc>
+          <w:tcPr>
+            <w:tcW w:type="dxa" w:w="4320"/>
+          </w:tcPr>
+          <w:p>
+            <w:r>
+              <w:t>RNF-04</w:t>
+            </w:r>
+          </w:p>
+        </w:tc>
+        <w:tc>
+          <w:tcPr>
+            <w:tcW w:type="dxa" w:w="4320"/>
+          </w:tcPr>
+          <w:p>
+            <w:r>
+              <w:t>El webhook de n8n solo acepta solicitudes autenticadas provenientes del backend.</w:t>
+            </w:r>
+          </w:p>
+        </w:tc>
+      </w:tr>
+    </w:tbl>
+    <w:p>
+      <w:r>
         <w:rPr>
           <w:b/>
         </w:rPr>
@@ -2294,11 +2390,7 @@
     </w:p>
     <w:p>
       <w:r>
-        <w:lastRenderedPageBreak/>
-        <w:t>El diseño de la arquitectura se documentó mediante diagramas de alto nivel que muestran la interacción entre los tres componentes principales: fronte</w:t>
-      </w:r>
-      <w:r>
-        <w:t>nd React, backend FastAPI y motor de IA en n8n. El modelo de datos se definió para PostgreSQL con tres entidades principales —clientes, mascotas y citas— y se diseñó la máquina de estados que gobierna los flujos conversacionales.</w:t>
+        <w:t>El diseño de la arquitectura se documentó mediante diagramas de alto nivel que muestran la interacción entre los tres componentes principales: frontend React, backend FastAPI y motor de IA en n8n. El modelo de datos se definió para PostgreSQL con cuatro entidades principales —clientes, mascotas, citas e historial_medico— y se diseñó la máquina de estados que gobierna los flujos conversacionales.</w:t>
       </w:r>
     </w:p>
     <w:p>
@@ -2353,19 +2445,7 @@
     </w:p>
     <w:p>
       <w:r>
-        <w:t xml:space="preserve">3. </w:t>
-      </w:r>
-      <w:r>
-        <w:rPr>
-          <w:b/>
-        </w:rPr>
-        <w:t>n8n</w:t>
-      </w:r>
-      <w:r>
-        <w:t>: configuración del workflow con AI Agents, nodos PostgreSQL, Google Calendar y webhooks de entrada/salid</w:t>
-      </w:r>
-      <w:r>
-        <w:t>a.</w:t>
+        <w:t>3. n8n: configuración del workflow con el AI Agent, nodos PostgreSQL, Google Calendar y webhooks de entrada/salida.</w:t>
       </w:r>
     </w:p>
     <w:p>
@@ -2378,10 +2458,7 @@
     </w:p>
     <w:p>
       <w:r>
-        <w:t>La validación se realizó mediante pruebas de caja negra sobre cada uno de los cuatro flujos principales: agendamiento, reprogramación, cancelación y consulta. Cada flujo fue probado enviando mensajes al chatbot en lenguaje n</w:t>
-      </w:r>
-      <w:r>
-        <w:t>atural y verificando que la respuesta del sistema fuera correcta y que el estado en la base de datos y en Google Calendar reflejara la operación esperada.</w:t>
+        <w:t>La validación se realizó mediante pruebas de caja negra sobre cada uno de los cuatro flujos conversacionales —agendamiento, reprogramación, cancelación y consulta— y, además, sobre el control de acceso de la API y el módulo de registro clínico. Cada flujo fue probado enviando mensajes al chatbot en lenguaje natural y verificando que la respuesta del sistema fuera correcta y que el estado en la base de datos y en Google Calendar reflejara la operación esperada. Los casos de control de acceso se ejercitaron invocando los endpoints de forma directa, sin token, con un token de rol insuficiente y con un token perteneciente a otra cuenta.</w:t>
       </w:r>
     </w:p>
     <w:p>
@@ -2413,13 +2490,27 @@
     </w:p>
     <w:p>
       <w:r>
-        <w:t xml:space="preserve">Si bien el presente trabajo no involucró la recopilación de datos de usuarios reales, el diseño del sistema contempla las disposiciones de la Ley 25.326 de Protección </w:t>
-      </w:r>
-      <w:r>
-        <w:t>de los Datos Personales. Los datos de autenticación (usuarios y contraseñas) son almacenados con hash bcrypt, y no se persisten tokens ni sesiones en el cliente más allá del almacenamiento en sessionStorage del navegador, que se destruye al cerrar la pesta</w:t>
-      </w:r>
-      <w:r>
-        <w:t>ña.</w:t>
+        <w:t>El sistema recopila y almacena datos personales de los propietarios —nombre, apellido, documento de identidad, teléfono y nombre de usuario— y datos clínicos de sus mascotas, por lo que su diseño contempla las disposiciones de la Ley 25.326 de Protección de los Datos Personales.</w:t>
+      </w:r>
+    </w:p>
+    <w:p>
+      <w:r>
+        <w:t>En cuanto a la finalidad, cada dato se recoge para una función determinada: los de contacto identifican al titular del turno, los de la mascota permiten asociar la consulta al animal correspondiente y los registros clínicos documentan la atención recibida. No se recogen datos que el sistema no utilice ni se destinan a fines distintos de la gestión de turnos.</w:t>
+      </w:r>
+    </w:p>
+    <w:p>
+      <w:r>
+        <w:t>Respecto del acceso, el modelo de roles del apartado 5.7 limita la visibilidad de cada dato: un cliente accede únicamente a sus mascotas y a sus turnos, un veterinario a las mascotas del establecimiento y a los turnos que tiene asignados, y solo el administrador puede modificar o eliminar registros clínicos. Las contraseñas se almacenan con hash bcrypt y no se devuelven en ninguna respuesta de la API.</w:t>
+      </w:r>
+    </w:p>
+    <w:p>
+      <w:r>
+        <w:t>En cuanto a la conservación, la sesión se mantiene en el almacenamiento del navegador y se destruye al cerrar la pestaña, y el token de acceso tiene además una expiración fija. Los turnos cancelados se conservan con estado cancelado por trazabilidad y no se eliminan de la base de datos.</w:t>
+      </w:r>
+    </w:p>
+    <w:p>
+      <w:r>
+        <w:t>Un despliegue en un establecimiento real requeriría, adicionalmente, tres elementos que este trabajo no implementó por tratarse de un prototipo sin usuarios finales: un aviso de privacidad que informe la finalidad del tratamiento al momento del registro, un procedimiento documentado para atender solicitudes de acceso, rectificación y supresión, y una política explícita de plazos de conservación de los registros clínicos.</w:t>
       </w:r>
     </w:p>
     <w:p>
@@ -2486,7 +2577,7 @@
     </w:p>
     <w:p>
       <w:r>
-        <w:t>Desarrollada en Python 3.11 con FastAPI, la capa de negocio expone una API REST con los siguientes endpoints:</w:t>
+        <w:t>Desarrollada en Python 3.11 con FastAPI, la capa de negocio expone la API REST cuyos endpoints principales detalla la Tabla 5:</w:t>
       </w:r>
     </w:p>
     <w:p>
@@ -2494,7 +2585,7 @@
         <w:rPr>
           <w:b/>
         </w:rPr>
-        <w:t>Tabla 3</w:t>
+        <w:t>Tabla 5</w:t>
       </w:r>
     </w:p>
     <w:p>
@@ -2624,7 +2715,7 @@
               <w:cnfStyle w:val="000000010000" w:firstRow="0" w:lastRow="0" w:firstColumn="0" w:lastColumn="0" w:oddVBand="0" w:evenVBand="0" w:oddHBand="0" w:evenHBand="1" w:firstRowFirstColumn="0" w:firstRowLastColumn="0" w:lastRowFirstColumn="0" w:lastRowLastColumn="0"/>
             </w:pPr>
             <w:r>
-              <w:t>GET/POST /api/mascotas, PATCH/DELETE /api/mascotas/{id}</w:t>
+              <w:t>GET/POST /api/mascotas/, PATCH/DELETE /api/mascotas/{id}, GET /api/mascotas/todas</w:t>
             </w:r>
           </w:p>
         </w:tc>
@@ -2637,7 +2728,7 @@
               <w:cnfStyle w:val="000000010000" w:firstRow="0" w:lastRow="0" w:firstColumn="0" w:lastColumn="0" w:oddVBand="0" w:evenVBand="0" w:oddHBand="0" w:evenHBand="1" w:firstRowFirstColumn="0" w:firstRowLastColumn="0" w:lastRowFirstColumn="0" w:lastRowLastColumn="0"/>
             </w:pPr>
             <w:r>
-              <w:t>CRUD de mascotas por cliente</w:t>
+              <w:t>CRUD de mascotas del cliente autenticado; el listado completo queda reservado al personal de la clínica</w:t>
             </w:r>
           </w:p>
         </w:tc>
@@ -2666,10 +2757,7 @@
               <w:cnfStyle w:val="000000100000" w:firstRow="0" w:lastRow="0" w:firstColumn="0" w:lastColumn="0" w:oddVBand="0" w:evenVBand="0" w:oddHBand="1" w:evenHBand="0" w:firstRowFirstColumn="0" w:firstRowLastColumn="0" w:lastRowFirstColumn="0" w:lastRowLastColumn="0"/>
             </w:pPr>
             <w:r>
-              <w:t>GET /api/citas/?cliente_id=, GET /api/citas/admin, GET /api/citas/mis-ci</w:t>
-            </w:r>
-            <w:r>
-              <w:t>tas-vet</w:t>
+              <w:t>GET /api/citas/, GET /api/citas/admin, GET /api/citas/mis-citas-vet</w:t>
             </w:r>
           </w:p>
         </w:tc>
@@ -2682,7 +2770,7 @@
               <w:cnfStyle w:val="000000100000" w:firstRow="0" w:lastRow="0" w:firstColumn="0" w:lastColumn="0" w:oddVBand="0" w:evenVBand="0" w:oddHBand="1" w:evenHBand="0" w:firstRowFirstColumn="0" w:firstRowLastColumn="0" w:lastRowFirstColumn="0" w:lastRowLastColumn="0"/>
             </w:pPr>
             <w:r>
-              <w:t>Citas por cliente, calendario general (admin) y citas del veterinario (JWT + rol)</w:t>
+              <w:t>Citas del cliente autenticado, calendario general (solo admin) y citas del veterinario autenticado; todas exigen JWT y verifican rol</w:t>
             </w:r>
           </w:p>
         </w:tc>
@@ -2766,10 +2854,43 @@
               <w:cnfStyle w:val="000000100000" w:firstRow="0" w:lastRow="0" w:firstColumn="0" w:lastColumn="0" w:oddVBand="0" w:evenVBand="0" w:oddHBand="1" w:evenHBand="0" w:firstRowFirstColumn="0" w:firstRowLastColumn="0" w:lastRowFirstColumn="0" w:lastRowLastColumn="0"/>
             </w:pPr>
             <w:r>
-              <w:t>Proxy que reenvía el</w:t>
-            </w:r>
-            <w:r>
-              <w:t xml:space="preserve"> mensaje al webhook de n8n</w:t>
+              <w:t>Proxy autenticado que reenvía el mensaje al webhook de n8n junto al identificador del cliente resuelto desde el token</w:t>
+            </w:r>
+          </w:p>
+        </w:tc>
+      </w:tr>
+      <w:tr>
+        <w:trPr>
+          <w:cnfStyle w:val="000000100000" w:firstRow="0" w:lastRow="0" w:firstColumn="0" w:lastColumn="0" w:oddVBand="0" w:evenVBand="0" w:oddHBand="1" w:evenHBand="0" w:firstRowFirstColumn="0" w:firstRowLastColumn="0" w:lastRowFirstColumn="0" w:lastRowLastColumn="0"/>
+        </w:trPr>
+        <w:tc>
+          <w:tcPr>
+            <w:cnfStyle w:val="001000000000" w:firstRow="0" w:lastRow="0" w:firstColumn="1" w:lastColumn="0" w:oddVBand="0" w:evenVBand="0" w:oddHBand="0" w:evenHBand="0" w:firstRowFirstColumn="0" w:firstRowLastColumn="0" w:lastRowFirstColumn="0" w:lastRowLastColumn="0"/>
+            <w:tcW w:w="2880" w:type="dxa"/>
+          </w:tcPr>
+          <w:p>
+            <w:r>
+              <w:t>Historial</w:t>
+            </w:r>
+          </w:p>
+        </w:tc>
+        <w:tc>
+          <w:tcPr>
+            <w:tcW w:w="2880" w:type="dxa"/>
+          </w:tcPr>
+          <w:p>
+            <w:r>
+              <w:t>GET/POST /api/mascotas/{id}/historial, PATCH/DELETE /api/historial/{id}</w:t>
+            </w:r>
+          </w:p>
+        </w:tc>
+        <w:tc>
+          <w:tcPr>
+            <w:tcW w:w="2880" w:type="dxa"/>
+          </w:tcPr>
+          <w:p>
+            <w:r>
+              <w:t>Registro clínico por mascota: lectura para el dueño y el personal, alta para veterinario y admin, edición y baja solo para admin</w:t>
             </w:r>
           </w:p>
         </w:tc>
@@ -2909,7 +3030,7 @@
     <w:p>
       <w:pPr/>
       <w:r>
-        <w:t>La arquitectura general del sistema se representa en la Figura 1 (Anexo A).</w:t>
+        <w:t>La arquitectura general del sistema se representa en la Figura 1 y el modelo de datos en la Figura 2, ambas incluidas en el Anexo A.</w:t>
       </w:r>
     </w:p>
     <w:p>
@@ -2922,7 +3043,7 @@
     </w:p>
     <w:p>
       <w:r>
-        <w:t>La tabla siguiente describe todos los componentes del sistema, su tecnología y función específica.</w:t>
+        <w:t>La Tabla 6 describe todos los componentes del sistema, su tecnología y función específica.</w:t>
       </w:r>
     </w:p>
     <w:p>
@@ -2930,7 +3051,7 @@
         <w:rPr>
           <w:b/>
         </w:rPr>
-        <w:t>Tabla 4</w:t>
+        <w:t>Tabla 6</w:t>
       </w:r>
     </w:p>
     <w:p>
@@ -3344,7 +3465,7 @@
               <w:cnfStyle w:val="000000010000" w:firstRow="0" w:lastRow="0" w:firstColumn="0" w:lastColumn="0" w:oddVBand="0" w:evenVBand="0" w:oddHBand="0" w:evenHBand="1" w:firstRowFirstColumn="0" w:firstRowLastColumn="0" w:lastRowFirstColumn="0" w:lastRowLastColumn="0"/>
             </w:pPr>
             <w:r>
-              <w:t>Dependencia get_current_user; endpoints de veterinario protegidos y verificados por rol</w:t>
+              <w:t>Dependencia get_current_user; todos los endpoints de datos exigen token válido y verifican el rol</w:t>
             </w:r>
           </w:p>
         </w:tc>
@@ -3454,7 +3575,7 @@
               <w:cnfStyle w:val="000000010000" w:firstRow="0" w:lastRow="0" w:firstColumn="0" w:lastColumn="0" w:oddVBand="0" w:evenVBand="0" w:oddHBand="0" w:evenHBand="1" w:firstRowFirstColumn="0" w:firstRowLastColumn="0" w:lastRowFirstColumn="0" w:lastRowLastColumn="0"/>
             </w:pPr>
             <w:r>
-              <w:t>Permite solicitudes desde cualquier origen</w:t>
+              <w:t>Restringe el origen permitido al dominio del frontend mediante configuración</w:t>
             </w:r>
           </w:p>
         </w:tc>
@@ -3773,11 +3894,8 @@
             <w:tcW w:w="2160" w:type="dxa"/>
           </w:tcPr>
           <w:p>
-            <w:pPr>
-              <w:cnfStyle w:val="000000010000" w:firstRow="0" w:lastRow="0" w:firstColumn="0" w:lastColumn="0" w:oddVBand="0" w:evenVBand="0" w:oddHBand="0" w:evenHBand="1" w:firstRowFirstColumn="0" w:firstRowLastColumn="0" w:lastRowFirstColumn="0" w:lastRowLastColumn="0"/>
-            </w:pPr>
-            <w:r>
-              <w:t>Tablas: clientes, mascotas, citas</w:t>
+            <w:r>
+              <w:t>Tablas: clientes, mascotas, citas, historial_medico</w:t>
             </w:r>
           </w:p>
         </w:tc>
@@ -3786,11 +3904,8 @@
             <w:tcW w:w="2160" w:type="dxa"/>
           </w:tcPr>
           <w:p>
-            <w:pPr>
-              <w:cnfStyle w:val="000000010000" w:firstRow="0" w:lastRow="0" w:firstColumn="0" w:lastColumn="0" w:oddVBand="0" w:evenVBand="0" w:oddHBand="0" w:evenHBand="1" w:firstRowFirstColumn="0" w:firstRowLastColumn="0" w:lastRowFirstColumn="0" w:lastRowLastColumn="0"/>
-            </w:pPr>
-            <w:r>
-              <w:t>Persistencia de usuarios, mascotas y turnos</w:t>
+            <w:r>
+              <w:t>Persistencia de usuarios, mascotas, turnos y registros clínicos</w:t>
             </w:r>
           </w:p>
         </w:tc>
@@ -3977,6 +4092,52 @@
           </w:tcPr>
           <w:p>
             <w:r>
+              <w:t>BD</w:t>
+            </w:r>
+          </w:p>
+        </w:tc>
+        <w:tc>
+          <w:tcPr>
+            <w:tcW w:w="2160" w:type="dxa"/>
+          </w:tcPr>
+          <w:p>
+            <w:r>
+              <w:t>Tabla historial_medico</w:t>
+            </w:r>
+          </w:p>
+        </w:tc>
+        <w:tc>
+          <w:tcPr>
+            <w:tcW w:w="2160" w:type="dxa"/>
+          </w:tcPr>
+          <w:p>
+            <w:r>
+              <w:t>id, mascota_id (FK), fecha, tipo, descripcion, diagnostico, tratamiento, notas, created_at</w:t>
+            </w:r>
+          </w:p>
+        </w:tc>
+        <w:tc>
+          <w:tcPr>
+            <w:tcW w:w="2160" w:type="dxa"/>
+          </w:tcPr>
+          <w:p>
+            <w:r>
+              <w:t>Registros clínicos asociados a cada mascota</w:t>
+            </w:r>
+          </w:p>
+        </w:tc>
+      </w:tr>
+      <w:tr>
+        <w:trPr>
+          <w:cnfStyle w:val="000000010000" w:firstRow="0" w:lastRow="0" w:firstColumn="0" w:lastColumn="0" w:oddVBand="0" w:evenVBand="0" w:oddHBand="0" w:evenHBand="1" w:firstRowFirstColumn="0" w:firstRowLastColumn="0" w:lastRowFirstColumn="0" w:lastRowLastColumn="0"/>
+        </w:trPr>
+        <w:tc>
+          <w:tcPr>
+            <w:cnfStyle w:val="001000000000" w:firstRow="0" w:lastRow="0" w:firstColumn="1" w:lastColumn="0" w:oddVBand="0" w:evenVBand="0" w:oddHBand="0" w:evenHBand="0" w:firstRowFirstColumn="0" w:firstRowLastColumn="0" w:lastRowFirstColumn="0" w:lastRowLastColumn="0"/>
+            <w:tcW w:w="2160" w:type="dxa"/>
+          </w:tcPr>
+          <w:p>
+            <w:r>
               <w:lastRenderedPageBreak/>
               <w:t>Orquestación</w:t>
             </w:r>
@@ -4243,7 +4404,7 @@
               <w:cnfStyle w:val="000000100000" w:firstRow="0" w:lastRow="0" w:firstColumn="0" w:lastColumn="0" w:oddVBand="0" w:evenVBand="0" w:oddHBand="1" w:evenHBand="0" w:firstRowFirstColumn="0" w:firstRowLastColumn="0" w:lastRowFirstColumn="0" w:lastRowLastColumn="0"/>
             </w:pPr>
             <w:r>
-              <w:t>Motor de lenguaje de los AI Agents</w:t>
+              <w:t>Motor de lenguaje del AI Agent</w:t>
             </w:r>
           </w:p>
         </w:tc>
@@ -4631,7 +4792,7 @@
     <w:p>
       <w:r>
         <w:rPr/>
-        <w:t>5. Hora (estado: "esphora"): El sistema consulta las horas ya ocupadas para ese veterinario y esa fecha, y presenta los bloques horarios disponibles en franjas de una hora —mañana de 08:00 a 13:00 y tarde de 16:00 a 21:00— descartando los que ya están ocupados. El usuario elige un número de la lista y el estado se actualiza a "esphora".</w:t>
+        <w:t>5. Hora (estado: "esphora"): El sistema consulta las horas ya ocupadas para ese veterinario y esa fecha, y presenta los bloques horarios disponibles en franjas de una hora —mañana de 08:00 a 13:00 y tarde de 16:00 a 21:00— descartando los que ya están ocupados. El estado se actualiza a "esphora" en el momento de ofrecer la lista, y a continuación el usuario elige un número.</w:t>
       </w:r>
     </w:p>
     <w:p>
@@ -4642,7 +4803,7 @@
     </w:p>
     <w:p>
       <w:r>
-        <w:t>7. Confirmación y creación del evento: Si el horario está libre, n8n crea el evento en Google Calendar y actualiza la fila en PostgreSQL con fecha, hora, veterinario_id y estado: "confirmado". El sistema responde: "✅ ¡Cita confirmada! 🐾 Mascota: {mascota}, 👨‍⚕️ Veterinario: Dr/a. {veterinario}, 📅 Fecha: {fecha}, 🕐 Hora: {hora} - {hora_fin}", con un resumen que incluye la mascota, el veterinario, la fecha y el rango horario del turno.</w:t>
+        <w:t>7. Confirmación y creación del evento: Con la hora ya validada, n8n crea el evento en Google Calendar y actualiza la fila en PostgreSQL con fecha, hora, veterinario_id y estado: "confirmado". El sistema responde: "✅ ¡Cita confirmada! 🐾 Mascota: {mascota}, 👨‍⚕️ Veterinario: Dr/a. {veterinario}, 📅 Fecha: {fecha}, 🕐 Hora: {hora} - {hora_fin}", con un resumen que incluye la mascota, el veterinario, la fecha y el rango horario del turno.</w:t>
       </w:r>
     </w:p>
     <w:p>
@@ -4656,10 +4817,7 @@
     </w:p>
     <w:p>
       <w:r>
-        <w:t>La siguiente figura resume la secuencia de interacciones entre los compon</w:t>
-      </w:r>
-      <w:r>
-        <w:t>entes durante el flujo completo.</w:t>
+        <w:t>La Figura 3 resume la secuencia de interacciones entre los componentes durante el flujo completo.</w:t>
       </w:r>
     </w:p>
     <w:p>
@@ -4760,22 +4918,7 @@
     </w:p>
     <w:p>
       <w:r>
-        <w:t xml:space="preserve">3. </w:t>
-      </w:r>
-      <w:r>
-        <w:rPr>
-          <w:b/>
-        </w:rPr>
-        <w:t>Selección de cita (`estado: "reprofeho"`)</w:t>
-      </w:r>
-      <w:r>
-        <w:t>: El sistema consulta las citas futuras confirmadas (estado: "confirmado"</w:t>
-      </w:r>
-      <w:r>
-        <w:t xml:space="preserve"> y fecha/hora posteriores al momento actual) de la mascota seleccionada. Construye una lista numerada y pregunta: "¿Cuál cita querés reprogramar?". El usuario elige un número. Se actualiza estado: "reprofeho" y se guarda en notas un JSON con el mapeo ({"1"</w:t>
-      </w:r>
-      <w:r>
-        <w:t>: id_cita_elegida}).</w:t>
+        <w:t>3. Selección de cita (`estado: "reprofeho"`): El sistema consulta las citas futuras confirmadas (estado: "confirmado" y fecha/hora posteriores al momento actual) de la mascota seleccionada. Construye una lista numerada y pregunta: "¿Cuál cita querés reprogramar?". El usuario elige un número. Se actualiza estado: "espreprogramar" y se guarda en notas un JSON con el mapeo ({"1": id_cita_elegida}).</w:t>
       </w:r>
     </w:p>
     <w:p>
@@ -4785,22 +4928,7 @@
     </w:p>
     <w:p>
       <w:r>
-        <w:t xml:space="preserve">5. </w:t>
-      </w:r>
-      <w:r>
-        <w:rPr>
-          <w:b/>
-        </w:rPr>
-        <w:t>Confirmació</w:t>
-      </w:r>
-      <w:r>
-        <w:rPr>
-          <w:b/>
-        </w:rPr>
-        <w:t>n</w:t>
-      </w:r>
-      <w:r>
-        <w:t>: Si todo es válido, se actualiza la cita: nuevas fecha y hora, estado: "confirmado". Se crea un nuevo evento en Google Calendar. El sistema responde: "✅ ¡Cita reprogramada correctamente! 🐾 Mascota: {mascota}, 👨⚕️ Veterinario: Dr/a. {veterinario}, 📅 Nueva fecha: {fecha}, 🕐 Nueva hora: {hora} - {hora_fin}".</w:t>
+        <w:t>5. Confirmación: Si todo es válido, se actualiza la cita: nuevas fecha y hora, estado: "confirmado". Se actualiza el evento existente en Google Calendar con la nueva fecha y hora, sin crear uno nuevo, y la fila temporal que condujo la conversación queda marcada como inactiva. El sistema responde: "✅ ¡Cita reprogramada correctamente! 🐾 Mascota: {mascota}, 👨⚕️ Veterinario: Dr/a. {veterinario}, 📅 Nueva fecha: {fecha}, 🕐 Nueva hora: {hora} - {hora_fin}".</w:t>
       </w:r>
     </w:p>
     <w:p>
@@ -4965,6 +5093,682 @@
       </w:r>
     </w:p>
     <w:p>
+      <w:r>
+        <w:t>Consolidación de la máquina de estados</w:t>
+      </w:r>
+    </w:p>
+    <w:p>
+      <w:r>
+        <w:t>Los cuatro flujos comparten un mismo mecanismo de control: cada mensaje se enruta según el estado de la última fila de citas asociada al cliente, y cada paso del flujo actualiza ese estado. El apartado 2.2 introduce el mecanismo y el Anexo B documenta los nodos que lo implementan; la Tabla 7 lo consolida en una definición única.</w:t>
+      </w:r>
+    </w:p>
+    <w:p>
+      <w:r>
+        <w:t>Conviene distinguir dos usos de la tabla citas dentro de esta máquina. En el agendamiento, la fila que conduce la conversación es la misma que termina siendo el turno. En la reprogramación y en la cancelación, en cambio, el sistema inserta una fila temporal que solo transporta el estado y los mapeos numéricos guardados en notas, mientras la cita real —ya confirmada— se modifica recién al final del flujo. Esa fila temporal se marca como inactiva al reprogramar y se elimina al cancelar. La distinción explica por qué los estados de esos dos flujos no describen el ciclo de vida de un turno sino el de una conversación.</w:t>
+      </w:r>
+    </w:p>
+    <w:p>
+      <w:r>
+        <w:t>Tabla 7</w:t>
+      </w:r>
+    </w:p>
+    <w:p>
+      <w:r>
+        <w:rPr>
+          <w:i/>
+        </w:rPr>
+        <w:t>Estados de la máquina de estados conversacional.</w:t>
+      </w:r>
+    </w:p>
+    <w:tbl>
+      <w:tblPr>
+        <w:tblStyle w:val="Cuadrculaclara-nfasis1"/>
+        <w:tblW w:type="auto" w:w="0"/>
+        <w:tblLook w:firstColumn="1" w:firstRow="1" w:lastColumn="0" w:lastRow="0" w:noHBand="0" w:noVBand="1" w:val="04A0"/>
+      </w:tblPr>
+      <w:tblGrid>
+        <w:gridCol w:w="2160"/>
+        <w:gridCol w:w="2160"/>
+        <w:gridCol w:w="2160"/>
+        <w:gridCol w:w="2160"/>
+      </w:tblGrid>
+      <w:tr>
+        <w:tc>
+          <w:tcPr>
+            <w:tcW w:type="dxa" w:w="2160"/>
+          </w:tcPr>
+          <w:p>
+            <w:r>
+              <w:t>Estado</w:t>
+            </w:r>
+          </w:p>
+        </w:tc>
+        <w:tc>
+          <w:tcPr>
+            <w:tcW w:type="dxa" w:w="2160"/>
+          </w:tcPr>
+          <w:p>
+            <w:r>
+              <w:t>Significado</w:t>
+            </w:r>
+          </w:p>
+        </w:tc>
+        <w:tc>
+          <w:tcPr>
+            <w:tcW w:type="dxa" w:w="2160"/>
+          </w:tcPr>
+          <w:p>
+            <w:r>
+              <w:t>Transición de entrada</w:t>
+            </w:r>
+          </w:p>
+        </w:tc>
+        <w:tc>
+          <w:tcPr>
+            <w:tcW w:type="dxa" w:w="2160"/>
+          </w:tcPr>
+          <w:p>
+            <w:r>
+              <w:t>Transición de salida</w:t>
+            </w:r>
+          </w:p>
+        </w:tc>
+      </w:tr>
+      <w:tr>
+        <w:tc>
+          <w:tcPr>
+            <w:tcW w:type="dxa" w:w="2160"/>
+          </w:tcPr>
+          <w:p>
+            <w:r>
+              <w:t>agendando</w:t>
+            </w:r>
+          </w:p>
+        </w:tc>
+        <w:tc>
+          <w:tcPr>
+            <w:tcW w:type="dxa" w:w="2160"/>
+          </w:tcPr>
+          <w:p>
+            <w:r>
+              <w:t>Se registró la intención de agendar y el sistema espera que el usuario elija una mascota.</w:t>
+            </w:r>
+          </w:p>
+        </w:tc>
+        <w:tc>
+          <w:tcPr>
+            <w:tcW w:type="dxa" w:w="2160"/>
+          </w:tcPr>
+          <w:p>
+            <w:r>
+              <w:t>El AI Agent clasifica la intención agendar; se inserta una fila nueva.</w:t>
+            </w:r>
+          </w:p>
+        </w:tc>
+        <w:tc>
+          <w:tcPr>
+            <w:tcW w:type="dxa" w:w="2160"/>
+          </w:tcPr>
+          <w:p>
+            <w:r>
+              <w:t>Opción de mascota válida → espaveterinario</w:t>
+            </w:r>
+          </w:p>
+        </w:tc>
+      </w:tr>
+      <w:tr>
+        <w:tc>
+          <w:tcPr>
+            <w:tcW w:type="dxa" w:w="2160"/>
+          </w:tcPr>
+          <w:p>
+            <w:r>
+              <w:t>espaveterinario</w:t>
+            </w:r>
+          </w:p>
+        </w:tc>
+        <w:tc>
+          <w:tcPr>
+            <w:tcW w:type="dxa" w:w="2160"/>
+          </w:tcPr>
+          <w:p>
+            <w:r>
+              <w:t>Mascota asignada; se espera la elección del profesional.</w:t>
+            </w:r>
+          </w:p>
+        </w:tc>
+        <w:tc>
+          <w:tcPr>
+            <w:tcW w:type="dxa" w:w="2160"/>
+          </w:tcPr>
+          <w:p>
+            <w:r>
+              <w:t>Desde agendando, al validar la mascota.</w:t>
+            </w:r>
+          </w:p>
+        </w:tc>
+        <w:tc>
+          <w:tcPr>
+            <w:tcW w:type="dxa" w:w="2160"/>
+          </w:tcPr>
+          <w:p>
+            <w:r>
+              <w:t>Opción de veterinario válida → espfecha</w:t>
+            </w:r>
+          </w:p>
+        </w:tc>
+      </w:tr>
+      <w:tr>
+        <w:tc>
+          <w:tcPr>
+            <w:tcW w:type="dxa" w:w="2160"/>
+          </w:tcPr>
+          <w:p>
+            <w:r>
+              <w:t>espfecha</w:t>
+            </w:r>
+          </w:p>
+        </w:tc>
+        <w:tc>
+          <w:tcPr>
+            <w:tcW w:type="dxa" w:w="2160"/>
+          </w:tcPr>
+          <w:p>
+            <w:r>
+              <w:t>Veterinario asignado; se espera la fecha en formato DD/MM/AAAA.</w:t>
+            </w:r>
+          </w:p>
+        </w:tc>
+        <w:tc>
+          <w:tcPr>
+            <w:tcW w:type="dxa" w:w="2160"/>
+          </w:tcPr>
+          <w:p>
+            <w:r>
+              <w:t>Desde espaveterinario, al guardar veterinario_id.</w:t>
+            </w:r>
+          </w:p>
+        </w:tc>
+        <w:tc>
+          <w:tcPr>
+            <w:tcW w:type="dxa" w:w="2160"/>
+          </w:tcPr>
+          <w:p>
+            <w:r>
+              <w:t>Fecha con formato válido, existente y hábil → esphora</w:t>
+            </w:r>
+          </w:p>
+        </w:tc>
+      </w:tr>
+      <w:tr>
+        <w:tc>
+          <w:tcPr>
+            <w:tcW w:type="dxa" w:w="2160"/>
+          </w:tcPr>
+          <w:p>
+            <w:r>
+              <w:t>esphora</w:t>
+            </w:r>
+          </w:p>
+        </w:tc>
+        <w:tc>
+          <w:tcPr>
+            <w:tcW w:type="dxa" w:w="2160"/>
+          </w:tcPr>
+          <w:p>
+            <w:r>
+              <w:t>Fecha guardada y lista de bloques libres ofrecida; se espera la elección.</w:t>
+            </w:r>
+          </w:p>
+        </w:tc>
+        <w:tc>
+          <w:tcPr>
+            <w:tcW w:type="dxa" w:w="2160"/>
+          </w:tcPr>
+          <w:p>
+            <w:r>
+              <w:t>Desde espfecha, tras consultar las horas ocupadas del veterinario.</w:t>
+            </w:r>
+          </w:p>
+        </w:tc>
+        <w:tc>
+          <w:tcPr>
+            <w:tcW w:type="dxa" w:w="2160"/>
+          </w:tcPr>
+          <w:p>
+            <w:r>
+              <w:t>Opción de bloque válida → confirmado</w:t>
+            </w:r>
+          </w:p>
+        </w:tc>
+      </w:tr>
+      <w:tr>
+        <w:tc>
+          <w:tcPr>
+            <w:tcW w:type="dxa" w:w="2160"/>
+          </w:tcPr>
+          <w:p>
+            <w:r>
+              <w:t>confirmado</w:t>
+            </w:r>
+          </w:p>
+        </w:tc>
+        <w:tc>
+          <w:tcPr>
+            <w:tcW w:type="dxa" w:w="2160"/>
+          </w:tcPr>
+          <w:p>
+            <w:r>
+              <w:t>Turno vigente. Es el único estado que las consultas de disponibilidad consideran ocupado.</w:t>
+            </w:r>
+          </w:p>
+        </w:tc>
+        <w:tc>
+          <w:tcPr>
+            <w:tcW w:type="dxa" w:w="2160"/>
+          </w:tcPr>
+          <w:p>
+            <w:r>
+              <w:t>Desde esphora al agendar, o desde reprehora al reprogramar.</w:t>
+            </w:r>
+          </w:p>
+        </w:tc>
+        <w:tc>
+          <w:tcPr>
+            <w:tcW w:type="dxa" w:w="2160"/>
+          </w:tcPr>
+          <w:p>
+            <w:r>
+              <w:t>Estado terminal del turno; puede pasar a cancelado.</w:t>
+            </w:r>
+          </w:p>
+        </w:tc>
+      </w:tr>
+      <w:tr>
+        <w:tc>
+          <w:tcPr>
+            <w:tcW w:type="dxa" w:w="2160"/>
+          </w:tcPr>
+          <w:p>
+            <w:r>
+              <w:t>reprogramando</w:t>
+            </w:r>
+          </w:p>
+        </w:tc>
+        <w:tc>
+          <w:tcPr>
+            <w:tcW w:type="dxa" w:w="2160"/>
+          </w:tcPr>
+          <w:p>
+            <w:r>
+              <w:t>Se registró la intención de reprogramar y se espera la elección de mascota.</w:t>
+            </w:r>
+          </w:p>
+        </w:tc>
+        <w:tc>
+          <w:tcPr>
+            <w:tcW w:type="dxa" w:w="2160"/>
+          </w:tcPr>
+          <w:p>
+            <w:r>
+              <w:t>El AI Agent clasifica la intención reprogramar; se inserta una fila temporal.</w:t>
+            </w:r>
+          </w:p>
+        </w:tc>
+        <w:tc>
+          <w:tcPr>
+            <w:tcW w:type="dxa" w:w="2160"/>
+          </w:tcPr>
+          <w:p>
+            <w:r>
+              <w:t>Opción de mascota válida → reprofeho</w:t>
+            </w:r>
+          </w:p>
+        </w:tc>
+      </w:tr>
+      <w:tr>
+        <w:tc>
+          <w:tcPr>
+            <w:tcW w:type="dxa" w:w="2160"/>
+          </w:tcPr>
+          <w:p>
+            <w:r>
+              <w:t>reprofeho</w:t>
+            </w:r>
+          </w:p>
+        </w:tc>
+        <w:tc>
+          <w:tcPr>
+            <w:tcW w:type="dxa" w:w="2160"/>
+          </w:tcPr>
+          <w:p>
+            <w:r>
+              <w:t>Mascota elegida; el sistema listó sus turnos vigentes y espera cuál reprogramar.</w:t>
+            </w:r>
+          </w:p>
+        </w:tc>
+        <w:tc>
+          <w:tcPr>
+            <w:tcW w:type="dxa" w:w="2160"/>
+          </w:tcPr>
+          <w:p>
+            <w:r>
+              <w:t>Desde reprogramando.</w:t>
+            </w:r>
+          </w:p>
+        </w:tc>
+        <w:tc>
+          <w:tcPr>
+            <w:tcW w:type="dxa" w:w="2160"/>
+          </w:tcPr>
+          <w:p>
+            <w:r>
+              <w:t>Opción de cita válida → espreprogramar</w:t>
+            </w:r>
+          </w:p>
+        </w:tc>
+      </w:tr>
+      <w:tr>
+        <w:tc>
+          <w:tcPr>
+            <w:tcW w:type="dxa" w:w="2160"/>
+          </w:tcPr>
+          <w:p>
+            <w:r>
+              <w:t>espreprogramar</w:t>
+            </w:r>
+          </w:p>
+        </w:tc>
+        <w:tc>
+          <w:tcPr>
+            <w:tcW w:type="dxa" w:w="2160"/>
+          </w:tcPr>
+          <w:p>
+            <w:r>
+              <w:t>Cita identificada; se espera la nueva fecha.</w:t>
+            </w:r>
+          </w:p>
+        </w:tc>
+        <w:tc>
+          <w:tcPr>
+            <w:tcW w:type="dxa" w:w="2160"/>
+          </w:tcPr>
+          <w:p>
+            <w:r>
+              <w:t>Desde reprofeho, guardando cita_id y veterinario_id en notas.</w:t>
+            </w:r>
+          </w:p>
+        </w:tc>
+        <w:tc>
+          <w:tcPr>
+            <w:tcW w:type="dxa" w:w="2160"/>
+          </w:tcPr>
+          <w:p>
+            <w:r>
+              <w:t>Fecha válida y hábil → reprehora</w:t>
+            </w:r>
+          </w:p>
+        </w:tc>
+      </w:tr>
+      <w:tr>
+        <w:tc>
+          <w:tcPr>
+            <w:tcW w:type="dxa" w:w="2160"/>
+          </w:tcPr>
+          <w:p>
+            <w:r>
+              <w:t>reprehora</w:t>
+            </w:r>
+          </w:p>
+        </w:tc>
+        <w:tc>
+          <w:tcPr>
+            <w:tcW w:type="dxa" w:w="2160"/>
+          </w:tcPr>
+          <w:p>
+            <w:r>
+              <w:t>Nueva fecha guardada y bloques libres ofrecidos; se espera la elección.</w:t>
+            </w:r>
+          </w:p>
+        </w:tc>
+        <w:tc>
+          <w:tcPr>
+            <w:tcW w:type="dxa" w:w="2160"/>
+          </w:tcPr>
+          <w:p>
+            <w:r>
+              <w:t>Desde espreprogramar.</w:t>
+            </w:r>
+          </w:p>
+        </w:tc>
+        <w:tc>
+          <w:tcPr>
+            <w:tcW w:type="dxa" w:w="2160"/>
+          </w:tcPr>
+          <w:p>
+            <w:r>
+              <w:t>Opción válida → confirmado en la cita real e inactiva en la fila temporal</w:t>
+            </w:r>
+          </w:p>
+        </w:tc>
+      </w:tr>
+      <w:tr>
+        <w:tc>
+          <w:tcPr>
+            <w:tcW w:type="dxa" w:w="2160"/>
+          </w:tcPr>
+          <w:p>
+            <w:r>
+              <w:t>cancelando</w:t>
+            </w:r>
+          </w:p>
+        </w:tc>
+        <w:tc>
+          <w:tcPr>
+            <w:tcW w:type="dxa" w:w="2160"/>
+          </w:tcPr>
+          <w:p>
+            <w:r>
+              <w:t>Se registró la intención de cancelar y se espera la elección de mascota.</w:t>
+            </w:r>
+          </w:p>
+        </w:tc>
+        <w:tc>
+          <w:tcPr>
+            <w:tcW w:type="dxa" w:w="2160"/>
+          </w:tcPr>
+          <w:p>
+            <w:r>
+              <w:t>El AI Agent clasifica la intención cancelar; se inserta una fila temporal.</w:t>
+            </w:r>
+          </w:p>
+        </w:tc>
+        <w:tc>
+          <w:tcPr>
+            <w:tcW w:type="dxa" w:w="2160"/>
+          </w:tcPr>
+          <w:p>
+            <w:r>
+              <w:t>Opción de mascota válida → cancefeho</w:t>
+            </w:r>
+          </w:p>
+        </w:tc>
+      </w:tr>
+      <w:tr>
+        <w:tc>
+          <w:tcPr>
+            <w:tcW w:type="dxa" w:w="2160"/>
+          </w:tcPr>
+          <w:p>
+            <w:r>
+              <w:t>cancefeho</w:t>
+            </w:r>
+          </w:p>
+        </w:tc>
+        <w:tc>
+          <w:tcPr>
+            <w:tcW w:type="dxa" w:w="2160"/>
+          </w:tcPr>
+          <w:p>
+            <w:r>
+              <w:t>Mascota elegida; el sistema listó sus turnos vigentes y espera cuál cancelar.</w:t>
+            </w:r>
+          </w:p>
+        </w:tc>
+        <w:tc>
+          <w:tcPr>
+            <w:tcW w:type="dxa" w:w="2160"/>
+          </w:tcPr>
+          <w:p>
+            <w:r>
+              <w:t>Desde cancelando.</w:t>
+            </w:r>
+          </w:p>
+        </w:tc>
+        <w:tc>
+          <w:tcPr>
+            <w:tcW w:type="dxa" w:w="2160"/>
+          </w:tcPr>
+          <w:p>
+            <w:r>
+              <w:t>Opción de cita válida → cancelado en la cita real; la fila temporal se elimina</w:t>
+            </w:r>
+          </w:p>
+        </w:tc>
+      </w:tr>
+      <w:tr>
+        <w:tc>
+          <w:tcPr>
+            <w:tcW w:type="dxa" w:w="2160"/>
+          </w:tcPr>
+          <w:p>
+            <w:r>
+              <w:t>cancelado</w:t>
+            </w:r>
+          </w:p>
+        </w:tc>
+        <w:tc>
+          <w:tcPr>
+            <w:tcW w:type="dxa" w:w="2160"/>
+          </w:tcPr>
+          <w:p>
+            <w:r>
+              <w:t>Turno dado de baja. La fila se conserva para trazabilidad y el horario queda libre.</w:t>
+            </w:r>
+          </w:p>
+        </w:tc>
+        <w:tc>
+          <w:tcPr>
+            <w:tcW w:type="dxa" w:w="2160"/>
+          </w:tcPr>
+          <w:p>
+            <w:r>
+              <w:t>Desde cancefeho.</w:t>
+            </w:r>
+          </w:p>
+        </w:tc>
+        <w:tc>
+          <w:tcPr>
+            <w:tcW w:type="dxa" w:w="2160"/>
+          </w:tcPr>
+          <w:p>
+            <w:r>
+              <w:t>Estado terminal.</w:t>
+            </w:r>
+          </w:p>
+        </w:tc>
+      </w:tr>
+      <w:tr>
+        <w:tc>
+          <w:tcPr>
+            <w:tcW w:type="dxa" w:w="2160"/>
+          </w:tcPr>
+          <w:p>
+            <w:r>
+              <w:t>inactiva</w:t>
+            </w:r>
+          </w:p>
+        </w:tc>
+        <w:tc>
+          <w:tcPr>
+            <w:tcW w:type="dxa" w:w="2160"/>
+          </w:tcPr>
+          <w:p>
+            <w:r>
+              <w:t>Fila temporal de una reprogramación ya aplicada; se conserva sin efecto sobre la agenda.</w:t>
+            </w:r>
+          </w:p>
+        </w:tc>
+        <w:tc>
+          <w:tcPr>
+            <w:tcW w:type="dxa" w:w="2160"/>
+          </w:tcPr>
+          <w:p>
+            <w:r>
+              <w:t>Desde reprehora, una vez actualizada la cita real.</w:t>
+            </w:r>
+          </w:p>
+        </w:tc>
+        <w:tc>
+          <w:tcPr>
+            <w:tcW w:type="dxa" w:w="2160"/>
+          </w:tcPr>
+          <w:p>
+            <w:r>
+              <w:t>Estado terminal.</w:t>
+            </w:r>
+          </w:p>
+        </w:tc>
+      </w:tr>
+      <w:tr>
+        <w:tc>
+          <w:tcPr>
+            <w:tcW w:type="dxa" w:w="2160"/>
+          </w:tcPr>
+          <w:p>
+            <w:r>
+              <w:t>(sin estado)</w:t>
+            </w:r>
+          </w:p>
+        </w:tc>
+        <w:tc>
+          <w:tcPr>
+            <w:tcW w:type="dxa" w:w="2160"/>
+          </w:tcPr>
+          <w:p>
+            <w:r>
+              <w:t>Fila creada al abandonar un flujo con «salir». No representa un turno y no interviene en las consultas de disponibilidad, que filtran por estado confirmado.</w:t>
+            </w:r>
+          </w:p>
+        </w:tc>
+        <w:tc>
+          <w:tcPr>
+            <w:tcW w:type="dxa" w:w="2160"/>
+          </w:tcPr>
+          <w:p>
+            <w:r>
+              <w:t>El usuario escribe «salir»: se inserta una fila con el cliente_id y sin estado.</w:t>
+            </w:r>
+          </w:p>
+        </w:tc>
+        <w:tc>
+          <w:tcPr>
+            <w:tcW w:type="dxa" w:w="2160"/>
+          </w:tcPr>
+          <w:p>
+            <w:r>
+              <w:t>El siguiente mensaje se clasifica como una intención nueva y abre un flujo desde cero.</w:t>
+            </w:r>
+          </w:p>
+        </w:tc>
+      </w:tr>
+    </w:tbl>
+    <w:p>
+      <w:r>
+        <w:t>La Figura 4 del Anexo A representa el conjunto de las transiciones descritas en la Tabla 7, agrupadas por flujo.</w:t>
+      </w:r>
+    </w:p>
+    <w:p>
       <w:pPr>
         <w:pStyle w:val="Ttulo2"/>
       </w:pPr>
@@ -5079,7 +5883,7 @@
     </w:p>
     <w:p>
       <w:r>
-        <w:t xml:space="preserve">  - Mensajes cortos sin sentido ("ok", "si", "no") = desconocido.</w:t>
+        <w:t xml:space="preserve">  - Mensajes cortos sin sentido ("ser", "ok", "si", "no") = desconocido.</w:t>
       </w:r>
     </w:p>
     <w:p>
@@ -5110,59 +5914,27 @@
         <w:rPr>
           <w:b/>
         </w:rPr>
-        <w:t>Extracción de entidades temporales</w:t>
-      </w:r>
-    </w:p>
-    <w:p>
-      <w:r>
-        <w:t>El mismo agente extrae la fecha y la hora cuando el usuario las indica, apoyándose en el contexto temporal inyectado. El system prompt incluye:</w:t>
-      </w:r>
-      <w:r/>
-    </w:p>
-    <w:p>
-      <w:r>
-        <w:t xml:space="preserve">- </w:t>
-      </w:r>
-      <w:r>
-        <w:rPr>
-          <w:b/>
-        </w:rPr>
-        <w:t>Contexto temporal</w:t>
-      </w:r>
-      <w:r>
-        <w:t>: la fecha actual se inyecta dinámicamente mediante $now.setZone('America/Argentina/Buenos_Aires').</w:t>
-      </w:r>
-    </w:p>
-    <w:p>
-      <w:r>
-        <w:t xml:space="preserve">- </w:t>
-      </w:r>
-      <w:r>
-        <w:rPr>
-          <w:b/>
-        </w:rPr>
-        <w:t>Formato de salida</w:t>
-      </w:r>
-      <w:r>
-        <w:t>: JSON con fecha (YYYY-MM-DD), hora (HH:MM), completo (booleano) y mensaje_falta (texto si</w:t>
-      </w:r>
-      <w:r>
-        <w:t xml:space="preserve"> falta algo).</w:t>
-      </w:r>
-    </w:p>
-    <w:p>
-      <w:r>
-        <w:lastRenderedPageBreak/>
-        <w:t xml:space="preserve">- </w:t>
-      </w:r>
-      <w:r>
-        <w:rPr>
-          <w:b/>
-        </w:rPr>
-        <w:t>Reglas</w:t>
-      </w:r>
-      <w:r>
-        <w:t>: interpretar fechas relativas ("mañana", "el lunes", "pasado mañana") usando como referencia la fecha actual inyectada.</w:t>
+        <w:t>Alcance efectivo de la extracción de entidades</w:t>
+      </w:r>
+    </w:p>
+    <w:p>
+      <w:r>
+        <w:t>El system prompt solicita al agente que extraiga fecha, hora, título e identificador de evento junto con la intención. En la versión actual del workflow, sin embargo, el único campo que el flujo consume es accion: la fecha se solicita al usuario en formato fijo y se valida en un nodo Code in JavaScript, y la hora se elige de una lista cerrada de bloques disponibles. Los demás campos se conservan en la respuesta del agente pero no intervienen en ninguna decisión posterior.</w:t>
+      </w:r>
+    </w:p>
+    <w:p>
+      <w:r>
+        <w:t>Esta situación es consecuencia directa del cambio de estrategia descrito en el problema 3 del apartado 6.2 y recogido como cuarto aporte en el apartado 8.1: al reducir el espacio de entrada, la interpretación de expresiones temporales dejó de ser necesaria y las entidades extraídas quedaron sin uso. Se conservan en el prompt porque su eliminación exigiría reentrenar la formulación del agente sin beneficio funcional, y se documentan aquí para evitar atribuirles un papel que no cumplen.</w:t>
+      </w:r>
+    </w:p>
+    <w:p>
+      <w:r>
+        <w:t>El contexto temporal sí se inyecta de forma efectiva: la fecha y hora actuales se incorporan al system prompt mediante la expresión $now.setZone('America/Argentina/Buenos_Aires') de n8n, lo que permite al agente resolver saludos y despedidas con referencia temporal correcta.</w:t>
+      </w:r>
+    </w:p>
+    <w:p>
+      <w:r>
+        <w:t>La interpretación de fechas relativas —«mañana», «el lunes», «pasado mañana»— que esta versión del prompt contemplaba, dejó de ejercitarse al adoptarse el formato DD/MM/AAAA.</w:t>
       </w:r>
     </w:p>
     <w:p>
@@ -5281,10 +6053,7 @@
     </w:p>
     <w:p>
       <w:r>
-        <w:t>Las credenciales sensibles —token de OpenRouter, credenciales de Google Calendar, cadena de conexión a PostgreSQL— se gestionan como variables de entorn</w:t>
-      </w:r>
-      <w:r>
-        <w:t>o, sin exponerse en el código fuente ni en el repositorio.</w:t>
+        <w:t>Las credenciales sensibles —token de OpenRouter, credenciales de Google Calendar, cadena de conexión a PostgreSQL, clave de firma de los tokens de acceso y secreto compartido con n8n— se gestionan como variables de entorno, sin exponerse en el código fuente ni en el repositorio. El webhook de n8n está protegido mediante autenticación por cabecera: el backend envía un secreto compartido en cada solicitud y n8n lo valida contra una credencial almacenada en su propio gestor cifrado, de modo que el flujo conversacional no puede invocarse directamente desde fuera del backend. El origen permitido por CORS se restringe al dominio del frontend mediante configuración.</w:t>
       </w:r>
     </w:p>
     <w:p>
@@ -5362,6 +6131,12 @@
       </w:r>
     </w:p>
     <w:p>
+      <w:pPr/>
+      <w:r>
+        <w:t>Este plan se materializó en una batería de treinta y dos casos de prueba de caja negra, cada uno con su entorno de partida, su acción y su resultado esperado. La Tabla 10 del apartado 6.1 los consigna en su totalidad y la Tabla 11 los vincula con los requisitos que cada uno verifica.</w:t>
+      </w:r>
+    </w:p>
+    <w:p>
       <w:r>
         <w:t>Las prue</w:t>
       </w:r>
@@ -5401,19 +6176,7 @@
     </w:p>
     <w:p>
       <w:r>
-        <w:t xml:space="preserve">- </w:t>
-      </w:r>
-      <w:r>
-        <w:rPr>
-          <w:b/>
-        </w:rPr>
-        <w:t>Veterinario</w:t>
-      </w:r>
-      <w:r>
-        <w:t>: consulta el conjunto de mascotas del sistema, el historial médico y las citas asignadas a su cuenta. No puede re</w:t>
-      </w:r>
-      <w:r>
-        <w:t>gistrar mascotas ni editar datos clínicos, y no accede al calendario general.</w:t>
+        <w:t>- Veterinario: consulta el conjunto de mascotas del sistema, el historial médico y las citas asignadas a su cuenta. Da de alta registros en el historial clínico, pero no puede editarlos ni eliminarlos —esas operaciones quedan reservadas al administrador—, no registra mascotas y no accede al calendario general.</w:t>
       </w:r>
     </w:p>
     <w:p>
@@ -5432,10 +6195,7 @@
     </w:p>
     <w:p>
       <w:r>
-        <w:t>La sigui</w:t>
-      </w:r>
-      <w:r>
-        <w:t>ente tabla resume las vistas disponibles en el dashboard (/inicio) para cada rol. La navegación se construye de forma condicional en el frontend, de modo que cada usuario ve únicamente los accesos que le corresponden.</w:t>
+        <w:t>La Tabla 8 resume las vistas disponibles en el dashboard (/inicio) para cada rol. La navegación se construye de forma condicional en el frontend, de modo que cada usuario ve únicamente los accesos que le corresponden. El historial clínico constituye una excepción de navegación: no figura como entrada del menú lateral sino que se abre desde el listado de mascotas, sobre la mascota cuyo historial se desea consultar.</w:t>
       </w:r>
     </w:p>
     <w:p>
@@ -5443,7 +6203,7 @@
         <w:rPr>
           <w:b/>
         </w:rPr>
-        <w:t>Tabla 5</w:t>
+        <w:t>Tabla 8</w:t>
       </w:r>
     </w:p>
     <w:p>
@@ -5993,68 +6753,56 @@
     </w:p>
     <w:p>
       <w:r>
-        <w:t xml:space="preserve">- </w:t>
-      </w:r>
+        <w:t>- GET /api/citas/admin: expone el calendario general con todas las citas del sistema. Exige token válido y verifica user.is_admin, respondiendo 403 a cualquier otro rol, de modo que su visibilidad no depende de que el frontend oculte la vista.</w:t>
+      </w:r>
+    </w:p>
+    <w:p>
+      <w:r>
+        <w:t>Las consultas del resto d</w:t>
+      </w:r>
+      <w:r>
+        <w:t>e los endpoints filtran siempre por cliente_id o por el veterinario autenticado, de modo que ningún usuario puede leer datos que no le corresponden. La asignación de los roles veterinario y admin se realiza manualmente sobre la columna rol de la tabla clie</w:t>
+      </w:r>
+      <w:r>
+        <w:t>ntes, una decisión aceptable para la escala prevista: en una clínica de pequeña escala la creación de cuentas profesionales es infrecuente y no justifica un módulo de administración de usuarios en el frontend.</w:t>
+      </w:r>
+    </w:p>
+    <w:p>
+      <w:r>
+        <w:br w:type="page"/>
+      </w:r>
+    </w:p>
+    <w:p>
+      <w:pPr>
+        <w:pStyle w:val="Ttulo1"/>
+      </w:pPr>
+      <w:r>
+        <w:lastRenderedPageBreak/>
+        <w:t>Capítulo 6: Resultados</w:t>
+      </w:r>
+    </w:p>
+    <w:p>
+      <w:pPr>
+        <w:pStyle w:val="Ttulo2"/>
+      </w:pPr>
+      <w:r>
+        <w:t>6.1 Validación funcio</w:t>
+      </w:r>
+      <w:r>
+        <w:t>nal de flujos</w:t>
+      </w:r>
+    </w:p>
+    <w:p>
+      <w:r>
+        <w:t>La Tabla 9 resume el estado de cada flujo principal tras las pruebas de validación funcional.</w:t>
+      </w:r>
+    </w:p>
+    <w:p>
       <w:r>
         <w:rPr>
           <w:b/>
         </w:rPr>
-        <w:t>`GET /api/citas/admin`</w:t>
-      </w:r>
-      <w:r>
-        <w:t>: expone el calendario genera</w:t>
-      </w:r>
-      <w:r>
-        <w:t>l. En la versión actual su visibilidad se controla desde el frontend (solo la vista Admin la invoca); proteger este endpoint con JWT y verificación is_admin a nivel de API queda registrado como mejora pendiente en el apartado 8.2.</w:t>
-      </w:r>
-    </w:p>
-    <w:p>
-      <w:r>
-        <w:t>Las consultas del resto d</w:t>
-      </w:r>
-      <w:r>
-        <w:t>e los endpoints filtran siempre por cliente_id o por el veterinario autenticado, de modo que ningún usuario puede leer datos que no le corresponden. La asignación de los roles veterinario y admin se realiza manualmente sobre la columna rol de la tabla clie</w:t>
-      </w:r>
-      <w:r>
-        <w:t>ntes, una decisión aceptable para la escala prevista: en una clínica de pequeña escala la creación de cuentas profesionales es infrecuente y no justifica un módulo de administración de usuarios en el frontend.</w:t>
-      </w:r>
-    </w:p>
-    <w:p>
-      <w:r>
-        <w:br w:type="page"/>
-      </w:r>
-    </w:p>
-    <w:p>
-      <w:pPr>
-        <w:pStyle w:val="Ttulo1"/>
-      </w:pPr>
-      <w:r>
-        <w:lastRenderedPageBreak/>
-        <w:t>Capítulo 6: Resultados</w:t>
-      </w:r>
-    </w:p>
-    <w:p>
-      <w:pPr>
-        <w:pStyle w:val="Ttulo2"/>
-      </w:pPr>
-      <w:r>
-        <w:t>6.1 Validación funcio</w:t>
-      </w:r>
-      <w:r>
-        <w:t>nal de flujos</w:t>
-      </w:r>
-    </w:p>
-    <w:p>
-      <w:r>
-        <w:t>La tabla siguiente resume el estado de cada flujo principal tras las pruebas de validación funcional.</w:t>
-      </w:r>
-    </w:p>
-    <w:p>
-      <w:r>
-        <w:rPr>
-          <w:b/>
-        </w:rPr>
-        <w:t>Tabla 6</w:t>
+        <w:t>Tabla 9</w:t>
       </w:r>
     </w:p>
     <w:p>
@@ -6339,21 +7087,20 @@
     </w:tbl>
     <w:p>
       <w:r>
-        <w:t>Los cuatro flujos principales —agendar, reprogramar, cancelar, consultar— fueron probados con múltiples variaciones de mensajes, fechas y horarios, documentándose en la Tabla 7 un caso representativo que ejercita las dos decisiones críticas del flujo de agendamiento.</w:t>
-      </w:r>
-      <w:r/>
+        <w:t>Los cuatro flujos conversacionales —agendar, reprogramar, cancelar y consultar—, el control de acceso de la API y el módulo de registro clínico fueron sometidos a una batería de treinta y dos casos de prueba de caja negra ejecutados sobre el sistema desplegado. La batería cubre los cuatro recorridos completos, los desvíos que el sistema contempla ante entradas no previstas, la conducta conversacional frente a mensajes ajenos al flujo activo, el control de acceso de la API y el alta y la consulta de registros del historial clínico.</w:t>
+      </w:r>
     </w:p>
     <w:p>
       <w:r>
         <w:rPr>
           <w:b/>
         </w:rPr>
-        <w:t>Caso de prueba: agendamiento con selección de veterinario y disponibilidad</w:t>
-      </w:r>
-    </w:p>
-    <w:p>
-      <w:r>
-        <w:t>Con el objetivo de validar las dos decisiones centrales del flujo de agendamiento descrito en 5.3, se diseñó un caso de prueba que ejercita la selección de veterinario y la exclusión de los horarios ya ocupados de ese profesional.</w:t>
+        <w:t>Batería de casos de prueba</w:t>
+      </w:r>
+    </w:p>
+    <w:p>
+      <w:r>
+        <w:t>Los casos se derivaron de los requisitos enunciados en el apartado 4.4 y de las ramas efectivamente implementadas en el workflow, de modo que cada una de las diez ramas de error documentadas en el Anexo B cuenta con un caso que la ejercita. Cada caso especifica una entrada concreta y el resultado esperado en los términos literales que devuelve el sistema; la ejecución se realizó sobre el entorno descrito en el apartado 5.5.</w:t>
       </w:r>
     </w:p>
     <w:p>
@@ -6361,28 +7108,27 @@
         <w:rPr>
           <w:i/>
         </w:rPr>
-        <w:t>Datos de entrada</w:t>
-      </w:r>
-      <w:r>
-        <w:t>:</w:t>
-      </w:r>
-    </w:p>
-    <w:p>
-      <w:r>
-        <w:t>- Cliente con dos mascotas registradas.</w:t>
-      </w:r>
-    </w:p>
-    <w:p>
-      <w:r>
-        <w:t>- Dos veterinarios activos: Ana y Luis.</w:t>
-      </w:r>
-    </w:p>
-    <w:p>
-      <w:r>
-        <w:t>- Cita confirmada previa: 2026-07-07 a las 10:</w:t>
-      </w:r>
-      <w:r>
-        <w:t>00 con la veterinaria Ana.</w:t>
+        <w:t>Entorno de partida:</w:t>
+      </w:r>
+    </w:p>
+    <w:p>
+      <w:r>
+        <w:t>- Un cliente con dos mascotas registradas y una cuenta por cada rol: cliente, veterinario y administrador.</w:t>
+      </w:r>
+    </w:p>
+    <w:p>
+      <w:r>
+        <w:t>- Dos veterinarios activos en la tabla clientes, con rol veterinario y estado activo.</w:t>
+      </w:r>
+    </w:p>
+    <w:p>
+      <w:r>
+        <w:t>- Una fecha de prueba en día hábil y sin turnos previos para el veterinario seleccionado.</w:t>
+      </w:r>
+    </w:p>
+    <w:p>
+      <w:r>
+        <w:t>- Un segundo cliente con al menos una mascota registrada, necesario para verificar el aislamiento entre cuentas.</w:t>
       </w:r>
     </w:p>
     <w:p>
@@ -6390,10 +7136,7 @@
         <w:rPr>
           <w:i/>
         </w:rPr>
-        <w:t>Secuencia de pasos y resultado esperado</w:t>
-      </w:r>
-      <w:r>
-        <w:t>:</w:t>
+        <w:t>La Tabla 10 detalla los casos ejecutados y los resultados obtenidos:</w:t>
       </w:r>
     </w:p>
     <w:p>
@@ -6401,7 +7144,7 @@
         <w:rPr>
           <w:b/>
         </w:rPr>
-        <w:t>Tabla 7</w:t>
+        <w:t>Tabla 10</w:t>
       </w:r>
     </w:p>
     <w:p>
@@ -6409,7 +7152,7 @@
         <w:rPr>
           <w:i/>
         </w:rPr>
-        <w:t>Caso de prueba del flujo de agendamiento con veterinario.</w:t>
+        <w:t>Batería de casos de prueba de los flujos conversacionales y del control de acceso.</w:t>
       </w:r>
     </w:p>
     <w:tbl>
@@ -6435,7 +7178,7 @@
           </w:tcPr>
           <w:p>
             <w:r>
-              <w:t>#</w:t>
+              <w:t>ID</w:t>
             </w:r>
           </w:p>
         </w:tc>
@@ -6444,11 +7187,8 @@
             <w:tcW w:w="2160" w:type="dxa"/>
           </w:tcPr>
           <w:p>
-            <w:pPr>
-              <w:cnfStyle w:val="100000000000" w:firstRow="1" w:lastRow="0" w:firstColumn="0" w:lastColumn="0" w:oddVBand="0" w:evenVBand="0" w:oddHBand="0" w:evenHBand="0" w:firstRowFirstColumn="0" w:firstRowLastColumn="0" w:lastRowFirstColumn="0" w:lastRowLastColumn="0"/>
-            </w:pPr>
-            <w:r>
-              <w:t>Acción del usuario</w:t>
+            <w:r>
+              <w:t>Caso de prueba</w:t>
             </w:r>
           </w:p>
         </w:tc>
@@ -6457,11 +7197,8 @@
             <w:tcW w:w="2160" w:type="dxa"/>
           </w:tcPr>
           <w:p>
-            <w:pPr>
-              <w:cnfStyle w:val="100000000000" w:firstRow="1" w:lastRow="0" w:firstColumn="0" w:lastColumn="0" w:oddVBand="0" w:evenVBand="0" w:oddHBand="0" w:evenHBand="0" w:firstRowFirstColumn="0" w:firstRowLastColumn="0" w:lastRowFirstColumn="0" w:lastRowLastColumn="0"/>
-            </w:pPr>
-            <w:r>
-              <w:t>Respuesta esperada</w:t>
+            <w:r>
+              <w:t>Resultado esperado</w:t>
             </w:r>
           </w:p>
         </w:tc>
@@ -6470,9 +7207,6 @@
             <w:tcW w:w="2160" w:type="dxa"/>
           </w:tcPr>
           <w:p>
-            <w:pPr>
-              <w:cnfStyle w:val="100000000000" w:firstRow="1" w:lastRow="0" w:firstColumn="0" w:lastColumn="0" w:oddVBand="0" w:evenVBand="0" w:oddHBand="0" w:evenHBand="0" w:firstRowFirstColumn="0" w:firstRowLastColumn="0" w:lastRowFirstColumn="0" w:lastRowLastColumn="0"/>
-            </w:pPr>
             <w:r>
               <w:t>Resultado</w:t>
             </w:r>
@@ -6490,7 +7224,7 @@
           </w:tcPr>
           <w:p>
             <w:r>
-              <w:t>1</w:t>
+              <w:t>CP-01</w:t>
             </w:r>
           </w:p>
         </w:tc>
@@ -6499,11 +7233,8 @@
             <w:tcW w:w="2160" w:type="dxa"/>
           </w:tcPr>
           <w:p>
-            <w:pPr>
-              <w:cnfStyle w:val="000000100000" w:firstRow="0" w:lastRow="0" w:firstColumn="0" w:lastColumn="0" w:oddVBand="0" w:evenVBand="0" w:oddHBand="1" w:evenHBand="0" w:firstRowFirstColumn="0" w:firstRowLastColumn="0" w:lastRowFirstColumn="0" w:lastRowLastColumn="0"/>
-            </w:pPr>
-            <w:r>
-              <w:t>"Quiero sacar un turno"</w:t>
+            <w:r>
+              <w:t>Agendamiento completo: mascota, veterinario, fecha y bloque horario</w:t>
             </w:r>
           </w:p>
         </w:tc>
@@ -6512,11 +7243,8 @@
             <w:tcW w:w="2160" w:type="dxa"/>
           </w:tcPr>
           <w:p>
-            <w:pPr>
-              <w:cnfStyle w:val="000000100000" w:firstRow="0" w:lastRow="0" w:firstColumn="0" w:lastColumn="0" w:oddVBand="0" w:evenVBand="0" w:oddHBand="1" w:evenHBand="0" w:firstRowFirstColumn="0" w:firstRowLastColumn="0" w:lastRowFirstColumn="0" w:lastRowLastColumn="0"/>
-            </w:pPr>
-            <w:r>
-              <w:t>Pregunta por la mascota (lista numerada)</w:t>
+            <w:r>
+              <w:t>Cita persistida con estado confirmado, evento creado en Google Calendar y mensaje de confirmación con mascota, veterinario, fecha y rango horario</w:t>
             </w:r>
           </w:p>
         </w:tc>
@@ -6525,9 +7253,6 @@
             <w:tcW w:w="2160" w:type="dxa"/>
           </w:tcPr>
           <w:p>
-            <w:pPr>
-              <w:cnfStyle w:val="000000100000" w:firstRow="0" w:lastRow="0" w:firstColumn="0" w:lastColumn="0" w:oddVBand="0" w:evenVBand="0" w:oddHBand="1" w:evenHBand="0" w:firstRowFirstColumn="0" w:firstRowLastColumn="0" w:lastRowFirstColumn="0" w:lastRowLastColumn="0"/>
-            </w:pPr>
             <w:r>
               <w:t>✓</w:t>
             </w:r>
@@ -6545,7 +7270,7 @@
           </w:tcPr>
           <w:p>
             <w:r>
-              <w:t>2</w:t>
+              <w:t>CP-02</w:t>
             </w:r>
           </w:p>
         </w:tc>
@@ -6554,11 +7279,8 @@
             <w:tcW w:w="2160" w:type="dxa"/>
           </w:tcPr>
           <w:p>
-            <w:pPr>
-              <w:cnfStyle w:val="000000010000" w:firstRow="0" w:lastRow="0" w:firstColumn="0" w:lastColumn="0" w:oddVBand="0" w:evenVBand="0" w:oddHBand="0" w:evenHBand="1" w:firstRowFirstColumn="0" w:firstRowLastColumn="0" w:lastRowFirstColumn="0" w:lastRowLastColumn="0"/>
-            </w:pPr>
-            <w:r>
-              <w:t>"1" (Rex)</w:t>
+            <w:r>
+              <w:t>Opción de mascota fuera de la lista ofrecida</w:t>
             </w:r>
           </w:p>
         </w:tc>
@@ -6567,11 +7289,8 @@
             <w:tcW w:w="2160" w:type="dxa"/>
           </w:tcPr>
           <w:p>
-            <w:pPr>
-              <w:cnfStyle w:val="000000010000" w:firstRow="0" w:lastRow="0" w:firstColumn="0" w:lastColumn="0" w:oddVBand="0" w:evenVBand="0" w:oddHBand="0" w:evenHBand="1" w:firstRowFirstColumn="0" w:firstRowLastColumn="0" w:lastRowFirstColumn="0" w:lastRowLastColumn="0"/>
-            </w:pPr>
-            <w:r>
-              <w:t>Pregunta por el veterinario (lista numerada de activos)</w:t>
+            <w:r>
+              <w:t>«Opción inválida, elegí un número de la lista.»; el estado agendando se mantiene y admite un nuevo intento</w:t>
             </w:r>
           </w:p>
         </w:tc>
@@ -6580,9 +7299,6 @@
             <w:tcW w:w="2160" w:type="dxa"/>
           </w:tcPr>
           <w:p>
-            <w:pPr>
-              <w:cnfStyle w:val="000000010000" w:firstRow="0" w:lastRow="0" w:firstColumn="0" w:lastColumn="0" w:oddVBand="0" w:evenVBand="0" w:oddHBand="0" w:evenHBand="1" w:firstRowFirstColumn="0" w:firstRowLastColumn="0" w:lastRowFirstColumn="0" w:lastRowLastColumn="0"/>
-            </w:pPr>
             <w:r>
               <w:t>✓</w:t>
             </w:r>
@@ -6600,7 +7316,7 @@
           </w:tcPr>
           <w:p>
             <w:r>
-              <w:t>3</w:t>
+              <w:t>CP-03</w:t>
             </w:r>
           </w:p>
         </w:tc>
@@ -6609,11 +7325,8 @@
             <w:tcW w:w="2160" w:type="dxa"/>
           </w:tcPr>
           <w:p>
-            <w:pPr>
-              <w:cnfStyle w:val="000000100000" w:firstRow="0" w:lastRow="0" w:firstColumn="0" w:lastColumn="0" w:oddVBand="0" w:evenVBand="0" w:oddHBand="1" w:evenHBand="0" w:firstRowFirstColumn="0" w:firstRowLastColumn="0" w:lastRowFirstColumn="0" w:lastRowLastColumn="0"/>
-            </w:pPr>
-            <w:r>
-              <w:t>"2" (Luis)</w:t>
+            <w:r>
+              <w:t>Opción de veterinario fuera de la lista ofrecida</w:t>
             </w:r>
           </w:p>
         </w:tc>
@@ -6622,11 +7335,8 @@
             <w:tcW w:w="2160" w:type="dxa"/>
           </w:tcPr>
           <w:p>
-            <w:pPr>
-              <w:cnfStyle w:val="000000100000" w:firstRow="0" w:lastRow="0" w:firstColumn="0" w:lastColumn="0" w:oddVBand="0" w:evenVBand="0" w:oddHBand="1" w:evenHBand="0" w:firstRowFirstColumn="0" w:firstRowLastColumn="0" w:lastRowFirstColumn="0" w:lastRowLastColumn="0"/>
-            </w:pPr>
-            <w:r>
-              <w:t>Pregunta por la fecha (formato DD/MM/AAAA)</w:t>
+            <w:r>
+              <w:t>Mismo mensaje de opción inválida; el estado espaveterinario se mantiene</w:t>
             </w:r>
           </w:p>
         </w:tc>
@@ -6635,9 +7345,6 @@
             <w:tcW w:w="2160" w:type="dxa"/>
           </w:tcPr>
           <w:p>
-            <w:pPr>
-              <w:cnfStyle w:val="000000100000" w:firstRow="0" w:lastRow="0" w:firstColumn="0" w:lastColumn="0" w:oddVBand="0" w:evenVBand="0" w:oddHBand="1" w:evenHBand="0" w:firstRowFirstColumn="0" w:firstRowLastColumn="0" w:lastRowFirstColumn="0" w:lastRowLastColumn="0"/>
-            </w:pPr>
             <w:r>
               <w:t>✓</w:t>
             </w:r>
@@ -6655,7 +7362,7 @@
           </w:tcPr>
           <w:p>
             <w:r>
-              <w:t>4</w:t>
+              <w:t>CP-04</w:t>
             </w:r>
           </w:p>
         </w:tc>
@@ -6664,11 +7371,8 @@
             <w:tcW w:w="2160" w:type="dxa"/>
           </w:tcPr>
           <w:p>
-            <w:pPr>
-              <w:cnfStyle w:val="000000010000" w:firstRow="0" w:lastRow="0" w:firstColumn="0" w:lastColumn="0" w:oddVBand="0" w:evenVBand="0" w:oddHBand="0" w:evenHBand="1" w:firstRowFirstColumn="0" w:firstRowLastColumn="0" w:lastRowFirstColumn="0" w:lastRowLastColumn="0"/>
-            </w:pPr>
-            <w:r>
-              <w:t>"07/08/2026"</w:t>
+            <w:r>
+              <w:t>Fecha expresada en lenguaje natural («7 de agosto»)</w:t>
             </w:r>
           </w:p>
         </w:tc>
@@ -6677,12 +7381,8 @@
             <w:tcW w:w="2160" w:type="dxa"/>
           </w:tcPr>
           <w:p>
-            <w:pPr>
-              <w:cnfStyle w:val="000000010000" w:firstRow="0" w:lastRow="0" w:firstColumn="0" w:lastColumn="0" w:oddVBand="0" w:evenVBand="0" w:oddHBand="0" w:evenHBand="1" w:firstRowFirstColumn="0" w:firstRowLastColumn="0" w:lastRowFirstColumn="0" w:lastRowLastColumn="0"/>
-            </w:pPr>
-            <w:r>
-              <w:rPr/>
-              <w:t>Presenta los bloques horarios disponibles para Luis ese día, numerados del 1 al 10: cinco de mañana (08:00–13:00) y cinco de tarde (16:00–21:00)</w:t>
+            <w:r>
+              <w:t>«No entendí la fecha. Por favor escribila en formato DD/MM/AAAA.»</w:t>
             </w:r>
           </w:p>
         </w:tc>
@@ -6691,9 +7391,6 @@
             <w:tcW w:w="2160" w:type="dxa"/>
           </w:tcPr>
           <w:p>
-            <w:pPr>
-              <w:cnfStyle w:val="000000010000" w:firstRow="0" w:lastRow="0" w:firstColumn="0" w:lastColumn="0" w:oddVBand="0" w:evenVBand="0" w:oddHBand="0" w:evenHBand="1" w:firstRowFirstColumn="0" w:firstRowLastColumn="0" w:lastRowFirstColumn="0" w:lastRowLastColumn="0"/>
-            </w:pPr>
             <w:r>
               <w:t>✓</w:t>
             </w:r>
@@ -6711,7 +7408,7 @@
           </w:tcPr>
           <w:p>
             <w:r>
-              <w:t>5</w:t>
+              <w:t>CP-05</w:t>
             </w:r>
           </w:p>
         </w:tc>
@@ -6720,12 +7417,8 @@
             <w:tcW w:w="2160" w:type="dxa"/>
           </w:tcPr>
           <w:p>
-            <w:pPr>
-              <w:cnfStyle w:val="000000100000" w:firstRow="0" w:lastRow="0" w:firstColumn="0" w:lastColumn="0" w:oddVBand="0" w:evenVBand="0" w:oddHBand="1" w:evenHBand="0" w:firstRowFirstColumn="0" w:firstRowLastColumn="0" w:lastRowFirstColumn="0" w:lastRowLastColumn="0"/>
-            </w:pPr>
-            <w:r>
-              <w:rPr/>
-              <w:t>"6" (16:00hs)</w:t>
+            <w:r>
+              <w:t>Fecha con formato válido pero inexistente (31/02/2026)</w:t>
             </w:r>
           </w:p>
         </w:tc>
@@ -6734,11 +7427,8 @@
             <w:tcW w:w="2160" w:type="dxa"/>
           </w:tcPr>
           <w:p>
-            <w:pPr>
-              <w:cnfStyle w:val="000000100000" w:firstRow="0" w:lastRow="0" w:firstColumn="0" w:lastColumn="0" w:oddVBand="0" w:evenVBand="0" w:oddHBand="1" w:evenHBand="0" w:firstRowFirstColumn="0" w:firstRowLastColumn="0" w:lastRowFirstColumn="0" w:lastRowLastColumn="0"/>
-            </w:pPr>
-            <w:r>
-              <w:t>Horario libre para Luis: crea la cita y responde con la confirmación, incluyendo mascota, veterinario, fecha y hora</w:t>
+            <w:r>
+              <w:t>«Esa fecha no es válida. Por favor escribila en formato DD/MM/AAAA.»</w:t>
             </w:r>
           </w:p>
         </w:tc>
@@ -6747,9 +7437,6 @@
             <w:tcW w:w="2160" w:type="dxa"/>
           </w:tcPr>
           <w:p>
-            <w:pPr>
-              <w:cnfStyle w:val="000000100000" w:firstRow="0" w:lastRow="0" w:firstColumn="0" w:lastColumn="0" w:oddVBand="0" w:evenVBand="0" w:oddHBand="1" w:evenHBand="0" w:firstRowFirstColumn="0" w:firstRowLastColumn="0" w:lastRowFirstColumn="0" w:lastRowLastColumn="0"/>
-            </w:pPr>
             <w:r>
               <w:t>✓</w:t>
             </w:r>
@@ -6767,7 +7454,7 @@
           </w:tcPr>
           <w:p>
             <w:r>
-              <w:t>6</w:t>
+              <w:t>CP-06</w:t>
             </w:r>
           </w:p>
         </w:tc>
@@ -6776,12 +7463,8 @@
             <w:tcW w:w="2160" w:type="dxa"/>
           </w:tcPr>
           <w:p>
-            <w:pPr>
-              <w:cnfStyle w:val="000000010000" w:firstRow="0" w:lastRow="0" w:firstColumn="0" w:lastColumn="0" w:oddVBand="0" w:evenVBand="0" w:oddHBand="0" w:evenHBand="1" w:firstRowFirstColumn="0" w:firstRowLastColumn="0" w:lastRowFirstColumn="0" w:lastRowLastColumn="0"/>
-            </w:pPr>
-            <w:r>
-              <w:rPr/>
-              <w:t>Un segundo cliente inicia el flujo de agendamiento con Luis para la misma fecha</w:t>
+            <w:r>
+              <w:t>Fecha correspondiente a sábado o domingo</w:t>
             </w:r>
           </w:p>
         </w:tc>
@@ -6790,12 +7473,8 @@
             <w:tcW w:w="2160" w:type="dxa"/>
           </w:tcPr>
           <w:p>
-            <w:pPr>
-              <w:cnfStyle w:val="000000010000" w:firstRow="0" w:lastRow="0" w:firstColumn="0" w:lastColumn="0" w:oddVBand="0" w:evenVBand="0" w:oddHBand="0" w:evenHBand="1" w:firstRowFirstColumn="0" w:firstRowLastColumn="0" w:lastRowFirstColumn="0" w:lastRowLastColumn="0"/>
-            </w:pPr>
-            <w:r>
-              <w:rPr/>
-              <w:t>El bloque de las 16:00 ya no figura entre los horarios ofrecidos: la lista pasa a tener nueve opciones</w:t>
+            <w:r>
+              <w:t>«Los fines de semana no atendemos turnos. Por favor elegí un día de lunes a viernes.»</w:t>
             </w:r>
           </w:p>
         </w:tc>
@@ -6804,9 +7483,1098 @@
             <w:tcW w:w="2160" w:type="dxa"/>
           </w:tcPr>
           <w:p>
-            <w:pPr>
-              <w:cnfStyle w:val="000000010000" w:firstRow="0" w:lastRow="0" w:firstColumn="0" w:lastColumn="0" w:oddVBand="0" w:evenVBand="0" w:oddHBand="0" w:evenHBand="1" w:firstRowFirstColumn="0" w:firstRowLastColumn="0" w:lastRowFirstColumn="0" w:lastRowLastColumn="0"/>
-            </w:pPr>
+            <w:r>
+              <w:t>✓</w:t>
+            </w:r>
+          </w:p>
+        </w:tc>
+      </w:tr>
+      <w:tr>
+        <w:tc>
+          <w:tcPr>
+            <w:tcW w:type="dxa" w:w="2160"/>
+          </w:tcPr>
+          <w:p>
+            <w:r>
+              <w:t>CP-07</w:t>
+            </w:r>
+          </w:p>
+        </w:tc>
+        <w:tc>
+          <w:tcPr>
+            <w:tcW w:type="dxa" w:w="2160"/>
+          </w:tcPr>
+          <w:p>
+            <w:r>
+              <w:t>Segundo agendamiento con el mismo veterinario y la misma fecha, con las 16:00 ya ocupadas</w:t>
+            </w:r>
+          </w:p>
+        </w:tc>
+        <w:tc>
+          <w:tcPr>
+            <w:tcW w:type="dxa" w:w="2160"/>
+          </w:tcPr>
+          <w:p>
+            <w:r>
+              <w:t>El bloque ocupado no figura en la lista: se ofrecen nueve opciones en lugar de diez</w:t>
+            </w:r>
+          </w:p>
+        </w:tc>
+        <w:tc>
+          <w:tcPr>
+            <w:tcW w:type="dxa" w:w="2160"/>
+          </w:tcPr>
+          <w:p>
+            <w:r>
+              <w:t>✓</w:t>
+            </w:r>
+          </w:p>
+        </w:tc>
+      </w:tr>
+      <w:tr>
+        <w:tc>
+          <w:tcPr>
+            <w:tcW w:type="dxa" w:w="2160"/>
+          </w:tcPr>
+          <w:p>
+            <w:r>
+              <w:t>CP-08</w:t>
+            </w:r>
+          </w:p>
+        </w:tc>
+        <w:tc>
+          <w:tcPr>
+            <w:tcW w:type="dxa" w:w="2160"/>
+          </w:tcPr>
+          <w:p>
+            <w:r>
+              <w:t>Opción de horario fuera de la lista ofrecida</w:t>
+            </w:r>
+          </w:p>
+        </w:tc>
+        <w:tc>
+          <w:tcPr>
+            <w:tcW w:type="dxa" w:w="2160"/>
+          </w:tcPr>
+          <w:p>
+            <w:r>
+              <w:t>Mensaje de opción inválida; no se crea cita ni evento</w:t>
+            </w:r>
+          </w:p>
+        </w:tc>
+        <w:tc>
+          <w:tcPr>
+            <w:tcW w:type="dxa" w:w="2160"/>
+          </w:tcPr>
+          <w:p>
+            <w:r>
+              <w:t>✓</w:t>
+            </w:r>
+          </w:p>
+        </w:tc>
+      </w:tr>
+      <w:tr>
+        <w:tc>
+          <w:tcPr>
+            <w:tcW w:type="dxa" w:w="2160"/>
+          </w:tcPr>
+          <w:p>
+            <w:r>
+              <w:t>CP-09</w:t>
+            </w:r>
+          </w:p>
+        </w:tc>
+        <w:tc>
+          <w:tcPr>
+            <w:tcW w:type="dxa" w:w="2160"/>
+          </w:tcPr>
+          <w:p>
+            <w:r>
+              <w:t>Reprogramación completa de una cita vigente</w:t>
+            </w:r>
+          </w:p>
+        </w:tc>
+        <w:tc>
+          <w:tcPr>
+            <w:tcW w:type="dxa" w:w="2160"/>
+          </w:tcPr>
+          <w:p>
+            <w:r>
+              <w:t>Cita actualizada con nueva fecha y hora manteniendo el estado confirmado; el evento de Google Calendar se actualiza en lugar de duplicarse</w:t>
+            </w:r>
+          </w:p>
+        </w:tc>
+        <w:tc>
+          <w:tcPr>
+            <w:tcW w:type="dxa" w:w="2160"/>
+          </w:tcPr>
+          <w:p>
+            <w:r>
+              <w:t>✓</w:t>
+            </w:r>
+          </w:p>
+        </w:tc>
+      </w:tr>
+      <w:tr>
+        <w:tc>
+          <w:tcPr>
+            <w:tcW w:type="dxa" w:w="2160"/>
+          </w:tcPr>
+          <w:p>
+            <w:r>
+              <w:t>CP-10</w:t>
+            </w:r>
+          </w:p>
+        </w:tc>
+        <w:tc>
+          <w:tcPr>
+            <w:tcW w:type="dxa" w:w="2160"/>
+          </w:tcPr>
+          <w:p>
+            <w:r>
+              <w:t>Reprogramación sobre una mascota sin turnos vigentes</w:t>
+            </w:r>
+          </w:p>
+        </w:tc>
+        <w:tc>
+          <w:tcPr>
+            <w:tcW w:type="dxa" w:w="2160"/>
+          </w:tcPr>
+          <w:p>
+            <w:r>
+              <w:t>«No tenés citas pendientes para esa mascota.»</w:t>
+            </w:r>
+          </w:p>
+        </w:tc>
+        <w:tc>
+          <w:tcPr>
+            <w:tcW w:type="dxa" w:w="2160"/>
+          </w:tcPr>
+          <w:p>
+            <w:r>
+              <w:t>✓</w:t>
+            </w:r>
+          </w:p>
+        </w:tc>
+      </w:tr>
+      <w:tr>
+        <w:tc>
+          <w:tcPr>
+            <w:tcW w:type="dxa" w:w="2160"/>
+          </w:tcPr>
+          <w:p>
+            <w:r>
+              <w:t>CP-11</w:t>
+            </w:r>
+          </w:p>
+        </w:tc>
+        <w:tc>
+          <w:tcPr>
+            <w:tcW w:type="dxa" w:w="2160"/>
+          </w:tcPr>
+          <w:p>
+            <w:r>
+              <w:t>Cancelación completa de una cita vigente</w:t>
+            </w:r>
+          </w:p>
+        </w:tc>
+        <w:tc>
+          <w:tcPr>
+            <w:tcW w:type="dxa" w:w="2160"/>
+          </w:tcPr>
+          <w:p>
+            <w:r>
+              <w:t>«Cita cancelada correctamente»; la fila se conserva con estado cancelado y el evento se elimina de Google Calendar</w:t>
+            </w:r>
+          </w:p>
+        </w:tc>
+        <w:tc>
+          <w:tcPr>
+            <w:tcW w:type="dxa" w:w="2160"/>
+          </w:tcPr>
+          <w:p>
+            <w:r>
+              <w:t>✓</w:t>
+            </w:r>
+          </w:p>
+        </w:tc>
+      </w:tr>
+      <w:tr>
+        <w:tc>
+          <w:tcPr>
+            <w:tcW w:type="dxa" w:w="2160"/>
+          </w:tcPr>
+          <w:p>
+            <w:r>
+              <w:t>CP-12</w:t>
+            </w:r>
+          </w:p>
+        </w:tc>
+        <w:tc>
+          <w:tcPr>
+            <w:tcW w:type="dxa" w:w="2160"/>
+          </w:tcPr>
+          <w:p>
+            <w:r>
+              <w:t>Agendamiento en el horario de una cita previamente cancelada</w:t>
+            </w:r>
+          </w:p>
+        </w:tc>
+        <w:tc>
+          <w:tcPr>
+            <w:tcW w:type="dxa" w:w="2160"/>
+          </w:tcPr>
+          <w:p>
+            <w:r>
+              <w:t>El bloque vuelve a ofrecerse: la cancelación libera la agenda del profesional</w:t>
+            </w:r>
+          </w:p>
+        </w:tc>
+        <w:tc>
+          <w:tcPr>
+            <w:tcW w:type="dxa" w:w="2160"/>
+          </w:tcPr>
+          <w:p>
+            <w:r>
+              <w:t>✓</w:t>
+            </w:r>
+          </w:p>
+        </w:tc>
+      </w:tr>
+      <w:tr>
+        <w:tc>
+          <w:tcPr>
+            <w:tcW w:type="dxa" w:w="2160"/>
+          </w:tcPr>
+          <w:p>
+            <w:r>
+              <w:t>CP-13</w:t>
+            </w:r>
+          </w:p>
+        </w:tc>
+        <w:tc>
+          <w:tcPr>
+            <w:tcW w:type="dxa" w:w="2160"/>
+          </w:tcPr>
+          <w:p>
+            <w:r>
+              <w:t>Consulta de turnos con citas confirmadas, canceladas y pasadas en la base</w:t>
+            </w:r>
+          </w:p>
+        </w:tc>
+        <w:tc>
+          <w:tcPr>
+            <w:tcW w:type="dxa" w:w="2160"/>
+          </w:tcPr>
+          <w:p>
+            <w:r>
+              <w:t>Se listan exclusivamente las citas futuras confirmadas, en formato legible</w:t>
+            </w:r>
+          </w:p>
+        </w:tc>
+        <w:tc>
+          <w:tcPr>
+            <w:tcW w:type="dxa" w:w="2160"/>
+          </w:tcPr>
+          <w:p>
+            <w:r>
+              <w:t>✓</w:t>
+            </w:r>
+          </w:p>
+        </w:tc>
+      </w:tr>
+      <w:tr>
+        <w:tc>
+          <w:tcPr>
+            <w:tcW w:type="dxa" w:w="2160"/>
+          </w:tcPr>
+          <w:p>
+            <w:r>
+              <w:t>CP-14</w:t>
+            </w:r>
+          </w:p>
+        </w:tc>
+        <w:tc>
+          <w:tcPr>
+            <w:tcW w:type="dxa" w:w="2160"/>
+          </w:tcPr>
+          <w:p>
+            <w:r>
+              <w:t>Saludo y despedida fuera de todo flujo activo</w:t>
+            </w:r>
+          </w:p>
+        </w:tc>
+        <w:tc>
+          <w:tcPr>
+            <w:tcW w:type="dxa" w:w="2160"/>
+          </w:tcPr>
+          <w:p>
+            <w:r>
+              <w:t>Mensajes cordiales predefinidos, sin efecto sobre el estado</w:t>
+            </w:r>
+          </w:p>
+        </w:tc>
+        <w:tc>
+          <w:tcPr>
+            <w:tcW w:type="dxa" w:w="2160"/>
+          </w:tcPr>
+          <w:p>
+            <w:r>
+              <w:t>✓</w:t>
+            </w:r>
+          </w:p>
+        </w:tc>
+      </w:tr>
+      <w:tr>
+        <w:tc>
+          <w:tcPr>
+            <w:tcW w:type="dxa" w:w="2160"/>
+          </w:tcPr>
+          <w:p>
+            <w:r>
+              <w:t>CP-15</w:t>
+            </w:r>
+          </w:p>
+        </w:tc>
+        <w:tc>
+          <w:tcPr>
+            <w:tcW w:type="dxa" w:w="2160"/>
+          </w:tcPr>
+          <w:p>
+            <w:r>
+              <w:t>Mensaje no relacionado («hola») durante la selección de mascota</w:t>
+            </w:r>
+          </w:p>
+        </w:tc>
+        <w:tc>
+          <w:tcPr>
+            <w:tcW w:type="dxa" w:w="2160"/>
+          </w:tcPr>
+          <w:p>
+            <w:r>
+              <w:t>El sistema mantiene el estado agendando; el mensaje siguiente continúa el flujo sin reiniciarlo</w:t>
+            </w:r>
+          </w:p>
+        </w:tc>
+        <w:tc>
+          <w:tcPr>
+            <w:tcW w:type="dxa" w:w="2160"/>
+          </w:tcPr>
+          <w:p>
+            <w:r>
+              <w:t>✓</w:t>
+            </w:r>
+          </w:p>
+        </w:tc>
+      </w:tr>
+      <w:tr>
+        <w:tc>
+          <w:tcPr>
+            <w:tcW w:type="dxa" w:w="2160"/>
+          </w:tcPr>
+          <w:p>
+            <w:r>
+              <w:t>CP-16</w:t>
+            </w:r>
+          </w:p>
+        </w:tc>
+        <w:tc>
+          <w:tcPr>
+            <w:tcW w:type="dxa" w:w="2160"/>
+          </w:tcPr>
+          <w:p>
+            <w:r>
+              <w:t>Abandono del flujo mediante «salir»</w:t>
+            </w:r>
+          </w:p>
+        </w:tc>
+        <w:tc>
+          <w:tcPr>
+            <w:tcW w:type="dxa" w:w="2160"/>
+          </w:tcPr>
+          <w:p>
+            <w:r>
+              <w:t>El flujo se abandona sin confirmar la cita; el mensaje siguiente se atiende como conversación nueva</w:t>
+            </w:r>
+          </w:p>
+        </w:tc>
+        <w:tc>
+          <w:tcPr>
+            <w:tcW w:type="dxa" w:w="2160"/>
+          </w:tcPr>
+          <w:p>
+            <w:r>
+              <w:t>✓</w:t>
+            </w:r>
+          </w:p>
+        </w:tc>
+      </w:tr>
+      <w:tr>
+        <w:tc>
+          <w:tcPr>
+            <w:tcW w:type="dxa" w:w="2160"/>
+          </w:tcPr>
+          <w:p>
+            <w:r>
+              <w:t>CP-17</w:t>
+            </w:r>
+          </w:p>
+        </w:tc>
+        <w:tc>
+          <w:tcPr>
+            <w:tcW w:type="dxa" w:w="2160"/>
+          </w:tcPr>
+          <w:p>
+            <w:r>
+              <w:t>Solicitud a cinco endpoints de datos sin token de acceso</w:t>
+            </w:r>
+          </w:p>
+        </w:tc>
+        <w:tc>
+          <w:tcPr>
+            <w:tcW w:type="dxa" w:w="2160"/>
+          </w:tcPr>
+          <w:p>
+            <w:r>
+              <w:t>Las cinco respuestas son 401; ninguna devuelve datos</w:t>
+            </w:r>
+          </w:p>
+        </w:tc>
+        <w:tc>
+          <w:tcPr>
+            <w:tcW w:type="dxa" w:w="2160"/>
+          </w:tcPr>
+          <w:p>
+            <w:r>
+              <w:t>✓</w:t>
+            </w:r>
+          </w:p>
+        </w:tc>
+      </w:tr>
+      <w:tr>
+        <w:tc>
+          <w:tcPr>
+            <w:tcW w:type="dxa" w:w="2160"/>
+          </w:tcPr>
+          <w:p>
+            <w:r>
+              <w:t>CP-18</w:t>
+            </w:r>
+          </w:p>
+        </w:tc>
+        <w:tc>
+          <w:tcPr>
+            <w:tcW w:type="dxa" w:w="2160"/>
+          </w:tcPr>
+          <w:p>
+            <w:r>
+              <w:t>Token de cliente sobre cuatro rutas reservadas a veterinario y administrador</w:t>
+            </w:r>
+          </w:p>
+        </w:tc>
+        <w:tc>
+          <w:tcPr>
+            <w:tcW w:type="dxa" w:w="2160"/>
+          </w:tcPr>
+          <w:p>
+            <w:r>
+              <w:t>Las cuatro respuestas son 403: el token es válido pero el rol no habilita el acceso</w:t>
+            </w:r>
+          </w:p>
+        </w:tc>
+        <w:tc>
+          <w:tcPr>
+            <w:tcW w:type="dxa" w:w="2160"/>
+          </w:tcPr>
+          <w:p>
+            <w:r>
+              <w:t>✓</w:t>
+            </w:r>
+          </w:p>
+        </w:tc>
+      </w:tr>
+      <w:tr>
+        <w:tc>
+          <w:tcPr>
+            <w:tcW w:type="dxa" w:w="2160"/>
+          </w:tcPr>
+          <w:p>
+            <w:r>
+              <w:t>CP-19</w:t>
+            </w:r>
+          </w:p>
+        </w:tc>
+        <w:tc>
+          <w:tcPr>
+            <w:tcW w:type="dxa" w:w="2160"/>
+          </w:tcPr>
+          <w:p>
+            <w:r>
+              <w:t>Cliente solicitando el historial médico de una mascota ajena</w:t>
+            </w:r>
+          </w:p>
+        </w:tc>
+        <w:tc>
+          <w:tcPr>
+            <w:tcW w:type="dxa" w:w="2160"/>
+          </w:tcPr>
+          <w:p>
+            <w:r>
+              <w:t>403 con el detalle «Esa mascota no te pertenece»; sobre una mascota propia responde 200</w:t>
+            </w:r>
+          </w:p>
+        </w:tc>
+        <w:tc>
+          <w:tcPr>
+            <w:tcW w:type="dxa" w:w="2160"/>
+          </w:tcPr>
+          <w:p>
+            <w:r>
+              <w:t>✓</w:t>
+            </w:r>
+          </w:p>
+        </w:tc>
+      </w:tr>
+      <w:tr>
+        <w:tc>
+          <w:tcPr>
+            <w:tcW w:type="dxa" w:w="2160"/>
+          </w:tcPr>
+          <w:p>
+            <w:r>
+              <w:t>CP-20</w:t>
+            </w:r>
+          </w:p>
+        </w:tc>
+        <w:tc>
+          <w:tcPr>
+            <w:tcW w:type="dxa" w:w="2160"/>
+          </w:tcPr>
+          <w:p>
+            <w:r>
+              <w:t>Invocación directa al webhook de n8n sin la cabecera de autenticación</w:t>
+            </w:r>
+          </w:p>
+        </w:tc>
+        <w:tc>
+          <w:tcPr>
+            <w:tcW w:type="dxa" w:w="2160"/>
+          </w:tcPr>
+          <w:p>
+            <w:r>
+              <w:t>403 antes de ejecutar el workflow; la misma operación desde la aplicación funciona con normalidad</w:t>
+            </w:r>
+          </w:p>
+        </w:tc>
+        <w:tc>
+          <w:tcPr>
+            <w:tcW w:type="dxa" w:w="2160"/>
+          </w:tcPr>
+          <w:p>
+            <w:r>
+              <w:t>✓</w:t>
+            </w:r>
+          </w:p>
+        </w:tc>
+      </w:tr>
+      <w:tr>
+        <w:tc>
+          <w:tcPr>
+            <w:tcW w:type="dxa" w:w="2160"/>
+          </w:tcPr>
+          <w:p>
+            <w:r>
+              <w:t>CP-21</w:t>
+            </w:r>
+          </w:p>
+        </w:tc>
+        <w:tc>
+          <w:tcPr>
+            <w:tcW w:type="dxa" w:w="2160"/>
+          </w:tcPr>
+          <w:p>
+            <w:r>
+              <w:t>El veterinario registra una consulta en el historial de una mascota</w:t>
+            </w:r>
+          </w:p>
+        </w:tc>
+        <w:tc>
+          <w:tcPr>
+            <w:tcW w:type="dxa" w:w="2160"/>
+          </w:tcPr>
+          <w:p>
+            <w:r>
+              <w:t>El registro se crea y aparece en el listado del historial; persiste al volver a abrir la vista</w:t>
+            </w:r>
+          </w:p>
+        </w:tc>
+        <w:tc>
+          <w:tcPr>
+            <w:tcW w:type="dxa" w:w="2160"/>
+          </w:tcPr>
+          <w:p>
+            <w:r>
+              <w:t>✓</w:t>
+            </w:r>
+          </w:p>
+        </w:tc>
+      </w:tr>
+      <w:tr>
+        <w:tc>
+          <w:tcPr>
+            <w:tcW w:type="dxa" w:w="2160"/>
+          </w:tcPr>
+          <w:p>
+            <w:r>
+              <w:t>CP-22</w:t>
+            </w:r>
+          </w:p>
+        </w:tc>
+        <w:tc>
+          <w:tcPr>
+            <w:tcW w:type="dxa" w:w="2160"/>
+          </w:tcPr>
+          <w:p>
+            <w:r>
+              <w:t>El cliente intenta crear un registro sobre una mascota propia</w:t>
+            </w:r>
+          </w:p>
+        </w:tc>
+        <w:tc>
+          <w:tcPr>
+            <w:tcW w:type="dxa" w:w="2160"/>
+          </w:tcPr>
+          <w:p>
+            <w:r>
+              <w:t>403 con el detalle «No tenés permiso para crear registros»: el permiso depende del rol y no de la propiedad de la mascota</w:t>
+            </w:r>
+          </w:p>
+        </w:tc>
+        <w:tc>
+          <w:tcPr>
+            <w:tcW w:type="dxa" w:w="2160"/>
+          </w:tcPr>
+          <w:p>
+            <w:r>
+              <w:t>✓</w:t>
+            </w:r>
+          </w:p>
+        </w:tc>
+      </w:tr>
+      <w:tr>
+        <w:tc>
+          <w:tcPr>
+            <w:tcW w:type="dxa" w:w="2160"/>
+          </w:tcPr>
+          <w:p>
+            <w:r>
+              <w:t>CP-23</w:t>
+            </w:r>
+          </w:p>
+        </w:tc>
+        <w:tc>
+          <w:tcPr>
+            <w:tcW w:type="dxa" w:w="2160"/>
+          </w:tcPr>
+          <w:p>
+            <w:r>
+              <w:t>El veterinario intenta editar y eliminar un registro existente</w:t>
+            </w:r>
+          </w:p>
+        </w:tc>
+        <w:tc>
+          <w:tcPr>
+            <w:tcW w:type="dxa" w:w="2160"/>
+          </w:tcPr>
+          <w:p>
+            <w:r>
+              <w:t>403 en ambas operaciones: «Solo el admin puede editar registros» y «Solo el admin puede eliminar registros»</w:t>
+            </w:r>
+          </w:p>
+        </w:tc>
+        <w:tc>
+          <w:tcPr>
+            <w:tcW w:type="dxa" w:w="2160"/>
+          </w:tcPr>
+          <w:p>
+            <w:r>
+              <w:t>✓</w:t>
+            </w:r>
+          </w:p>
+        </w:tc>
+      </w:tr>
+      <w:tr>
+        <w:tc>
+          <w:tcPr>
+            <w:tcW w:type="dxa" w:w="2160"/>
+          </w:tcPr>
+          <w:p>
+            <w:r>
+              <w:t>CP-24</w:t>
+            </w:r>
+          </w:p>
+        </w:tc>
+        <w:tc>
+          <w:tcPr>
+            <w:tcW w:type="dxa" w:w="2160"/>
+          </w:tcPr>
+          <w:p>
+            <w:r>
+              <w:t>El administrador edita y luego elimina un registro</w:t>
+            </w:r>
+          </w:p>
+        </w:tc>
+        <w:tc>
+          <w:tcPr>
+            <w:tcW w:type="dxa" w:w="2160"/>
+          </w:tcPr>
+          <w:p>
+            <w:r>
+              <w:t>La edición se refleja en el listado y, tras la eliminación, el registro no vuelve a aparecer</w:t>
+            </w:r>
+          </w:p>
+        </w:tc>
+        <w:tc>
+          <w:tcPr>
+            <w:tcW w:type="dxa" w:w="2160"/>
+          </w:tcPr>
+          <w:p>
+            <w:r>
+              <w:t>✓</w:t>
+            </w:r>
+          </w:p>
+        </w:tc>
+      </w:tr>
+      <w:tr>
+        <w:tc>
+          <w:tcPr>
+            <w:tcW w:type="dxa" w:w="2160"/>
+          </w:tcPr>
+          <w:p>
+            <w:r>
+              <w:t>CP-25</w:t>
+            </w:r>
+          </w:p>
+        </w:tc>
+        <w:tc>
+          <w:tcPr>
+            <w:tcW w:type="dxa" w:w="2160"/>
+          </w:tcPr>
+          <w:p>
+            <w:r>
+              <w:t>Reprogramación: opción de mascota fuera de la lista ofrecida</w:t>
+            </w:r>
+          </w:p>
+        </w:tc>
+        <w:tc>
+          <w:tcPr>
+            <w:tcW w:type="dxa" w:w="2160"/>
+          </w:tcPr>
+          <w:p>
+            <w:r>
+              <w:t>«Opción inválida, elegí un número de la lista»; el estado reprogramando se mantiene y admite un nuevo intento</w:t>
+            </w:r>
+          </w:p>
+        </w:tc>
+        <w:tc>
+          <w:tcPr>
+            <w:tcW w:type="dxa" w:w="2160"/>
+          </w:tcPr>
+          <w:p>
+            <w:r>
+              <w:t>✓</w:t>
+            </w:r>
+          </w:p>
+        </w:tc>
+      </w:tr>
+      <w:tr>
+        <w:tc>
+          <w:tcPr>
+            <w:tcW w:type="dxa" w:w="2160"/>
+          </w:tcPr>
+          <w:p>
+            <w:r>
+              <w:t>CP-26</w:t>
+            </w:r>
+          </w:p>
+        </w:tc>
+        <w:tc>
+          <w:tcPr>
+            <w:tcW w:type="dxa" w:w="2160"/>
+          </w:tcPr>
+          <w:p>
+            <w:r>
+              <w:t>Reprogramación: opción de cita fuera de la lista ofrecida</w:t>
+            </w:r>
+          </w:p>
+        </w:tc>
+        <w:tc>
+          <w:tcPr>
+            <w:tcW w:type="dxa" w:w="2160"/>
+          </w:tcPr>
+          <w:p>
+            <w:r>
+              <w:t>«Opción inválida, elegí un número de la lista»; el estado reprofeho se mantiene</w:t>
+            </w:r>
+          </w:p>
+        </w:tc>
+        <w:tc>
+          <w:tcPr>
+            <w:tcW w:type="dxa" w:w="2160"/>
+          </w:tcPr>
+          <w:p>
+            <w:r>
+              <w:t>✓</w:t>
+            </w:r>
+          </w:p>
+        </w:tc>
+      </w:tr>
+      <w:tr>
+        <w:tc>
+          <w:tcPr>
+            <w:tcW w:type="dxa" w:w="2160"/>
+          </w:tcPr>
+          <w:p>
+            <w:r>
+              <w:t>CP-27</w:t>
+            </w:r>
+          </w:p>
+        </w:tc>
+        <w:tc>
+          <w:tcPr>
+            <w:tcW w:type="dxa" w:w="2160"/>
+          </w:tcPr>
+          <w:p>
+            <w:r>
+              <w:t>Reprogramación: fecha expresada en lenguaje natural</w:t>
+            </w:r>
+          </w:p>
+        </w:tc>
+        <w:tc>
+          <w:tcPr>
+            <w:tcW w:type="dxa" w:w="2160"/>
+          </w:tcPr>
+          <w:p>
+            <w:r>
+              <w:t>«No entendí la fecha. Por favor escribila en formato DD/MM/AAAA»; el estado espreprogramar se mantiene</w:t>
+            </w:r>
+          </w:p>
+        </w:tc>
+        <w:tc>
+          <w:tcPr>
+            <w:tcW w:type="dxa" w:w="2160"/>
+          </w:tcPr>
+          <w:p>
+            <w:r>
+              <w:t>✓</w:t>
+            </w:r>
+          </w:p>
+        </w:tc>
+      </w:tr>
+      <w:tr>
+        <w:tc>
+          <w:tcPr>
+            <w:tcW w:type="dxa" w:w="2160"/>
+          </w:tcPr>
+          <w:p>
+            <w:r>
+              <w:t>CP-28</w:t>
+            </w:r>
+          </w:p>
+        </w:tc>
+        <w:tc>
+          <w:tcPr>
+            <w:tcW w:type="dxa" w:w="2160"/>
+          </w:tcPr>
+          <w:p>
+            <w:r>
+              <w:t>Reprogramación: opción de bloque horario fuera de la lista</w:t>
+            </w:r>
+          </w:p>
+        </w:tc>
+        <w:tc>
+          <w:tcPr>
+            <w:tcW w:type="dxa" w:w="2160"/>
+          </w:tcPr>
+          <w:p>
+            <w:r>
+              <w:t>«Opción inválida, elegí un número de la lista»; la cita no se modifica y el evento de Google Calendar no se altera</w:t>
+            </w:r>
+          </w:p>
+        </w:tc>
+        <w:tc>
+          <w:tcPr>
+            <w:tcW w:type="dxa" w:w="2160"/>
+          </w:tcPr>
+          <w:p>
+            <w:r>
+              <w:t>✓</w:t>
+            </w:r>
+          </w:p>
+        </w:tc>
+      </w:tr>
+      <w:tr>
+        <w:tc>
+          <w:tcPr>
+            <w:tcW w:type="dxa" w:w="2160"/>
+          </w:tcPr>
+          <w:p>
+            <w:r>
+              <w:t>CP-29</w:t>
+            </w:r>
+          </w:p>
+        </w:tc>
+        <w:tc>
+          <w:tcPr>
+            <w:tcW w:type="dxa" w:w="2160"/>
+          </w:tcPr>
+          <w:p>
+            <w:r>
+              <w:t>Cancelación: opción de mascota fuera de la lista ofrecida</w:t>
+            </w:r>
+          </w:p>
+        </w:tc>
+        <w:tc>
+          <w:tcPr>
+            <w:tcW w:type="dxa" w:w="2160"/>
+          </w:tcPr>
+          <w:p>
+            <w:r>
+              <w:t>«Opción inválida, elegí un número de la lista»; el estado cancelando se mantiene</w:t>
+            </w:r>
+          </w:p>
+        </w:tc>
+        <w:tc>
+          <w:tcPr>
+            <w:tcW w:type="dxa" w:w="2160"/>
+          </w:tcPr>
+          <w:p>
+            <w:r>
+              <w:t>✓</w:t>
+            </w:r>
+          </w:p>
+        </w:tc>
+      </w:tr>
+      <w:tr>
+        <w:tc>
+          <w:tcPr>
+            <w:tcW w:type="dxa" w:w="2160"/>
+          </w:tcPr>
+          <w:p>
+            <w:r>
+              <w:t>CP-30</w:t>
+            </w:r>
+          </w:p>
+        </w:tc>
+        <w:tc>
+          <w:tcPr>
+            <w:tcW w:type="dxa" w:w="2160"/>
+          </w:tcPr>
+          <w:p>
+            <w:r>
+              <w:t>Cancelación: opción de cita fuera de la lista ofrecida</w:t>
+            </w:r>
+          </w:p>
+        </w:tc>
+        <w:tc>
+          <w:tcPr>
+            <w:tcW w:type="dxa" w:w="2160"/>
+          </w:tcPr>
+          <w:p>
+            <w:r>
+              <w:t>«Opción inválida, elegí un número de la lista»; ninguna cita se cancela</w:t>
+            </w:r>
+          </w:p>
+        </w:tc>
+        <w:tc>
+          <w:tcPr>
+            <w:tcW w:type="dxa" w:w="2160"/>
+          </w:tcPr>
+          <w:p>
+            <w:r>
+              <w:t>✓</w:t>
+            </w:r>
+          </w:p>
+        </w:tc>
+      </w:tr>
+      <w:tr>
+        <w:tc>
+          <w:tcPr>
+            <w:tcW w:type="dxa" w:w="2160"/>
+          </w:tcPr>
+          <w:p>
+            <w:r>
+              <w:t>CP-31</w:t>
+            </w:r>
+          </w:p>
+        </w:tc>
+        <w:tc>
+          <w:tcPr>
+            <w:tcW w:type="dxa" w:w="2160"/>
+          </w:tcPr>
+          <w:p>
+            <w:r>
+              <w:t>Registro de un usuario nuevo e inicio de sesión con sus credenciales</w:t>
+            </w:r>
+          </w:p>
+        </w:tc>
+        <w:tc>
+          <w:tcPr>
+            <w:tcW w:type="dxa" w:w="2160"/>
+          </w:tcPr>
+          <w:p>
+            <w:r>
+              <w:t>El registro se completa y devuelve un token de acceso; el inicio de sesión con las credenciales correctas accede al panel y con una contraseña incorrecta responde 401 «Usuario o contraseña incorrectos»</w:t>
+            </w:r>
+          </w:p>
+        </w:tc>
+        <w:tc>
+          <w:tcPr>
+            <w:tcW w:type="dxa" w:w="2160"/>
+          </w:tcPr>
+          <w:p>
+            <w:r>
+              <w:t>✓</w:t>
+            </w:r>
+          </w:p>
+        </w:tc>
+      </w:tr>
+      <w:tr>
+        <w:tc>
+          <w:tcPr>
+            <w:tcW w:type="dxa" w:w="2160"/>
+          </w:tcPr>
+          <w:p>
+            <w:r>
+              <w:t>CP-32</w:t>
+            </w:r>
+          </w:p>
+        </w:tc>
+        <w:tc>
+          <w:tcPr>
+            <w:tcW w:type="dxa" w:w="2160"/>
+          </w:tcPr>
+          <w:p>
+            <w:r>
+              <w:t>Un cliente lista sus mascotas e intenta editar la de otro cliente</w:t>
+            </w:r>
+          </w:p>
+        </w:tc>
+        <w:tc>
+          <w:tcPr>
+            <w:tcW w:type="dxa" w:w="2160"/>
+          </w:tcPr>
+          <w:p>
+            <w:r>
+              <w:t>El listado devuelve exclusivamente las propias; la edición de una mascota ajena responde 404 «Mascota no encontrada», de modo que el recurso resulta invisible y no meramente prohibido</w:t>
+            </w:r>
+          </w:p>
+        </w:tc>
+        <w:tc>
+          <w:tcPr>
+            <w:tcW w:type="dxa" w:w="2160"/>
+          </w:tcPr>
+          <w:p>
             <w:r>
               <w:t>✓</w:t>
             </w:r>
@@ -6817,9 +8585,714 @@
     <w:p>
       <w:r>
         <w:rPr/>
-        <w:t>El caso confirma dos comportamientos críticos del sistema: (a) la disponibilidad se evalúa por veterinario —un mismo horario puede estar ocupado para Ana y libre para Luis— y (b) la exclusión de los horarios ocupados se resuelve contra la tabla citas de PostgreSQL, fuente de verdad del sistema, antes de ofrecer la lista al usuario, y el turno confirmado se refleja en Google Calendar mediante la creación del evento.</w:t>
-      </w:r>
-    </w:p>
+        <w:t>Los treinta y dos casos se comportaron según lo especificado. Más allá del resultado agregado, la batería aporta evidencia sobre cinco propiedades que el trabajo enuncia en otros capítulos: (a) la disponibilidad se evalúa por veterinario y se resuelve excluyendo los bloques ocupados antes de ofrecerlos, de modo que el solapamiento se previene en lugar de rechazarse (CP-07 y CP-12); (b) la máquina de estados descrita en 2.2 sostiene la conversación ante entradas no previstas sin reiniciar el flujo (CP-02, CP-03, CP-08, CP-15, CP-16 y CP-25 a CP-30); (c) la reducción del espacio de entrada en fecha y hora, presentada como cuarto aporte en 8.1, se traduce en tres validaciones diferenciadas de fecha y en una lista cerrada de horarios (CP-04, CP-05, CP-06 y CP-27); y (d) el control de acceso descrito en 5.7 opera en el servidor y no depende de que el frontend oculte las vistas (CP-17 a CP-20, CP-31 y CP-32); y (e) el módulo de registro clínico aplica permisos por rol y no por propiedad de la mascota: un cliente no puede crear registros ni siquiera sobre una mascota propia, y un veterinario da de alta pero no edita ni elimina (CP-19 y CP-21 a CP-24).</w:t>
+      </w:r>
+    </w:p>
+    <w:p>
+      <w:r>
+        <w:rPr/>
+        <w:t>La Tabla 11 vincula cada requisito del apartado 4.4 con el componente que lo implementa y con los casos que lo validan.</w:t>
+      </w:r>
+    </w:p>
+    <w:p>
+      <w:r>
+        <w:rPr/>
+        <w:t>Tabla 11</w:t>
+      </w:r>
+    </w:p>
+    <w:p>
+      <w:r>
+        <w:rPr>
+          <w:i/>
+        </w:rPr>
+        <w:t>Matriz de trazabilidad entre requisitos, componentes y casos de prueba.</w:t>
+      </w:r>
+    </w:p>
+    <w:tbl>
+      <w:tblPr>
+        <w:tblStyle w:val="Cuadrculaclara-nfasis1"/>
+        <w:tblW w:type="auto" w:w="0"/>
+        <w:tblLook w:firstColumn="1" w:firstRow="1" w:lastColumn="0" w:lastRow="0" w:noHBand="0" w:noVBand="1" w:val="04A0"/>
+      </w:tblPr>
+      <w:tblGrid>
+        <w:gridCol w:w="2160"/>
+        <w:gridCol w:w="2160"/>
+        <w:gridCol w:w="2160"/>
+        <w:gridCol w:w="2160"/>
+      </w:tblGrid>
+      <w:tr>
+        <w:tc>
+          <w:tcPr>
+            <w:tcW w:type="dxa" w:w="2160"/>
+          </w:tcPr>
+          <w:p>
+            <w:r>
+              <w:t>Requisito</w:t>
+            </w:r>
+          </w:p>
+        </w:tc>
+        <w:tc>
+          <w:tcPr>
+            <w:tcW w:type="dxa" w:w="2160"/>
+          </w:tcPr>
+          <w:p>
+            <w:r>
+              <w:t>Componente que lo implementa</w:t>
+            </w:r>
+          </w:p>
+        </w:tc>
+        <w:tc>
+          <w:tcPr>
+            <w:tcW w:type="dxa" w:w="2160"/>
+          </w:tcPr>
+          <w:p>
+            <w:r>
+              <w:t>Casos que lo validan</w:t>
+            </w:r>
+          </w:p>
+        </w:tc>
+        <w:tc>
+          <w:tcPr>
+            <w:tcW w:type="dxa" w:w="2160"/>
+          </w:tcPr>
+          <w:p>
+            <w:r>
+              <w:t>Resultado</w:t>
+            </w:r>
+          </w:p>
+        </w:tc>
+      </w:tr>
+      <w:tr>
+        <w:tc>
+          <w:tcPr>
+            <w:tcW w:type="dxa" w:w="2160"/>
+          </w:tcPr>
+          <w:p>
+            <w:r>
+              <w:t>RF-01</w:t>
+            </w:r>
+          </w:p>
+        </w:tc>
+        <w:tc>
+          <w:tcPr>
+            <w:tcW w:type="dxa" w:w="2160"/>
+          </w:tcPr>
+          <w:p>
+            <w:r>
+              <w:t>Backend, módulo auth (bcrypt y tokens de acceso)</w:t>
+            </w:r>
+          </w:p>
+        </w:tc>
+        <w:tc>
+          <w:tcPr>
+            <w:tcW w:type="dxa" w:w="2160"/>
+          </w:tcPr>
+          <w:p>
+            <w:r>
+              <w:t>CP-17, CP-31</w:t>
+            </w:r>
+          </w:p>
+        </w:tc>
+        <w:tc>
+          <w:tcPr>
+            <w:tcW w:type="dxa" w:w="2160"/>
+          </w:tcPr>
+          <w:p>
+            <w:r>
+              <w:t>Satisfecho</w:t>
+            </w:r>
+          </w:p>
+        </w:tc>
+      </w:tr>
+      <w:tr>
+        <w:tc>
+          <w:tcPr>
+            <w:tcW w:type="dxa" w:w="2160"/>
+          </w:tcPr>
+          <w:p>
+            <w:r>
+              <w:t>RF-02</w:t>
+            </w:r>
+          </w:p>
+        </w:tc>
+        <w:tc>
+          <w:tcPr>
+            <w:tcW w:type="dxa" w:w="2160"/>
+          </w:tcPr>
+          <w:p>
+            <w:r>
+              <w:t>Backend, módulo mascotas</w:t>
+            </w:r>
+          </w:p>
+        </w:tc>
+        <w:tc>
+          <w:tcPr>
+            <w:tcW w:type="dxa" w:w="2160"/>
+          </w:tcPr>
+          <w:p>
+            <w:r>
+              <w:t>CP-19, CP-32</w:t>
+            </w:r>
+          </w:p>
+        </w:tc>
+        <w:tc>
+          <w:tcPr>
+            <w:tcW w:type="dxa" w:w="2160"/>
+          </w:tcPr>
+          <w:p>
+            <w:r>
+              <w:t>Satisfecho</w:t>
+            </w:r>
+          </w:p>
+        </w:tc>
+      </w:tr>
+      <w:tr>
+        <w:tc>
+          <w:tcPr>
+            <w:tcW w:type="dxa" w:w="2160"/>
+          </w:tcPr>
+          <w:p>
+            <w:r>
+              <w:t>RF-03</w:t>
+            </w:r>
+          </w:p>
+        </w:tc>
+        <w:tc>
+          <w:tcPr>
+            <w:tcW w:type="dxa" w:w="2160"/>
+          </w:tcPr>
+          <w:p>
+            <w:r>
+              <w:t>n8n, sub-flujo de agendamiento</w:t>
+            </w:r>
+          </w:p>
+        </w:tc>
+        <w:tc>
+          <w:tcPr>
+            <w:tcW w:type="dxa" w:w="2160"/>
+          </w:tcPr>
+          <w:p>
+            <w:r>
+              <w:t>CP-01</w:t>
+            </w:r>
+          </w:p>
+        </w:tc>
+        <w:tc>
+          <w:tcPr>
+            <w:tcW w:type="dxa" w:w="2160"/>
+          </w:tcPr>
+          <w:p>
+            <w:r>
+              <w:t>Satisfecho</w:t>
+            </w:r>
+          </w:p>
+        </w:tc>
+      </w:tr>
+      <w:tr>
+        <w:tc>
+          <w:tcPr>
+            <w:tcW w:type="dxa" w:w="2160"/>
+          </w:tcPr>
+          <w:p>
+            <w:r>
+              <w:t>RF-04</w:t>
+            </w:r>
+          </w:p>
+        </w:tc>
+        <w:tc>
+          <w:tcPr>
+            <w:tcW w:type="dxa" w:w="2160"/>
+          </w:tcPr>
+          <w:p>
+            <w:r>
+              <w:t>n8n, Execute a SQL query4 y Update rows in a table11</w:t>
+            </w:r>
+          </w:p>
+        </w:tc>
+        <w:tc>
+          <w:tcPr>
+            <w:tcW w:type="dxa" w:w="2160"/>
+          </w:tcPr>
+          <w:p>
+            <w:r>
+              <w:t>CP-01</w:t>
+            </w:r>
+          </w:p>
+        </w:tc>
+        <w:tc>
+          <w:tcPr>
+            <w:tcW w:type="dxa" w:w="2160"/>
+          </w:tcPr>
+          <w:p>
+            <w:r>
+              <w:t>Satisfecho</w:t>
+            </w:r>
+          </w:p>
+        </w:tc>
+      </w:tr>
+      <w:tr>
+        <w:tc>
+          <w:tcPr>
+            <w:tcW w:type="dxa" w:w="2160"/>
+          </w:tcPr>
+          <w:p>
+            <w:r>
+              <w:t>RF-05</w:t>
+            </w:r>
+          </w:p>
+        </w:tc>
+        <w:tc>
+          <w:tcPr>
+            <w:tcW w:type="dxa" w:w="2160"/>
+          </w:tcPr>
+          <w:p>
+            <w:r>
+              <w:t>n8n, Execute a SQL query7 y Code in JavaScript2</w:t>
+            </w:r>
+          </w:p>
+        </w:tc>
+        <w:tc>
+          <w:tcPr>
+            <w:tcW w:type="dxa" w:w="2160"/>
+          </w:tcPr>
+          <w:p>
+            <w:r>
+              <w:t>CP-07, CP-12</w:t>
+            </w:r>
+          </w:p>
+        </w:tc>
+        <w:tc>
+          <w:tcPr>
+            <w:tcW w:type="dxa" w:w="2160"/>
+          </w:tcPr>
+          <w:p>
+            <w:r>
+              <w:t>Satisfecho</w:t>
+            </w:r>
+          </w:p>
+        </w:tc>
+      </w:tr>
+      <w:tr>
+        <w:tc>
+          <w:tcPr>
+            <w:tcW w:type="dxa" w:w="2160"/>
+          </w:tcPr>
+          <w:p>
+            <w:r>
+              <w:t>RF-06</w:t>
+            </w:r>
+          </w:p>
+        </w:tc>
+        <w:tc>
+          <w:tcPr>
+            <w:tcW w:type="dxa" w:w="2160"/>
+          </w:tcPr>
+          <w:p>
+            <w:r>
+              <w:t>n8n, Update rows in a table13 y Create an event1</w:t>
+            </w:r>
+          </w:p>
+        </w:tc>
+        <w:tc>
+          <w:tcPr>
+            <w:tcW w:type="dxa" w:w="2160"/>
+          </w:tcPr>
+          <w:p>
+            <w:r>
+              <w:t>CP-01</w:t>
+            </w:r>
+          </w:p>
+        </w:tc>
+        <w:tc>
+          <w:tcPr>
+            <w:tcW w:type="dxa" w:w="2160"/>
+          </w:tcPr>
+          <w:p>
+            <w:r>
+              <w:t>Satisfecho</w:t>
+            </w:r>
+          </w:p>
+        </w:tc>
+      </w:tr>
+      <w:tr>
+        <w:tc>
+          <w:tcPr>
+            <w:tcW w:type="dxa" w:w="2160"/>
+          </w:tcPr>
+          <w:p>
+            <w:r>
+              <w:t>RF-07</w:t>
+            </w:r>
+          </w:p>
+        </w:tc>
+        <w:tc>
+          <w:tcPr>
+            <w:tcW w:type="dxa" w:w="2160"/>
+          </w:tcPr>
+          <w:p>
+            <w:r>
+              <w:t>n8n, sub-flujo de reprogramación</w:t>
+            </w:r>
+          </w:p>
+        </w:tc>
+        <w:tc>
+          <w:tcPr>
+            <w:tcW w:type="dxa" w:w="2160"/>
+          </w:tcPr>
+          <w:p>
+            <w:r>
+              <w:t>CP-09, CP-10, CP-25, CP-26, CP-27, CP-28</w:t>
+            </w:r>
+          </w:p>
+        </w:tc>
+        <w:tc>
+          <w:tcPr>
+            <w:tcW w:type="dxa" w:w="2160"/>
+          </w:tcPr>
+          <w:p>
+            <w:r>
+              <w:t>Satisfecho</w:t>
+            </w:r>
+          </w:p>
+        </w:tc>
+      </w:tr>
+      <w:tr>
+        <w:tc>
+          <w:tcPr>
+            <w:tcW w:type="dxa" w:w="2160"/>
+          </w:tcPr>
+          <w:p>
+            <w:r>
+              <w:t>RF-08</w:t>
+            </w:r>
+          </w:p>
+        </w:tc>
+        <w:tc>
+          <w:tcPr>
+            <w:tcW w:type="dxa" w:w="2160"/>
+          </w:tcPr>
+          <w:p>
+            <w:r>
+              <w:t>n8n, sub-flujo de cancelación</w:t>
+            </w:r>
+          </w:p>
+        </w:tc>
+        <w:tc>
+          <w:tcPr>
+            <w:tcW w:type="dxa" w:w="2160"/>
+          </w:tcPr>
+          <w:p>
+            <w:r>
+              <w:t>CP-11, CP-12, CP-29, CP-30</w:t>
+            </w:r>
+          </w:p>
+        </w:tc>
+        <w:tc>
+          <w:tcPr>
+            <w:tcW w:type="dxa" w:w="2160"/>
+          </w:tcPr>
+          <w:p>
+            <w:r>
+              <w:t>Satisfecho</w:t>
+            </w:r>
+          </w:p>
+        </w:tc>
+      </w:tr>
+      <w:tr>
+        <w:tc>
+          <w:tcPr>
+            <w:tcW w:type="dxa" w:w="2160"/>
+          </w:tcPr>
+          <w:p>
+            <w:r>
+              <w:t>RF-09</w:t>
+            </w:r>
+          </w:p>
+        </w:tc>
+        <w:tc>
+          <w:tcPr>
+            <w:tcW w:type="dxa" w:w="2160"/>
+          </w:tcPr>
+          <w:p>
+            <w:r>
+              <w:t>n8n, nodo consulta</w:t>
+            </w:r>
+          </w:p>
+        </w:tc>
+        <w:tc>
+          <w:tcPr>
+            <w:tcW w:type="dxa" w:w="2160"/>
+          </w:tcPr>
+          <w:p>
+            <w:r>
+              <w:t>CP-13</w:t>
+            </w:r>
+          </w:p>
+        </w:tc>
+        <w:tc>
+          <w:tcPr>
+            <w:tcW w:type="dxa" w:w="2160"/>
+          </w:tcPr>
+          <w:p>
+            <w:r>
+              <w:t>Satisfecho</w:t>
+            </w:r>
+          </w:p>
+        </w:tc>
+      </w:tr>
+      <w:tr>
+        <w:tc>
+          <w:tcPr>
+            <w:tcW w:type="dxa" w:w="2160"/>
+          </w:tcPr>
+          <w:p>
+            <w:r>
+              <w:t>RF-10</w:t>
+            </w:r>
+          </w:p>
+        </w:tc>
+        <w:tc>
+          <w:tcPr>
+            <w:tcW w:type="dxa" w:w="2160"/>
+          </w:tcPr>
+          <w:p>
+            <w:r>
+              <w:t>n8n, nodos saludo y salida</w:t>
+            </w:r>
+          </w:p>
+        </w:tc>
+        <w:tc>
+          <w:tcPr>
+            <w:tcW w:type="dxa" w:w="2160"/>
+          </w:tcPr>
+          <w:p>
+            <w:r>
+              <w:t>CP-14, CP-15</w:t>
+            </w:r>
+          </w:p>
+        </w:tc>
+        <w:tc>
+          <w:tcPr>
+            <w:tcW w:type="dxa" w:w="2160"/>
+          </w:tcPr>
+          <w:p>
+            <w:r>
+              <w:t>Satisfecho</w:t>
+            </w:r>
+          </w:p>
+        </w:tc>
+      </w:tr>
+      <w:tr>
+        <w:tc>
+          <w:tcPr>
+            <w:tcW w:type="dxa" w:w="2160"/>
+          </w:tcPr>
+          <w:p>
+            <w:r>
+              <w:t>RF-11</w:t>
+            </w:r>
+          </w:p>
+        </w:tc>
+        <w:tc>
+          <w:tcPr>
+            <w:tcW w:type="dxa" w:w="2160"/>
+          </w:tcPr>
+          <w:p>
+            <w:r>
+              <w:t>Backend, módulo historial sobre la tabla historial_medico</w:t>
+            </w:r>
+          </w:p>
+        </w:tc>
+        <w:tc>
+          <w:tcPr>
+            <w:tcW w:type="dxa" w:w="2160"/>
+          </w:tcPr>
+          <w:p>
+            <w:r>
+              <w:t>CP-19, CP-21, CP-22, CP-23, CP-24</w:t>
+            </w:r>
+          </w:p>
+        </w:tc>
+        <w:tc>
+          <w:tcPr>
+            <w:tcW w:type="dxa" w:w="2160"/>
+          </w:tcPr>
+          <w:p>
+            <w:r>
+              <w:t>Satisfecho</w:t>
+            </w:r>
+          </w:p>
+        </w:tc>
+      </w:tr>
+      <w:tr>
+        <w:tc>
+          <w:tcPr>
+            <w:tcW w:type="dxa" w:w="2160"/>
+          </w:tcPr>
+          <w:p>
+            <w:r>
+              <w:t>RNF-01</w:t>
+            </w:r>
+          </w:p>
+        </w:tc>
+        <w:tc>
+          <w:tcPr>
+            <w:tcW w:type="dxa" w:w="2160"/>
+          </w:tcPr>
+          <w:p>
+            <w:r>
+              <w:t>Máquina de estados en la columna estado de la tabla citas</w:t>
+            </w:r>
+          </w:p>
+        </w:tc>
+        <w:tc>
+          <w:tcPr>
+            <w:tcW w:type="dxa" w:w="2160"/>
+          </w:tcPr>
+          <w:p>
+            <w:r>
+              <w:t>CP-02, CP-03, CP-08, CP-15, CP-16, CP-25, CP-26, CP-28, CP-29, CP-30</w:t>
+            </w:r>
+          </w:p>
+        </w:tc>
+        <w:tc>
+          <w:tcPr>
+            <w:tcW w:type="dxa" w:w="2160"/>
+          </w:tcPr>
+          <w:p>
+            <w:r>
+              <w:t>Satisfecho</w:t>
+            </w:r>
+          </w:p>
+        </w:tc>
+      </w:tr>
+      <w:tr>
+        <w:tc>
+          <w:tcPr>
+            <w:tcW w:type="dxa" w:w="2160"/>
+          </w:tcPr>
+          <w:p>
+            <w:r>
+              <w:t>RNF-02</w:t>
+            </w:r>
+          </w:p>
+        </w:tc>
+        <w:tc>
+          <w:tcPr>
+            <w:tcW w:type="dxa" w:w="2160"/>
+          </w:tcPr>
+          <w:p>
+            <w:r>
+              <w:t>n8n, Code in JavaScript9 y Code in JavaScript10</w:t>
+            </w:r>
+          </w:p>
+        </w:tc>
+        <w:tc>
+          <w:tcPr>
+            <w:tcW w:type="dxa" w:w="2160"/>
+          </w:tcPr>
+          <w:p>
+            <w:r>
+              <w:t>CP-04, CP-05, CP-06, CP-27</w:t>
+            </w:r>
+          </w:p>
+        </w:tc>
+        <w:tc>
+          <w:tcPr>
+            <w:tcW w:type="dxa" w:w="2160"/>
+          </w:tcPr>
+          <w:p>
+            <w:r>
+              <w:t>Satisfecho</w:t>
+            </w:r>
+          </w:p>
+        </w:tc>
+      </w:tr>
+      <w:tr>
+        <w:tc>
+          <w:tcPr>
+            <w:tcW w:type="dxa" w:w="2160"/>
+          </w:tcPr>
+          <w:p>
+            <w:r>
+              <w:t>RNF-03</w:t>
+            </w:r>
+          </w:p>
+        </w:tc>
+        <w:tc>
+          <w:tcPr>
+            <w:tcW w:type="dxa" w:w="2160"/>
+          </w:tcPr>
+          <w:p>
+            <w:r>
+              <w:t>Backend, dependencia get_current_user y verificación de rol</w:t>
+            </w:r>
+          </w:p>
+        </w:tc>
+        <w:tc>
+          <w:tcPr>
+            <w:tcW w:type="dxa" w:w="2160"/>
+          </w:tcPr>
+          <w:p>
+            <w:r>
+              <w:t>CP-17, CP-18, CP-19, CP-32</w:t>
+            </w:r>
+          </w:p>
+        </w:tc>
+        <w:tc>
+          <w:tcPr>
+            <w:tcW w:type="dxa" w:w="2160"/>
+          </w:tcPr>
+          <w:p>
+            <w:r>
+              <w:t>Satisfecho</w:t>
+            </w:r>
+          </w:p>
+        </w:tc>
+      </w:tr>
+      <w:tr>
+        <w:tc>
+          <w:tcPr>
+            <w:tcW w:type="dxa" w:w="2160"/>
+          </w:tcPr>
+          <w:p>
+            <w:r>
+              <w:t>RNF-04</w:t>
+            </w:r>
+          </w:p>
+        </w:tc>
+        <w:tc>
+          <w:tcPr>
+            <w:tcW w:type="dxa" w:w="2160"/>
+          </w:tcPr>
+          <w:p>
+            <w:r>
+              <w:t>n8n, autenticación por cabecera en el nodo Webhook</w:t>
+            </w:r>
+          </w:p>
+        </w:tc>
+        <w:tc>
+          <w:tcPr>
+            <w:tcW w:type="dxa" w:w="2160"/>
+          </w:tcPr>
+          <w:p>
+            <w:r>
+              <w:t>CP-20</w:t>
+            </w:r>
+          </w:p>
+        </w:tc>
+        <w:tc>
+          <w:tcPr>
+            <w:tcW w:type="dxa" w:w="2160"/>
+          </w:tcPr>
+          <w:p>
+            <w:r>
+              <w:t>Satisfecho</w:t>
+            </w:r>
+          </w:p>
+        </w:tc>
+      </w:tr>
+    </w:tbl>
     <w:p>
       <w:pPr>
         <w:pStyle w:val="Ttulo2"/>
@@ -6906,16 +9379,7 @@
         <w:rPr>
           <w:i/>
         </w:rPr>
-        <w:t>Solución</w:t>
-      </w:r>
-      <w:r>
-        <w:t>: Se inyec</w:t>
-      </w:r>
-      <w:r>
-        <w:t>ta la fecha y hora actual —con zona horaria America/Argentina/Buenos_Aires— directamente en el system prompt del AI Agent mediante la expresión $now.setZone('America/Argentina/Buenos_Aires').format('yyyy-MM-dd') de n8n. Esto permite que el modelo</w:t>
-      </w:r>
-      <w:r>
-        <w:t>, al recibir el mensaje "mañana a las 10", tenga como contexto que "hoy es 2026-06-24" y pueda calcular "mañana = 2026-06-25".</w:t>
+        <w:t>Solución: Se inyecta la fecha y hora actual —con zona horaria America/Argentina/Buenos_Aires— directamente en el system prompt del AI Agent mediante la expresión $now.setZone('America/Argentina/Buenos_Aires').format('yyyy-MM-dd') de n8n. Esto permite que el modelo, al recibir el mensaje "mañana a las 10", tenga como contexto que "hoy es 2026-06-24" y pueda calcular "mañana = 2026-06-25". Cabe señalar que el problema siguiente dejó esta capacidad sin uso en el flujo de turnos: al adoptarse el formato fijo de fecha, la interpretación de expresiones relativas ya no se ejercita, según se detalla en el apartado 5.4.</w:t>
       </w:r>
     </w:p>
     <w:p>
@@ -7159,13 +9623,7 @@
     </w:p>
     <w:p>
       <w:r>
-        <w:t>La segunda parte de la hipótesis —la menor barrera de adopción respecto a los bots de mensajería— no pudo ser validada empíricamente al no haberse realizado pruebas con usuarios reales. Sin embargo, el argumento qu</w:t>
-      </w:r>
-      <w:r>
-        <w:t>e la sustenta es sólido desde la teoría de usabilidad: eliminar la necesidad de instalar una aplicación adicional reduce objetivamente los pasos requeridos para que un usuario acceda al sistema. Futuras evaluaciones con usuarios serán necesarias para confi</w:t>
-      </w:r>
-      <w:r>
-        <w:t>rmar esta ventaja con datos.</w:t>
+        <w:t>La segunda parte de la hipótesis —la menor barrera de adopción respecto a los bots de mensajería— no pudo ser validada empíricamente al no haberse realizado pruebas con usuarios reales. Sin embargo, el argumento que la sustenta es sólido desde la teoría de usabilidad y admite una cuantificación analítica: el conteo de pasos de acceso presentado en la Tabla 2 muestra que un usuario sin Telegram instalado debe completar siete pasos antes de su primer mensaje, frente a los tres que exige la aplicación web. Esa diferencia es una estimación de fricción y no una medición de adopción; futuras evaluaciones con usuarios serán necesarias para confirmar la ventaja con datos de uso real.</w:t>
       </w:r>
     </w:p>
     <w:p>
@@ -7189,28 +9647,12 @@
     </w:p>
     <w:p>
       <w:r>
-        <w:t xml:space="preserve">En segundo lugar, la máquina de estados implementada a nivel de base de datos —como solución al problema de pérdida de contexto </w:t>
-      </w:r>
-      <w:r>
-        <w:t>conversacional— es un aporte técnico que no se encuentra documentado en los antecedentes revisados. Los bots conversacionales típicamente dependen exclusivamente de la memoria del agente para mantener el contexto; VetFlow demostró que esta dependencia es f</w:t>
-      </w:r>
-      <w:r>
-        <w:t>rágil en flujos de múltiples pasos y que una capa adicional de estado transaccional resuelve el problema de manera robusta.</w:t>
-      </w:r>
-    </w:p>
-    <w:p>
-      <w:r>
-        <w:t xml:space="preserve">En tercer lugar, el cambio de canal —de Telegram a aplicación web— representa una decisión arquitectónica fundamentada en la </w:t>
-      </w:r>
-      <w:r>
-        <w:t>experiencia de campo que es consistente con los hallazgos de Vest &amp; Gamm (2010) sobre la importancia de la simplicidad percibida en la adopción tecnológica. La literatura sobre bots de mensajería tiende a asumir que la penetración de estas plataformas gara</w:t>
-      </w:r>
-      <w:r>
-        <w:t xml:space="preserve">ntiza la adopción; este trabajo aporta evidencia </w:t>
-      </w:r>
-      <w:r>
-        <w:lastRenderedPageBreak/>
-        <w:t>anecdótica pero concreta de que "usar una app de mensajería" y "gestionar turnos veterinarios a través de ella" son conductas diferentes.</w:t>
+        <w:t>En segundo lugar, la máquina de estados implementada a nivel de base de datos —como solución al problema de pérdida de contexto conversacional— es un aporte técnico que no se encuentra documentado en los antecedentes revisados. Los bots conversacionales típicamente dependen exclusivamente de la memoria del agente para mantener el contexto; VetFlow demostró que esta dependencia es frágil en flujos de múltiples pasos y que una capa adicional de estado transaccional resuelve el problema de manera robusta. En términos del esquema de cuatro componentes que propone la revisión de Wang et al. (2024), el hallazgo puede formularse con precisión: la solución no consistió en mejorar la memoria del agente sino en trasladar parte de su función al componente de planificación, materializado como una máquina de estados persistente y externa al modelo.</w:t>
+      </w:r>
+    </w:p>
+    <w:p>
+      <w:r>
+        <w:t>En tercer lugar, el cambio de canal —de Telegram a aplicación web— es consistente con los hallazgos de Vest &amp; Gamm (2010) sobre la importancia de la simplicidad percibida en la adopción tecnológica. La literatura sobre bots de mensajería tiende a asumir que la penetración de estas plataformas garantiza la adopción; este trabajo no aporta evidencia empírica en contrario, pero sí un argumento de diseño: la observación que motivó el cambio de canal y el análisis de pasos de acceso del apartado 3.4 muestran que «usar una aplicación de mensajería» y «gestionar turnos veterinarios a través de ella» son conductas distintas, y que la segunda impone un requisito previo que la primera no.</w:t>
       </w:r>
     </w:p>
     <w:p>
@@ -7223,13 +9665,7 @@
     </w:p>
     <w:p>
       <w:r>
-        <w:t>La principal limitación de e</w:t>
-      </w:r>
-      <w:r>
-        <w:t>ste trabajo es la ausencia de pruebas con usuarios reales. Los cuatro flujos fueron validados funcionalmente por el equipo de desarrollo, pero no se evaluó la experiencia de usuarios finales (propietarios de mascotas) ni del personal veterinario. Esto impl</w:t>
-      </w:r>
-      <w:r>
-        <w:t>ica que no se dispone de métricas cuantitativas de usabilidad, satisfacción o reducción de carga administrativa que permitan validar la hipótesis en su totalidad.</w:t>
+        <w:t>La principal limitación de este trabajo es la ausencia de pruebas con usuarios reales. El sistema fue validado funcionalmente por el equipo de desarrollo, pero no se evaluó la experiencia de usuarios finales (propietarios de mascotas) ni del personal veterinario. Esto implica que no se dispone de métricas cuantitativas de usabilidad, satisfacción o reducción de carga administrativa que permitan validar la hipótesis en su totalidad.</w:t>
       </w:r>
     </w:p>
     <w:p>
@@ -7259,7 +9695,13 @@
     <w:p>
       <w:pPr/>
       <w:r>
-        <w:t>La quinta limitación refiere a la exposición del webhook de n8n: el webhook no implementa un mecanismo de autenticación propio más allá de recibir el cliente_id desde el backend, y la configuración CORS actual permite solicitudes desde cualquier origen. Se reconoce esto como una superficie de exposición a resolver antes de un despliegue en producción, mediante autenticación de servicio a servicio (por ejemplo, una clave compartida o token firmado) y restricción de CORS al dominio del frontend.</w:t>
+        <w:t>La quinta limitación refiere a la seguridad de la aplicación. La exposición del webhook de n8n y la configuración abierta de CORS, señaladas durante el desarrollo, fueron resueltas mediante autenticación de servicio a servicio por cabecera y la restricción del origen permitido al dominio del frontend. Persisten, no obstante, limitaciones propias de un sistema que no fue sometido a una auditoría de seguridad: el esquema de tokens no contempla renovación ni revocación anticipada, no se limita la cantidad de intentos de inicio de sesión, la política de contraseñas admite seis caracteres sin requisitos de composición, y el token de sesión se conserva en el almacenamiento del navegador, lo que lo expone ante una eventual vulnerabilidad de inyección de scripts en el frontend. Ninguna de estas limitaciones fue evaluada mediante pruebas específicas de seguridad, que no formaron parte del alcance de este trabajo.</w:t>
+      </w:r>
+    </w:p>
+    <w:p>
+      <w:pPr/>
+      <w:r>
+        <w:t>A las anteriores se suma una limitación que afecta al planteo del problema antes que a los resultados: el trabajo no realizó un relevamiento propio sobre clínicas veterinarias, de modo que la caracterización del segmento y de sus dificultades operativas se apoya en la literatura consultada y en la estructura institucional del sector, y no en datos primarios. Esto no compromete la validación funcional del sistema, que es autónoma respecto de ese diagnóstico, pero acota el alcance de las afirmaciones del Capítulo 1: describen el problema que la solución se propone atender y no una medición de su magnitud.</w:t>
       </w:r>
     </w:p>
     <w:p>
@@ -7313,13 +9755,7 @@
     </w:p>
     <w:p>
       <w:r>
-        <w:t>Este trabajo demostró que es posible construir un sistema conversaciona</w:t>
-      </w:r>
-      <w:r>
-        <w:t>l de gestión de citas veterinarias potenciado por IA, desplegado como una aplicación web con chatbot embebido, utilizando exclusivamente herramientas open-source o de bajo costo, con un costo operativo mensual inferior a USD 12 y en un tiempo de desarrollo</w:t>
-      </w:r>
-      <w:r>
-        <w:t xml:space="preserve"> de aproximadamente dos meses para un equipo de dos personas con dedicación parcial.</w:t>
+        <w:t>Este trabajo demostró que es posible construir un sistema conversacional de gestión de citas veterinarias potenciado por IA, desplegado como una aplicación web con chatbot embebido, utilizando exclusivamente herramientas open-source o de bajo costo, con un costo operativo mensual inferior a USD 12 y a lo largo de catorce semanas de trabajo de un equipo de dos personas con dedicación parcial.</w:t>
       </w:r>
     </w:p>
     <w:p>
@@ -7388,19 +9824,7 @@
     </w:p>
     <w:p>
       <w:r>
-        <w:t xml:space="preserve">5. </w:t>
-      </w:r>
-      <w:r>
-        <w:rPr>
-          <w:b/>
-        </w:rPr>
-        <w:t>Migración de canal</w:t>
-      </w:r>
-      <w:r>
-        <w:t>: el cambio de Telegram a ap</w:t>
-      </w:r>
-      <w:r>
-        <w:t>licación web, motivado por la barrera de adopción detectada en el relevamiento de campo, representa una decisión arquitectónica documentada y fundamentada que puede servir de referencia para proyectos similares.</w:t>
+        <w:t>5. Migración de canal: el cambio de Telegram a aplicación web, motivado por la barrera de adopción señalada durante la evaluación de la versión previa, representa una decisión arquitectónica documentada y fundamentada que puede servir de referencia para proyectos similares.</w:t>
       </w:r>
     </w:p>
     <w:p>
@@ -7455,14 +9879,8 @@
     </w:p>
     <w:p>
       <w:r>
-        <w:t>2. Autenticación en el canal backend→n8n: incorporar autenticación por token en el canal backend→n8n (actualmente el webhook recibe cliente_id sin verificación adicional), complementando el esquema JWT ya implementado en el resto de la API.</w:t>
-      </w:r>
-      <w:r>
-        <w:rPr>
-          <w:b/>
-        </w:rPr>
-      </w:r>
-      <w:r/>
+        <w:t>2. Endurecimiento de la autenticación: el esquema implementado emite tokens de acceso de duración fija, sin mecanismo de renovación ni de revocación anticipada, y no limita la cantidad de intentos de inicio de sesión. Se plantea incorporar tokens de refresco con revocación, un límite de intentos por dirección de origen, una política de contraseñas más exigente y un procedimiento de recuperación de cuenta.</w:t>
+      </w:r>
     </w:p>
     <w:p>
       <w:r>
@@ -7517,16 +9935,7 @@
     </w:p>
     <w:p>
       <w:r>
-        <w:t xml:space="preserve">6. </w:t>
-      </w:r>
-      <w:r>
-        <w:rPr>
-          <w:b/>
-        </w:rPr>
-        <w:t>Módulo de historia clínica</w:t>
-      </w:r>
-      <w:r>
-        <w:t>: incorporar un módulo simplificado de historia clínica que persista datos de cada mascota entre visitas.</w:t>
+        <w:t>6. Ampliación del registro clínico: el módulo implementado permite asentar consultas, vacunas, cirugías y tratamientos por mascota. Se plantea ampliarlo con archivos adjuntos, vinculación de cada registro con el turno que lo originó y trazabilidad del profesional que lo firma, tres elementos que una historia clínica completa requiere y que la versión actual no contempla.</w:t>
       </w:r>
     </w:p>
     <w:p>
@@ -7586,13 +9995,7 @@
     </w:p>
     <w:p>
       <w:r>
-        <w:t>El principio de diseño que guió todas las decisiones —priorizar la accesibilidad del usuario sobre la s</w:t>
-      </w:r>
-      <w:r>
-        <w:t xml:space="preserve">ofisticación técnica— se mantuvo constante. Primero fue Telegram, porque los datos decían que los usuarios lo usaban. Después fue la web, porque la experiencia dijo que los datos no capturaban la barrera de tener que instalar una app. Y en cada iteración, </w:t>
-      </w:r>
-      <w:r>
-        <w:t>el sistema se volvió más simple de usar para quien realmente importa: el dueño de la mascota que solo quiere un turno para el veterinario sin tener que aprender a usar nada nuevo.</w:t>
+        <w:t>El principio de diseño que guió todas las decisiones —priorizar la accesibilidad del usuario sobre la sofisticación técnica— se mantuvo constante. Primero fue Telegram, porque era la plataforma que el equipo conocía y la que más rápido permitía construir. Después fue la web, porque bastó una observación —«tengo perros, pero no tengo Telegram»— para hacer visible a quién dejaba afuera esa decisión. Y en cada iteración, el sistema se volvió más simple de usar para quien realmente importa: el dueño de la mascota que solo quiere un turno para el veterinario sin tener que aprender a usar nada nuevo.</w:t>
       </w:r>
     </w:p>
     <w:p>
@@ -7607,6 +10010,11 @@
       <w:r>
         <w:lastRenderedPageBreak/>
         <w:t>Referencias Bibliográficas</w:t>
+      </w:r>
+    </w:p>
+    <w:p>
+      <w:r>
+        <w:t>Acuity Scheduling. (s.f.). Online booking and appointment scheduling software. Recuperado el 16 de agosto de 2026, de https://acuityscheduling.com/</w:t>
       </w:r>
     </w:p>
     <w:p>
@@ -7679,7 +10087,17 @@
     </w:p>
     <w:p>
       <w:r>
+        <w:t>Calendly. (s.f.). Free online appointment scheduling software. Recuperado el 16 de agosto de 2026, de https://calendly.com/</w:t>
+      </w:r>
+    </w:p>
+    <w:p>
+      <w:r>
         <w:t>Chase, H. (2022). LangChain [Software]. GitHub. https://github.com/langchain-ai/langchain</w:t>
+      </w:r>
+    </w:p>
+    <w:p>
+      <w:r>
+        <w:t>Covetrus. (s.f.). Covetrus Pulse: veterinary practice management software [anteriormente eVetPractice]. Recuperado el 16 de agosto de 2026, de https://evetpractice.com/</w:t>
       </w:r>
     </w:p>
     <w:p>
@@ -7814,6 +10232,11 @@
     </w:p>
     <w:p>
       <w:r>
+        <w:t>Provet. (s.f.). Provet: veterinary practice management software [anteriormente Provet Cloud]. Recuperado el 16 de agosto de 2026, de https://www.provet.com/</w:t>
+      </w:r>
+    </w:p>
+    <w:p>
+      <w:r>
         <w:t xml:space="preserve">Russell, S., &amp; Norvig, P. (2020). </w:t>
       </w:r>
       <w:r>
@@ -7833,6 +10256,11 @@
     </w:p>
     <w:p>
       <w:r>
+        <w:t>SimplyBook.me. (s.f.). Online appointment booking system. Recuperado el 16 de agosto de 2026, de https://simplybook.me/en/</w:t>
+      </w:r>
+    </w:p>
+    <w:p>
+      <w:r>
         <w:t>Sommerville,</w:t>
       </w:r>
       <w:r>
@@ -7872,6 +10300,21 @@
     </w:p>
     <w:p>
       <w:r>
+        <w:t>VetPraxis. (s.f.). VetPraxis: sistema de gestión para clínicas veterinarias. Recuperado el 16 de agosto de 2026, de https://vetpraxis.app/</w:t>
+      </w:r>
+    </w:p>
+    <w:p>
+      <w:r>
+        <w:t>Wang, L., Ma, C., Feng, X., Zhang, Z., Yang, H., Zhang, J., et al. (2024). A survey on large language model based autonomous agents. Frontiers of Computer Science, 18(6), 186345. https://doi.org/10.1007/s11704-024-40231-1</w:t>
+      </w:r>
+    </w:p>
+    <w:p>
+      <w:r>
+        <w:t>Wei, J., Wang, X., Schuurmans, D., Bosma, M., Ichter, B., Xia, F., Chi, E., Le, Q., &amp; Zhou, D. (2022). Chain-of-thought prompting elicits reasoning in large language models. Advances in Neural Information Processing Systems, 35, 24824–24837. https://doi.org/10.48550/arXiv.2201.11903</w:t>
+      </w:r>
+    </w:p>
+    <w:p>
+      <w:r>
         <w:t xml:space="preserve">Wilson, L., &amp; Marasoiu, M. (2022). The development and use of chatbots in public health: Scoping review. </w:t>
       </w:r>
       <w:r>
@@ -7889,6 +10332,11 @@
     </w:p>
     <w:p>
       <w:r>
+        <w:t>Yao, S., Zhao, J., Yu, D., Du, N., Shafran, I., Narasimhan, K., &amp; Cao, Y. (2023). ReAct: Synergizing reasoning and acting in language models. En The Eleventh International Conference on Learning Representations (ICLR 2023). https://doi.org/10.48550/arXiv.2210.03629</w:t>
+      </w:r>
+    </w:p>
+    <w:p>
+      <w:r>
         <w:br w:type="page"/>
       </w:r>
     </w:p>
@@ -7903,7 +10351,7 @@
     </w:p>
     <w:p>
       <w:r>
-        <w:t>El siguiente esquema representa la arquitectura de alto nivel de VetFlow, mostrando la relación entre los componentes del sistema y los servicios externos integrados.</w:t>
+        <w:t>La Figura 1 representa la arquitectura de alto nivel de VetFlow, mostrando la relación entre los componentes del sistema y los servicios externos integrados.</w:t>
       </w:r>
     </w:p>
     <w:p>
@@ -7984,7 +10432,7 @@
       <w:r>
         <w:drawing>
           <wp:inline xmlns:a="http://schemas.openxmlformats.org/drawingml/2006/main" xmlns:pic="http://schemas.openxmlformats.org/drawingml/2006/picture">
-            <wp:extent cx="5760720" cy="2359931"/>
+            <wp:extent cx="5760720" cy="3296412"/>
             <wp:docPr id="7" name="Picture 7"/>
             <wp:cNvGraphicFramePr>
               <a:graphicFrameLocks noChangeAspect="1"/>
@@ -8005,7 +10453,7 @@
                   <pic:spPr>
                     <a:xfrm>
                       <a:off x="0" y="0"/>
-                      <a:ext cx="5760720" cy="2359931"/>
+                      <a:ext cx="5760720" cy="3296412"/>
                     </a:xfrm>
                     <a:prstGeom prst="rect"/>
                   </pic:spPr>
@@ -8021,13 +10469,70 @@
         <w:rPr>
           <w:i/>
         </w:rPr>
-        <w:t>Nota.</w:t>
-      </w:r>
-      <w:r>
-        <w:t xml:space="preserve"> La entidad veterinarios no constituye una tabla independiente: es una vista lógica sobre clientes con rol = 'veterinario'. La columna veterinario_id de citas referencia la clave primaria de e</w:t>
-      </w:r>
-      <w:r>
-        <w:t>sa entidad.</w:t>
+        <w:t>Nota. Los valores admitidos por la columna estado de citas se definen en la Tabla 7. La entidad veterinarios no constituye una tabla independiente: es una vista lógica sobre clientes con rol = 'veterinario'. La columna veterinario_id de citas referencia la clave primaria de esa entidad.</w:t>
+      </w:r>
+    </w:p>
+    <w:p>
+      <w:r>
+        <w:rPr>
+          <w:i/>
+        </w:rPr>
+        <w:t>Figura 4</w:t>
+      </w:r>
+    </w:p>
+    <w:p>
+      <w:r>
+        <w:rPr>
+          <w:i/>
+        </w:rPr>
+        <w:t>Máquina de estados conversacional de VetFlow.</w:t>
+      </w:r>
+    </w:p>
+    <w:p>
+      <w:r>
+        <w:rPr>
+          <w:i/>
+        </w:rPr>
+        <w:drawing>
+          <wp:inline xmlns:a="http://schemas.openxmlformats.org/drawingml/2006/main" xmlns:pic="http://schemas.openxmlformats.org/drawingml/2006/picture">
+            <wp:extent cx="5760720" cy="3137535"/>
+            <wp:docPr id="8" name="Picture 8"/>
+            <wp:cNvGraphicFramePr>
+              <a:graphicFrameLocks noChangeAspect="1"/>
+            </wp:cNvGraphicFramePr>
+            <a:graphic>
+              <a:graphicData uri="http://schemas.openxmlformats.org/drawingml/2006/picture">
+                <pic:pic>
+                  <pic:nvPicPr>
+                    <pic:cNvPr id="0" name="figura4.png"/>
+                    <pic:cNvPicPr/>
+                  </pic:nvPicPr>
+                  <pic:blipFill>
+                    <a:blip r:embed="rId8"/>
+                    <a:stretch>
+                      <a:fillRect/>
+                    </a:stretch>
+                  </pic:blipFill>
+                  <pic:spPr>
+                    <a:xfrm>
+                      <a:off x="0" y="0"/>
+                      <a:ext cx="5760720" cy="3137535"/>
+                    </a:xfrm>
+                    <a:prstGeom prst="rect"/>
+                  </pic:spPr>
+                </pic:pic>
+              </a:graphicData>
+            </a:graphic>
+          </wp:inline>
+        </w:drawing>
+      </w:r>
+    </w:p>
+    <w:p>
+      <w:r>
+        <w:rPr>
+          <w:i/>
+        </w:rPr>
+        <w:t>Nota. Los tres bloques corresponden a los flujos de agendamiento, reprogramación y cancelación. Los estados en azul son iniciales, los blancos son estados de espera de una respuesta del usuario, el verde indica un turno vigente y los anaranjados son terminales. Ante una opción fuera de la lista o un mensaje ajeno al flujo, el estado se mantiene y la pregunta se repite; esas transiciones reflexivas se omiten del diagrama por legibilidad. Por la misma razón se omite la salida por «salir», disponible en todo estado de espera: inserta una fila sin estado —la condición que consigna la última entrada de la Tabla 7— de modo que el mensaje siguiente se clasifica como una intención nueva y abre un flujo desde cero.</w:t>
       </w:r>
     </w:p>
     <w:p>
@@ -8046,7 +10551,7 @@
     </w:p>
     <w:p>
       <w:r>
-        <w:t>El workflow principal de VetFlow, denominado "actu", está implementado en n8n y se organiza en los siguientes nodos:</w:t>
+        <w:t>El workflow principal de VetFlow, denominado "actu", está implementado en n8n y se organiza en los nodos que documentan las Tablas 12 a 17, agrupados por sub-flujo.</w:t>
       </w:r>
     </w:p>
     <w:p>
@@ -8062,7 +10567,7 @@
         <w:rPr>
           <w:b/>
         </w:rPr>
-        <w:t>Tabla 8</w:t>
+        <w:t>Tabla 12</w:t>
       </w:r>
     </w:p>
     <w:p>
@@ -8159,11 +10664,8 @@
             <w:tcW w:w="2880" w:type="dxa"/>
           </w:tcPr>
           <w:p>
-            <w:pPr>
-              <w:cnfStyle w:val="000000100000" w:firstRow="0" w:lastRow="0" w:firstColumn="0" w:lastColumn="0" w:oddVBand="0" w:evenVBand="0" w:oddHBand="1" w:evenHBand="0" w:firstRowFirstColumn="0" w:firstRowLastColumn="0" w:lastRowFirstColumn="0" w:lastRowLastColumn="0"/>
-            </w:pPr>
-            <w:r>
-              <w:t>Recibe { cliente_id, mensaje } desde el backend FastAPI. Punto de entrada del flujo.</w:t>
+            <w:r>
+              <w:t>Recibe { cliente_id, mensaje } desde el backend FastAPI. Punto de entrada del flujo. Exige autenticación por cabecera contra una credencial almacenada en el gestor cifrado de n8n: las solicitudes que no presentan el secreto compartido se rechazan con 403 antes de ejecutar el workflow.</w:t>
             </w:r>
           </w:p>
         </w:tc>
@@ -8179,7 +10681,7 @@
           </w:tcPr>
           <w:p>
             <w:r>
-              <w:t>If "salir"</w:t>
+              <w:t>If</w:t>
             </w:r>
           </w:p>
         </w:tc>
@@ -8201,11 +10703,8 @@
             <w:tcW w:w="2880" w:type="dxa"/>
           </w:tcPr>
           <w:p>
-            <w:pPr>
-              <w:cnfStyle w:val="000000010000" w:firstRow="0" w:lastRow="0" w:firstColumn="0" w:lastColumn="0" w:oddVBand="0" w:evenVBand="0" w:oddHBand="0" w:evenHBand="1" w:firstRowFirstColumn="0" w:firstRowLastColumn="0" w:lastRowFirstColumn="0" w:lastRowLastColumn="0"/>
-            </w:pPr>
-            <w:r>
-              <w:t>Detecta si el mensaje es "salir". Si es verdadero, inserta la cita actual en PostgreSQL y responde "Salio..".</w:t>
+            <w:r>
+              <w:t>Detecta si el mensaje es «salir». Si es verdadero deriva a los nodos que abandonan el flujo; en caso contrario continúa hacia la consulta del estado actual.</w:t>
             </w:r>
           </w:p>
         </w:tc>
@@ -8221,6 +10720,78 @@
           </w:tcPr>
           <w:p>
             <w:r>
+              <w:t>Insert rows in a table3</w:t>
+            </w:r>
+          </w:p>
+        </w:tc>
+        <w:tc>
+          <w:tcPr>
+            <w:tcW w:w="2880" w:type="dxa"/>
+          </w:tcPr>
+          <w:p>
+            <w:r>
+              <w:t>PostgreSQL (INSERT)</w:t>
+            </w:r>
+          </w:p>
+        </w:tc>
+        <w:tc>
+          <w:tcPr>
+            <w:tcW w:w="2880" w:type="dxa"/>
+          </w:tcPr>
+          <w:p>
+            <w:r>
+              <w:t>Inserta una fila con el cliente_id y sin estado, de modo que la siguiente consulta no encuentre ningún flujo activo y la conversación quede reiniciada.</w:t>
+            </w:r>
+          </w:p>
+        </w:tc>
+      </w:tr>
+      <w:tr>
+        <w:trPr>
+          <w:cnfStyle w:val="000000100000" w:firstRow="0" w:lastRow="0" w:firstColumn="0" w:lastColumn="0" w:oddVBand="0" w:evenVBand="0" w:oddHBand="1" w:evenHBand="0" w:firstRowFirstColumn="0" w:firstRowLastColumn="0" w:lastRowFirstColumn="0" w:lastRowLastColumn="0"/>
+        </w:trPr>
+        <w:tc>
+          <w:tcPr>
+            <w:cnfStyle w:val="001000000000" w:firstRow="0" w:lastRow="0" w:firstColumn="1" w:lastColumn="0" w:oddVBand="0" w:evenVBand="0" w:oddHBand="0" w:evenHBand="0" w:firstRowFirstColumn="0" w:firstRowLastColumn="0" w:lastRowFirstColumn="0" w:lastRowLastColumn="0"/>
+            <w:tcW w:w="2880" w:type="dxa"/>
+          </w:tcPr>
+          <w:p>
+            <w:r>
+              <w:t>Respond to Webhook9</w:t>
+            </w:r>
+          </w:p>
+        </w:tc>
+        <w:tc>
+          <w:tcPr>
+            <w:tcW w:w="2880" w:type="dxa"/>
+          </w:tcPr>
+          <w:p>
+            <w:r>
+              <w:t>Respond</w:t>
+            </w:r>
+          </w:p>
+        </w:tc>
+        <w:tc>
+          <w:tcPr>
+            <w:tcW w:w="2880" w:type="dxa"/>
+          </w:tcPr>
+          <w:p>
+            <w:r>
+              <w:t>Responde "Salio.." y cierra el flujo abandonado.</w:t>
+            </w:r>
+          </w:p>
+        </w:tc>
+      </w:tr>
+      <w:tr>
+        <w:trPr>
+          <w:cnfStyle w:val="000000100000" w:firstRow="0" w:lastRow="0" w:firstColumn="0" w:lastColumn="0" w:oddVBand="0" w:evenVBand="0" w:oddHBand="1" w:evenHBand="0" w:firstRowFirstColumn="0" w:firstRowLastColumn="0" w:lastRowFirstColumn="0" w:lastRowLastColumn="0"/>
+        </w:trPr>
+        <w:tc>
+          <w:tcPr>
+            <w:cnfStyle w:val="001000000000" w:firstRow="0" w:lastRow="0" w:firstColumn="1" w:lastColumn="0" w:oddVBand="0" w:evenVBand="0" w:oddHBand="0" w:evenHBand="0" w:firstRowFirstColumn="0" w:firstRowLastColumn="0" w:lastRowFirstColumn="0" w:lastRowLastColumn="0"/>
+            <w:tcW w:w="2880" w:type="dxa"/>
+          </w:tcPr>
+          <w:p>
+            <w:r>
               <w:t>Select rows f</w:t>
             </w:r>
             <w:r>
@@ -8266,7 +10837,7 @@
           </w:tcPr>
           <w:p>
             <w:r>
-              <w:t>Switch (estado)</w:t>
+              <w:t>Switch</w:t>
             </w:r>
           </w:p>
         </w:tc>
@@ -8292,7 +10863,7 @@
               <w:cnfStyle w:val="000000010000" w:firstRow="0" w:lastRow="0" w:firstColumn="0" w:lastColumn="0" w:oddVBand="0" w:evenVBand="0" w:oddHBand="0" w:evenHBand="1" w:firstRowFirstColumn="0" w:firstRowLastColumn="0" w:lastRowFirstColumn="0" w:lastRowLastColumn="0"/>
             </w:pPr>
             <w:r>
-              <w:t>Evalúa $json.estado de la cita actual y enruta: agendando, espaveterinario, espfecha, esphora, reprogramando, reprofeho, espreprogramar, reprehora, cancelando, cancefeho.</w:t>
+              <w:t>Evalúa $json.estado de la cita actual y enruta: agendando, espaveterinario, espfecha, esphora, reprogramando, reprofeho, espreprogramar, reprehora, cancelando, cancefeho. Los estados y sus transiciones se definen en la Tabla 7.</w:t>
             </w:r>
           </w:p>
         </w:tc>
@@ -8525,7 +11096,7 @@
         <w:rPr>
           <w:b/>
         </w:rPr>
-        <w:t>Tabla 9</w:t>
+        <w:t>Tabla 13</w:t>
       </w:r>
     </w:p>
     <w:p>
@@ -9398,6 +11969,114 @@
           </w:tcPr>
           <w:p>
             <w:r>
+              <w:t>Code in JavaScript9</w:t>
+            </w:r>
+          </w:p>
+        </w:tc>
+        <w:tc>
+          <w:tcPr>
+            <w:tcW w:w="2880" w:type="dxa"/>
+          </w:tcPr>
+          <w:p>
+            <w:r>
+              <w:t>Code</w:t>
+            </w:r>
+          </w:p>
+        </w:tc>
+        <w:tc>
+          <w:tcPr>
+            <w:tcW w:w="2880" w:type="dxa"/>
+          </w:tcPr>
+          <w:p>
+            <w:r>
+              <w:t>Valida la fecha recibida (estado "espfecha"): comprueba el formato DD/MM/AAAA, que la fecha exista realmente y que no corresponda a sábado ni domingo.</w:t>
+            </w:r>
+          </w:p>
+        </w:tc>
+      </w:tr>
+      <w:tr>
+        <w:trPr>
+          <w:cnfStyle w:val="000000010000" w:firstRow="0" w:lastRow="0" w:firstColumn="0" w:lastColumn="0" w:oddVBand="0" w:evenVBand="0" w:oddHBand="0" w:evenHBand="1" w:firstRowFirstColumn="0" w:firstRowLastColumn="0" w:lastRowFirstColumn="0" w:lastRowLastColumn="0"/>
+        </w:trPr>
+        <w:tc>
+          <w:tcPr>
+            <w:cnfStyle w:val="001000000000" w:firstRow="0" w:lastRow="0" w:firstColumn="1" w:lastColumn="0" w:oddVBand="0" w:evenVBand="0" w:oddHBand="0" w:evenHBand="0" w:firstRowFirstColumn="0" w:firstRowLastColumn="0" w:lastRowFirstColumn="0" w:lastRowLastColumn="0"/>
+            <w:tcW w:w="2880" w:type="dxa"/>
+          </w:tcPr>
+          <w:p>
+            <w:r>
+              <w:t>If1</w:t>
+            </w:r>
+          </w:p>
+        </w:tc>
+        <w:tc>
+          <w:tcPr>
+            <w:tcW w:w="2880" w:type="dxa"/>
+          </w:tcPr>
+          <w:p>
+            <w:r>
+              <w:t>IF</w:t>
+            </w:r>
+          </w:p>
+        </w:tc>
+        <w:tc>
+          <w:tcPr>
+            <w:tcW w:w="2880" w:type="dxa"/>
+          </w:tcPr>
+          <w:p>
+            <w:r>
+              <w:t>Evalúa la bandera fechaInvalida producida por el nodo anterior.</w:t>
+            </w:r>
+          </w:p>
+        </w:tc>
+      </w:tr>
+      <w:tr>
+        <w:trPr>
+          <w:cnfStyle w:val="000000010000" w:firstRow="0" w:lastRow="0" w:firstColumn="0" w:lastColumn="0" w:oddVBand="0" w:evenVBand="0" w:oddHBand="0" w:evenHBand="1" w:firstRowFirstColumn="0" w:firstRowLastColumn="0" w:lastRowFirstColumn="0" w:lastRowLastColumn="0"/>
+        </w:trPr>
+        <w:tc>
+          <w:tcPr>
+            <w:cnfStyle w:val="001000000000" w:firstRow="0" w:lastRow="0" w:firstColumn="1" w:lastColumn="0" w:oddVBand="0" w:evenVBand="0" w:oddHBand="0" w:evenHBand="0" w:firstRowFirstColumn="0" w:firstRowLastColumn="0" w:lastRowFirstColumn="0" w:lastRowLastColumn="0"/>
+            <w:tcW w:w="2880" w:type="dxa"/>
+          </w:tcPr>
+          <w:p>
+            <w:r>
+              <w:t>Respond to Webhook28</w:t>
+            </w:r>
+          </w:p>
+        </w:tc>
+        <w:tc>
+          <w:tcPr>
+            <w:tcW w:w="2880" w:type="dxa"/>
+          </w:tcPr>
+          <w:p>
+            <w:r>
+              <w:t>Respond</w:t>
+            </w:r>
+          </w:p>
+        </w:tc>
+        <w:tc>
+          <w:tcPr>
+            <w:tcW w:w="2880" w:type="dxa"/>
+          </w:tcPr>
+          <w:p>
+            <w:r>
+              <w:t>Devuelve el mensaje de error correspondiente —formato incorrecto, fecha inexistente o fin de semana—. El estado se mantiene en "espfecha" y admite un nuevo intento.</w:t>
+            </w:r>
+          </w:p>
+        </w:tc>
+      </w:tr>
+      <w:tr>
+        <w:trPr>
+          <w:cnfStyle w:val="000000010000" w:firstRow="0" w:lastRow="0" w:firstColumn="0" w:lastColumn="0" w:oddVBand="0" w:evenVBand="0" w:oddHBand="0" w:evenHBand="1" w:firstRowFirstColumn="0" w:firstRowLastColumn="0" w:lastRowFirstColumn="0" w:lastRowLastColumn="0"/>
+        </w:trPr>
+        <w:tc>
+          <w:tcPr>
+            <w:cnfStyle w:val="001000000000" w:firstRow="0" w:lastRow="0" w:firstColumn="1" w:lastColumn="0" w:oddVBand="0" w:evenVBand="0" w:oddHBand="0" w:evenHBand="0" w:firstRowFirstColumn="0" w:firstRowLastColumn="0" w:lastRowFirstColumn="0" w:lastRowLastColumn="0"/>
+            <w:tcW w:w="2880" w:type="dxa"/>
+          </w:tcPr>
+          <w:p>
+            <w:r>
               <w:t>Execute a SQL query6</w:t>
             </w:r>
           </w:p>
@@ -9950,7 +12629,7 @@
         <w:rPr>
           <w:b/>
         </w:rPr>
-        <w:t>Tabla 10</w:t>
+        <w:t>Tabla 14</w:t>
       </w:r>
     </w:p>
     <w:p>
@@ -10158,7 +12837,7 @@
         <w:rPr>
           <w:b/>
         </w:rPr>
-        <w:t>Tabla 11</w:t>
+        <w:t>Tabla 15</w:t>
       </w:r>
     </w:p>
     <w:p>
@@ -10434,7 +13113,7 @@
       </w:tr>
       <w:tr>
         <w:trPr>
-          <w:cnfStyle w:val="000000010000" w:firstRow="0" w:lastRow="0" w:firstColumn="0" w:lastColumn="0" w:oddVBand="0" w:evenVBand="0" w:oddHBand="0" w:evenHBand="1" w:firstRowFirstColumn="0" w:firstRowLastColumn="0" w:lastRowFirstColumn="0" w:lastRowLastColumn="0"/>
+          <w:cnfStyle w:val="000000100000" w:firstRow="0" w:lastRow="0" w:firstColumn="0" w:lastColumn="0" w:oddVBand="0" w:evenVBand="0" w:oddHBand="1" w:evenHBand="0" w:firstRowFirstColumn="0" w:firstRowLastColumn="0" w:lastRowFirstColumn="0" w:lastRowLastColumn="0"/>
         </w:trPr>
         <w:tc>
           <w:tcPr>
@@ -10443,18 +13122,15 @@
           </w:tcPr>
           <w:p>
             <w:r>
-              <w:t>Code in JavaScript12</w:t>
-            </w:r>
-          </w:p>
-        </w:tc>
-        <w:tc>
-          <w:tcPr>
-            <w:tcW w:w="2880" w:type="dxa"/>
-          </w:tcPr>
-          <w:p>
-            <w:pPr>
-              <w:cnfStyle w:val="000000010000" w:firstRow="0" w:lastRow="0" w:firstColumn="0" w:lastColumn="0" w:oddVBand="0" w:evenVBand="0" w:oddHBand="0" w:evenHBand="1" w:firstRowFirstColumn="0" w:firstRowLastColumn="0" w:lastRowFirstColumn="0" w:lastRowLastColumn="0"/>
-            </w:pPr>
+              <w:t>reprogramando1</w:t>
+            </w:r>
+          </w:p>
+        </w:tc>
+        <w:tc>
+          <w:tcPr>
+            <w:tcW w:w="2880" w:type="dxa"/>
+          </w:tcPr>
+          <w:p>
             <w:r>
               <w:t>Code</w:t>
             </w:r>
@@ -10465,11 +13141,8 @@
             <w:tcW w:w="2880" w:type="dxa"/>
           </w:tcPr>
           <w:p>
-            <w:pPr>
-              <w:cnfStyle w:val="000000010000" w:firstRow="0" w:lastRow="0" w:firstColumn="0" w:lastColumn="0" w:oddVBand="0" w:evenVBand="0" w:oddHBand="0" w:evenHBand="1" w:firstRowFirstColumn="0" w:firstRowLastColumn="0" w:lastRowFirstColumn="0" w:lastRowLastColumn="0"/>
-            </w:pPr>
-            <w:r>
-              <w:t>Recupera el mapeo, valida la mascota elegida y consulta sus citas futuras confirmadas.</w:t>
+            <w:r>
+              <w:t>Recupera el mapeo de mascotas y valida la opción elegida por el usuario (estado "reprogramando").</w:t>
             </w:r>
           </w:p>
         </w:tc>
@@ -10485,33 +13158,99 @@
           </w:tcPr>
           <w:p>
             <w:r>
-              <w:t>Update rows in a table5</w:t>
-            </w:r>
-          </w:p>
-        </w:tc>
-        <w:tc>
-          <w:tcPr>
-            <w:tcW w:w="2880" w:type="dxa"/>
-          </w:tcPr>
-          <w:p>
-            <w:pPr>
-              <w:cnfStyle w:val="000000100000" w:firstRow="0" w:lastRow="0" w:firstColumn="0" w:lastColumn="0" w:oddVBand="0" w:evenVBand="0" w:oddHBand="1" w:evenHBand="0" w:firstRowFirstColumn="0" w:firstRowLastColumn="0" w:lastRowFirstColumn="0" w:lastRowLastColumn="0"/>
-            </w:pPr>
-            <w:r>
-              <w:t>PostgreSQL (UPDATE)</w:t>
-            </w:r>
-          </w:p>
-        </w:tc>
-        <w:tc>
-          <w:tcPr>
-            <w:tcW w:w="2880" w:type="dxa"/>
-          </w:tcPr>
-          <w:p>
-            <w:pPr>
-              <w:cnfStyle w:val="000000100000" w:firstRow="0" w:lastRow="0" w:firstColumn="0" w:lastColumn="0" w:oddVBand="0" w:evenVBand="0" w:oddHBand="1" w:evenHBand="0" w:firstRowFirstColumn="0" w:firstRowLastColumn="0" w:lastRowFirstColumn="0" w:lastRowLastColumn="0"/>
-            </w:pPr>
-            <w:r>
-              <w:t>Actualiza estado: "reprofeho" y guarda el mapeo de citas en notas.</w:t>
+              <w:t>If10</w:t>
+            </w:r>
+          </w:p>
+        </w:tc>
+        <w:tc>
+          <w:tcPr>
+            <w:tcW w:w="2880" w:type="dxa"/>
+          </w:tcPr>
+          <w:p>
+            <w:r>
+              <w:t>IF</w:t>
+            </w:r>
+          </w:p>
+        </w:tc>
+        <w:tc>
+          <w:tcPr>
+            <w:tcW w:w="2880" w:type="dxa"/>
+          </w:tcPr>
+          <w:p>
+            <w:r>
+              <w:t>Evalúa si la opción de mascota es válida.</w:t>
+            </w:r>
+          </w:p>
+        </w:tc>
+      </w:tr>
+      <w:tr>
+        <w:trPr>
+          <w:cnfStyle w:val="000000100000" w:firstRow="0" w:lastRow="0" w:firstColumn="0" w:lastColumn="0" w:oddVBand="0" w:evenVBand="0" w:oddHBand="1" w:evenHBand="0" w:firstRowFirstColumn="0" w:firstRowLastColumn="0" w:lastRowFirstColumn="0" w:lastRowLastColumn="0"/>
+        </w:trPr>
+        <w:tc>
+          <w:tcPr>
+            <w:cnfStyle w:val="001000000000" w:firstRow="0" w:lastRow="0" w:firstColumn="1" w:lastColumn="0" w:oddVBand="0" w:evenVBand="0" w:oddHBand="0" w:evenHBand="0" w:firstRowFirstColumn="0" w:firstRowLastColumn="0" w:lastRowFirstColumn="0" w:lastRowLastColumn="0"/>
+            <w:tcW w:w="2880" w:type="dxa"/>
+          </w:tcPr>
+          <w:p>
+            <w:r>
+              <w:t>Respond to Webhook32</w:t>
+            </w:r>
+          </w:p>
+        </w:tc>
+        <w:tc>
+          <w:tcPr>
+            <w:tcW w:w="2880" w:type="dxa"/>
+          </w:tcPr>
+          <w:p>
+            <w:r>
+              <w:t>Respond</w:t>
+            </w:r>
+          </w:p>
+        </w:tc>
+        <w:tc>
+          <w:tcPr>
+            <w:tcW w:w="2880" w:type="dxa"/>
+          </w:tcPr>
+          <w:p>
+            <w:r>
+              <w:t>"Opción inválida, elegí un número de la lista".</w:t>
+            </w:r>
+          </w:p>
+        </w:tc>
+      </w:tr>
+      <w:tr>
+        <w:trPr>
+          <w:cnfStyle w:val="000000100000" w:firstRow="0" w:lastRow="0" w:firstColumn="0" w:lastColumn="0" w:oddVBand="0" w:evenVBand="0" w:oddHBand="1" w:evenHBand="0" w:firstRowFirstColumn="0" w:firstRowLastColumn="0" w:lastRowFirstColumn="0" w:lastRowLastColumn="0"/>
+        </w:trPr>
+        <w:tc>
+          <w:tcPr>
+            <w:cnfStyle w:val="001000000000" w:firstRow="0" w:lastRow="0" w:firstColumn="1" w:lastColumn="0" w:oddVBand="0" w:evenVBand="0" w:oddHBand="0" w:evenHBand="0" w:firstRowFirstColumn="0" w:firstRowLastColumn="0" w:lastRowFirstColumn="0" w:lastRowLastColumn="0"/>
+            <w:tcW w:w="2880" w:type="dxa"/>
+          </w:tcPr>
+          <w:p>
+            <w:r>
+              <w:t>Execute a SQL query10</w:t>
+            </w:r>
+          </w:p>
+        </w:tc>
+        <w:tc>
+          <w:tcPr>
+            <w:tcW w:w="2880" w:type="dxa"/>
+          </w:tcPr>
+          <w:p>
+            <w:r>
+              <w:t>PostgreSQL (SELECT)</w:t>
+            </w:r>
+          </w:p>
+        </w:tc>
+        <w:tc>
+          <w:tcPr>
+            <w:tcW w:w="2880" w:type="dxa"/>
+          </w:tcPr>
+          <w:p>
+            <w:r>
+              <w:t>Consulta las citas confirmadas de la mascota elegida junto al nombre del veterinario asignado a cada una.</w:t>
             </w:r>
           </w:p>
         </w:tc>
@@ -10527,7 +13266,7 @@
           </w:tcPr>
           <w:p>
             <w:r>
-              <w:t>Respond to Webhook13</w:t>
+              <w:t>Code in JavaScript12</w:t>
             </w:r>
           </w:p>
         </w:tc>
@@ -10540,20 +13279,17 @@
               <w:cnfStyle w:val="000000010000" w:firstRow="0" w:lastRow="0" w:firstColumn="0" w:lastColumn="0" w:oddVBand="0" w:evenVBand="0" w:oddHBand="0" w:evenHBand="1" w:firstRowFirstColumn="0" w:firstRowLastColumn="0" w:lastRowFirstColumn="0" w:lastRowLastColumn="0"/>
             </w:pPr>
             <w:r>
-              <w:t>Respond</w:t>
-            </w:r>
-          </w:p>
-        </w:tc>
-        <w:tc>
-          <w:tcPr>
-            <w:tcW w:w="2880" w:type="dxa"/>
-          </w:tcPr>
-          <w:p>
-            <w:pPr>
-              <w:cnfStyle w:val="000000010000" w:firstRow="0" w:lastRow="0" w:firstColumn="0" w:lastColumn="0" w:oddVBand="0" w:evenVBand="0" w:oddHBand="0" w:evenHBand="1" w:firstRowFirstColumn="0" w:firstRowLastColumn="0" w:lastRowFirstColumn="0" w:lastRowLastColumn="0"/>
-            </w:pPr>
-            <w:r>
-              <w:t>Pregunta "¿Cuál cita querés reprogramar?".</w:t>
+              <w:t>Code</w:t>
+            </w:r>
+          </w:p>
+        </w:tc>
+        <w:tc>
+          <w:tcPr>
+            <w:tcW w:w="2880" w:type="dxa"/>
+          </w:tcPr>
+          <w:p>
+            <w:r>
+              <w:t>Recupera el mapeo, valida la mascota elegida y consulta sus citas futuras confirmadas. Si la mascota no tiene turnos vigentes responde «No tenés citas pendientes para esa mascota» y el flujo no avanza.</w:t>
             </w:r>
           </w:p>
         </w:tc>
@@ -10569,7 +13305,7 @@
           </w:tcPr>
           <w:p>
             <w:r>
-              <w:t>reprofeho</w:t>
+              <w:t>Update rows in a table5</w:t>
             </w:r>
           </w:p>
         </w:tc>
@@ -10582,7 +13318,7 @@
               <w:cnfStyle w:val="000000100000" w:firstRow="0" w:lastRow="0" w:firstColumn="0" w:lastColumn="0" w:oddVBand="0" w:evenVBand="0" w:oddHBand="1" w:evenHBand="0" w:firstRowFirstColumn="0" w:firstRowLastColumn="0" w:lastRowFirstColumn="0" w:lastRowLastColumn="0"/>
             </w:pPr>
             <w:r>
-              <w:t>Code</w:t>
+              <w:t>PostgreSQL (UPDATE)</w:t>
             </w:r>
           </w:p>
         </w:tc>
@@ -10595,7 +13331,7 @@
               <w:cnfStyle w:val="000000100000" w:firstRow="0" w:lastRow="0" w:firstColumn="0" w:lastColumn="0" w:oddVBand="0" w:evenVBand="0" w:oddHBand="1" w:evenHBand="0" w:firstRowFirstColumn="0" w:firstRowLastColumn="0" w:lastRowFirstColumn="0" w:lastRowLastColumn="0"/>
             </w:pPr>
             <w:r>
-              <w:t>Recupera el mapeo y obtiene el cita_id y veterinario_id de la cita elegida.</w:t>
+              <w:t>Actualiza estado: "reprofeho" y guarda el mapeo de citas en notas.</w:t>
             </w:r>
           </w:p>
         </w:tc>
@@ -10611,7 +13347,7 @@
           </w:tcPr>
           <w:p>
             <w:r>
-              <w:t>Update rows in a table10</w:t>
+              <w:t>Respond to Webhook13</w:t>
             </w:r>
           </w:p>
         </w:tc>
@@ -10624,7 +13360,7 @@
               <w:cnfStyle w:val="000000010000" w:firstRow="0" w:lastRow="0" w:firstColumn="0" w:lastColumn="0" w:oddVBand="0" w:evenVBand="0" w:oddHBand="0" w:evenHBand="1" w:firstRowFirstColumn="0" w:firstRowLastColumn="0" w:lastRowFirstColumn="0" w:lastRowLastColumn="0"/>
             </w:pPr>
             <w:r>
-              <w:t>PostgreSQL (UPDATE)</w:t>
+              <w:t>Respond</w:t>
             </w:r>
           </w:p>
         </w:tc>
@@ -10637,7 +13373,7 @@
               <w:cnfStyle w:val="000000010000" w:firstRow="0" w:lastRow="0" w:firstColumn="0" w:lastColumn="0" w:oddVBand="0" w:evenVBand="0" w:oddHBand="0" w:evenHBand="1" w:firstRowFirstColumn="0" w:firstRowLastColumn="0" w:lastRowFirstColumn="0" w:lastRowLastColumn="0"/>
             </w:pPr>
             <w:r>
-              <w:t>Actualiza estado: "espreprogramar" y guarda {cita_id, veterinario_id} en notas.</w:t>
+              <w:t>Pregunta "¿Cuál cita querés reprogramar?".</w:t>
             </w:r>
           </w:p>
         </w:tc>
@@ -10653,7 +13389,7 @@
           </w:tcPr>
           <w:p>
             <w:r>
-              <w:t>Code in JavaScript15</w:t>
+              <w:t>reprofeho</w:t>
             </w:r>
           </w:p>
         </w:tc>
@@ -10679,7 +13415,79 @@
               <w:cnfStyle w:val="000000100000" w:firstRow="0" w:lastRow="0" w:firstColumn="0" w:lastColumn="0" w:oddVBand="0" w:evenVBand="0" w:oddHBand="1" w:evenHBand="0" w:firstRowFirstColumn="0" w:firstRowLastColumn="0" w:lastRowFirstColumn="0" w:lastRowLastColumn="0"/>
             </w:pPr>
             <w:r>
-              <w:t>Arma la pregunta de fecha.</w:t>
+              <w:t>Recupera el mapeo y obtiene el cita_id y veterinario_id de la cita elegida.</w:t>
+            </w:r>
+          </w:p>
+        </w:tc>
+      </w:tr>
+      <w:tr>
+        <w:trPr>
+          <w:cnfStyle w:val="000000100000" w:firstRow="0" w:lastRow="0" w:firstColumn="0" w:lastColumn="0" w:oddVBand="0" w:evenVBand="0" w:oddHBand="1" w:evenHBand="0" w:firstRowFirstColumn="0" w:firstRowLastColumn="0" w:lastRowFirstColumn="0" w:lastRowLastColumn="0"/>
+        </w:trPr>
+        <w:tc>
+          <w:tcPr>
+            <w:cnfStyle w:val="001000000000" w:firstRow="0" w:lastRow="0" w:firstColumn="1" w:lastColumn="0" w:oddVBand="0" w:evenVBand="0" w:oddHBand="0" w:evenHBand="0" w:firstRowFirstColumn="0" w:firstRowLastColumn="0" w:lastRowFirstColumn="0" w:lastRowLastColumn="0"/>
+            <w:tcW w:w="2880" w:type="dxa"/>
+          </w:tcPr>
+          <w:p>
+            <w:r>
+              <w:t>If11</w:t>
+            </w:r>
+          </w:p>
+        </w:tc>
+        <w:tc>
+          <w:tcPr>
+            <w:tcW w:w="2880" w:type="dxa"/>
+          </w:tcPr>
+          <w:p>
+            <w:r>
+              <w:t>IF</w:t>
+            </w:r>
+          </w:p>
+        </w:tc>
+        <w:tc>
+          <w:tcPr>
+            <w:tcW w:w="2880" w:type="dxa"/>
+          </w:tcPr>
+          <w:p>
+            <w:r>
+              <w:t>Evalúa si la opción de cita es válida.</w:t>
+            </w:r>
+          </w:p>
+        </w:tc>
+      </w:tr>
+      <w:tr>
+        <w:trPr>
+          <w:cnfStyle w:val="000000100000" w:firstRow="0" w:lastRow="0" w:firstColumn="0" w:lastColumn="0" w:oddVBand="0" w:evenVBand="0" w:oddHBand="1" w:evenHBand="0" w:firstRowFirstColumn="0" w:firstRowLastColumn="0" w:lastRowFirstColumn="0" w:lastRowLastColumn="0"/>
+        </w:trPr>
+        <w:tc>
+          <w:tcPr>
+            <w:cnfStyle w:val="001000000000" w:firstRow="0" w:lastRow="0" w:firstColumn="1" w:lastColumn="0" w:oddVBand="0" w:evenVBand="0" w:oddHBand="0" w:evenHBand="0" w:firstRowFirstColumn="0" w:firstRowLastColumn="0" w:lastRowFirstColumn="0" w:lastRowLastColumn="0"/>
+            <w:tcW w:w="2880" w:type="dxa"/>
+          </w:tcPr>
+          <w:p>
+            <w:r>
+              <w:t>Respond to Webhook33</w:t>
+            </w:r>
+          </w:p>
+        </w:tc>
+        <w:tc>
+          <w:tcPr>
+            <w:tcW w:w="2880" w:type="dxa"/>
+          </w:tcPr>
+          <w:p>
+            <w:r>
+              <w:t>Respond</w:t>
+            </w:r>
+          </w:p>
+        </w:tc>
+        <w:tc>
+          <w:tcPr>
+            <w:tcW w:w="2880" w:type="dxa"/>
+          </w:tcPr>
+          <w:p>
+            <w:r>
+              <w:t>"Opción inválida, elegí un número de la lista".</w:t>
             </w:r>
           </w:p>
         </w:tc>
@@ -10695,7 +13503,7 @@
           </w:tcPr>
           <w:p>
             <w:r>
-              <w:t>Respond to Webhook18</w:t>
+              <w:t>Update rows in a table10</w:t>
             </w:r>
           </w:p>
         </w:tc>
@@ -10708,7 +13516,7 @@
               <w:cnfStyle w:val="000000010000" w:firstRow="0" w:lastRow="0" w:firstColumn="0" w:lastColumn="0" w:oddVBand="0" w:evenVBand="0" w:oddHBand="0" w:evenHBand="1" w:firstRowFirstColumn="0" w:firstRowLastColumn="0" w:lastRowFirstColumn="0" w:lastRowLastColumn="0"/>
             </w:pPr>
             <w:r>
-              <w:t>Respond</w:t>
+              <w:t>PostgreSQL (UPDATE)</w:t>
             </w:r>
           </w:p>
         </w:tc>
@@ -10721,7 +13529,7 @@
               <w:cnfStyle w:val="000000010000" w:firstRow="0" w:lastRow="0" w:firstColumn="0" w:lastColumn="0" w:oddVBand="0" w:evenVBand="0" w:oddHBand="0" w:evenHBand="1" w:firstRowFirstColumn="0" w:firstRowLastColumn="0" w:lastRowFirstColumn="0" w:lastRowLastColumn="0"/>
             </w:pPr>
             <w:r>
-              <w:t>Pregunta "Perfecto! ¿Para qué fecha querés reprogramar el turno? (formato: DD/MM/AAAA)".</w:t>
+              <w:t>Actualiza estado: "espreprogramar" y guarda {cita_id, veterinario_id} en notas.</w:t>
             </w:r>
           </w:p>
         </w:tc>
@@ -10737,7 +13545,7 @@
           </w:tcPr>
           <w:p>
             <w:r>
-              <w:t>Execute a SQL query11</w:t>
+              <w:t>Code in JavaScript15</w:t>
             </w:r>
           </w:p>
         </w:tc>
@@ -10750,7 +13558,7 @@
               <w:cnfStyle w:val="000000100000" w:firstRow="0" w:lastRow="0" w:firstColumn="0" w:lastColumn="0" w:oddVBand="0" w:evenVBand="0" w:oddHBand="1" w:evenHBand="0" w:firstRowFirstColumn="0" w:firstRowLastColumn="0" w:lastRowFirstColumn="0" w:lastRowLastColumn="0"/>
             </w:pPr>
             <w:r>
-              <w:t>PostgreSQL (SELECT)</w:t>
+              <w:t>Code</w:t>
             </w:r>
           </w:p>
         </w:tc>
@@ -10763,7 +13571,7 @@
               <w:cnfStyle w:val="000000100000" w:firstRow="0" w:lastRow="0" w:firstColumn="0" w:lastColumn="0" w:oddVBand="0" w:evenVBand="0" w:oddHBand="1" w:evenHBand="0" w:firstRowFirstColumn="0" w:firstRowLastColumn="0" w:lastRowFirstColumn="0" w:lastRowLastColumn="0"/>
             </w:pPr>
             <w:r>
-              <w:t>Recibe la fecha (estado "espreprogramar") y recupera los datos guardados en notas.</w:t>
+              <w:t>Arma la pregunta de fecha.</w:t>
             </w:r>
           </w:p>
         </w:tc>
@@ -10779,7 +13587,7 @@
           </w:tcPr>
           <w:p>
             <w:r>
-              <w:t>Execute a SQL query12</w:t>
+              <w:t>Respond to Webhook18</w:t>
             </w:r>
           </w:p>
         </w:tc>
@@ -10792,7 +13600,7 @@
               <w:cnfStyle w:val="000000010000" w:firstRow="0" w:lastRow="0" w:firstColumn="0" w:lastColumn="0" w:oddVBand="0" w:evenVBand="0" w:oddHBand="0" w:evenHBand="1" w:firstRowFirstColumn="0" w:firstRowLastColumn="0" w:lastRowFirstColumn="0" w:lastRowLastColumn="0"/>
             </w:pPr>
             <w:r>
-              <w:t>PostgreSQL (SELECT)</w:t>
+              <w:t>Respond</w:t>
             </w:r>
           </w:p>
         </w:tc>
@@ -10805,7 +13613,7 @@
               <w:cnfStyle w:val="000000010000" w:firstRow="0" w:lastRow="0" w:firstColumn="0" w:lastColumn="0" w:oddVBand="0" w:evenVBand="0" w:oddHBand="0" w:evenHBand="1" w:firstRowFirstColumn="0" w:firstRowLastColumn="0" w:lastRowFirstColumn="0" w:lastRowLastColumn="0"/>
             </w:pPr>
             <w:r>
-              <w:t>Consulta las horas ya ocupadas para ese veterinario y esa fecha (estado = 'confirmado').</w:t>
+              <w:t>Pregunta "Perfecto! ¿Para qué fecha querés reprogramar el turno? (formato: DD/MM/AAAA)".</w:t>
             </w:r>
           </w:p>
         </w:tc>
@@ -10821,7 +13629,115 @@
           </w:tcPr>
           <w:p>
             <w:r>
-              <w:t>Code in JavaScript4</w:t>
+              <w:t>Code in JavaScript10</w:t>
+            </w:r>
+          </w:p>
+        </w:tc>
+        <w:tc>
+          <w:tcPr>
+            <w:tcW w:w="2880" w:type="dxa"/>
+          </w:tcPr>
+          <w:p>
+            <w:r>
+              <w:t>Code</w:t>
+            </w:r>
+          </w:p>
+        </w:tc>
+        <w:tc>
+          <w:tcPr>
+            <w:tcW w:w="2880" w:type="dxa"/>
+          </w:tcPr>
+          <w:p>
+            <w:r>
+              <w:t>Valida la fecha recibida (estado "espreprogramar") con las mismas comprobaciones que el flujo de agendamiento.</w:t>
+            </w:r>
+          </w:p>
+        </w:tc>
+      </w:tr>
+      <w:tr>
+        <w:trPr>
+          <w:cnfStyle w:val="000000100000" w:firstRow="0" w:lastRow="0" w:firstColumn="0" w:lastColumn="0" w:oddVBand="0" w:evenVBand="0" w:oddHBand="1" w:evenHBand="0" w:firstRowFirstColumn="0" w:firstRowLastColumn="0" w:lastRowFirstColumn="0" w:lastRowLastColumn="0"/>
+        </w:trPr>
+        <w:tc>
+          <w:tcPr>
+            <w:cnfStyle w:val="001000000000" w:firstRow="0" w:lastRow="0" w:firstColumn="1" w:lastColumn="0" w:oddVBand="0" w:evenVBand="0" w:oddHBand="0" w:evenHBand="0" w:firstRowFirstColumn="0" w:firstRowLastColumn="0" w:lastRowFirstColumn="0" w:lastRowLastColumn="0"/>
+            <w:tcW w:w="2880" w:type="dxa"/>
+          </w:tcPr>
+          <w:p>
+            <w:r>
+              <w:t>If2</w:t>
+            </w:r>
+          </w:p>
+        </w:tc>
+        <w:tc>
+          <w:tcPr>
+            <w:tcW w:w="2880" w:type="dxa"/>
+          </w:tcPr>
+          <w:p>
+            <w:r>
+              <w:t>IF</w:t>
+            </w:r>
+          </w:p>
+        </w:tc>
+        <w:tc>
+          <w:tcPr>
+            <w:tcW w:w="2880" w:type="dxa"/>
+          </w:tcPr>
+          <w:p>
+            <w:r>
+              <w:t>Evalúa la bandera fechaInvalida.</w:t>
+            </w:r>
+          </w:p>
+        </w:tc>
+      </w:tr>
+      <w:tr>
+        <w:trPr>
+          <w:cnfStyle w:val="000000100000" w:firstRow="0" w:lastRow="0" w:firstColumn="0" w:lastColumn="0" w:oddVBand="0" w:evenVBand="0" w:oddHBand="1" w:evenHBand="0" w:firstRowFirstColumn="0" w:firstRowLastColumn="0" w:lastRowFirstColumn="0" w:lastRowLastColumn="0"/>
+        </w:trPr>
+        <w:tc>
+          <w:tcPr>
+            <w:cnfStyle w:val="001000000000" w:firstRow="0" w:lastRow="0" w:firstColumn="1" w:lastColumn="0" w:oddVBand="0" w:evenVBand="0" w:oddHBand="0" w:evenHBand="0" w:firstRowFirstColumn="0" w:firstRowLastColumn="0" w:lastRowFirstColumn="0" w:lastRowLastColumn="0"/>
+            <w:tcW w:w="2880" w:type="dxa"/>
+          </w:tcPr>
+          <w:p>
+            <w:r>
+              <w:t>Respond to Webhook29</w:t>
+            </w:r>
+          </w:p>
+        </w:tc>
+        <w:tc>
+          <w:tcPr>
+            <w:tcW w:w="2880" w:type="dxa"/>
+          </w:tcPr>
+          <w:p>
+            <w:r>
+              <w:t>Respond</w:t>
+            </w:r>
+          </w:p>
+        </w:tc>
+        <w:tc>
+          <w:tcPr>
+            <w:tcW w:w="2880" w:type="dxa"/>
+          </w:tcPr>
+          <w:p>
+            <w:r>
+              <w:t>Devuelve el mensaje de error de fecha. El estado se mantiene en "espreprogramar".</w:t>
+            </w:r>
+          </w:p>
+        </w:tc>
+      </w:tr>
+      <w:tr>
+        <w:trPr>
+          <w:cnfStyle w:val="000000100000" w:firstRow="0" w:lastRow="0" w:firstColumn="0" w:lastColumn="0" w:oddVBand="0" w:evenVBand="0" w:oddHBand="1" w:evenHBand="0" w:firstRowFirstColumn="0" w:firstRowLastColumn="0" w:lastRowFirstColumn="0" w:lastRowLastColumn="0"/>
+        </w:trPr>
+        <w:tc>
+          <w:tcPr>
+            <w:cnfStyle w:val="001000000000" w:firstRow="0" w:lastRow="0" w:firstColumn="1" w:lastColumn="0" w:oddVBand="0" w:evenVBand="0" w:oddHBand="0" w:evenHBand="0" w:firstRowFirstColumn="0" w:firstRowLastColumn="0" w:lastRowFirstColumn="0" w:lastRowLastColumn="0"/>
+            <w:tcW w:w="2880" w:type="dxa"/>
+          </w:tcPr>
+          <w:p>
+            <w:r>
+              <w:t>Execute a SQL query11</w:t>
             </w:r>
           </w:p>
         </w:tc>
@@ -10834,7 +13750,7 @@
               <w:cnfStyle w:val="000000100000" w:firstRow="0" w:lastRow="0" w:firstColumn="0" w:lastColumn="0" w:oddVBand="0" w:evenVBand="0" w:oddHBand="1" w:evenHBand="0" w:firstRowFirstColumn="0" w:firstRowLastColumn="0" w:lastRowFirstColumn="0" w:lastRowLastColumn="0"/>
             </w:pPr>
             <w:r>
-              <w:t>Code</w:t>
+              <w:t>PostgreSQL (SELECT)</w:t>
             </w:r>
           </w:p>
         </w:tc>
@@ -10847,8 +13763,7 @@
               <w:cnfStyle w:val="000000100000" w:firstRow="0" w:lastRow="0" w:firstColumn="0" w:lastColumn="0" w:oddVBand="0" w:evenVBand="0" w:oddHBand="1" w:evenHBand="0" w:firstRowFirstColumn="0" w:firstRowLastColumn="0" w:lastRowFirstColumn="0" w:lastRowLastColumn="0"/>
             </w:pPr>
             <w:r>
-              <w:rPr/>
-              <w:t>Construye los bloques horarios disponibles en franjas de una hora —mañana 08:00–13:00, tarde 16:00–21:00— descartando los ocupados.</w:t>
+              <w:t>Recibe la fecha (estado "espreprogramar") y recupera los datos guardados en notas.</w:t>
             </w:r>
           </w:p>
         </w:tc>
@@ -10864,7 +13779,7 @@
           </w:tcPr>
           <w:p>
             <w:r>
-              <w:t>Update rows in a table15</w:t>
+              <w:t>Execute a SQL query12</w:t>
             </w:r>
           </w:p>
         </w:tc>
@@ -10877,7 +13792,7 @@
               <w:cnfStyle w:val="000000010000" w:firstRow="0" w:lastRow="0" w:firstColumn="0" w:lastColumn="0" w:oddVBand="0" w:evenVBand="0" w:oddHBand="0" w:evenHBand="1" w:firstRowFirstColumn="0" w:firstRowLastColumn="0" w:lastRowFirstColumn="0" w:lastRowLastColumn="0"/>
             </w:pPr>
             <w:r>
-              <w:t>PostgreSQL (UPDATE)</w:t>
+              <w:t>PostgreSQL (SELECT)</w:t>
             </w:r>
           </w:p>
         </w:tc>
@@ -10890,7 +13805,7 @@
               <w:cnfStyle w:val="000000010000" w:firstRow="0" w:lastRow="0" w:firstColumn="0" w:lastColumn="0" w:oddVBand="0" w:evenVBand="0" w:oddHBand="0" w:evenHBand="1" w:firstRowFirstColumn="0" w:firstRowLastColumn="0" w:lastRowFirstColumn="0" w:lastRowLastColumn="0"/>
             </w:pPr>
             <w:r>
-              <w:t>Actualiza estado: "reprehora".</w:t>
+              <w:t>Consulta las horas ya ocupadas para ese veterinario y esa fecha (estado = 'confirmado').</w:t>
             </w:r>
           </w:p>
         </w:tc>
@@ -10906,7 +13821,7 @@
           </w:tcPr>
           <w:p>
             <w:r>
-              <w:t>Respond to Webhook26</w:t>
+              <w:t>Code in JavaScript4</w:t>
             </w:r>
           </w:p>
         </w:tc>
@@ -10919,7 +13834,7 @@
               <w:cnfStyle w:val="000000100000" w:firstRow="0" w:lastRow="0" w:firstColumn="0" w:lastColumn="0" w:oddVBand="0" w:evenVBand="0" w:oddHBand="1" w:evenHBand="0" w:firstRowFirstColumn="0" w:firstRowLastColumn="0" w:lastRowFirstColumn="0" w:lastRowLastColumn="0"/>
             </w:pPr>
             <w:r>
-              <w:t>Respond</w:t>
+              <w:t>Code</w:t>
             </w:r>
           </w:p>
         </w:tc>
@@ -10932,7 +13847,8 @@
               <w:cnfStyle w:val="000000100000" w:firstRow="0" w:lastRow="0" w:firstColumn="0" w:lastColumn="0" w:oddVBand="0" w:evenVBand="0" w:oddHBand="1" w:evenHBand="0" w:firstRowFirstColumn="0" w:firstRowLastColumn="0" w:lastRowFirstColumn="0" w:lastRowLastColumn="0"/>
             </w:pPr>
             <w:r>
-              <w:t>Presenta la lista de bloques horarios disponibles.</w:t>
+              <w:rPr/>
+              <w:t>Construye los bloques horarios disponibles en franjas de una hora —mañana 08:00–13:00, tarde 16:00–21:00— descartando los ocupados.</w:t>
             </w:r>
           </w:p>
         </w:tc>
@@ -10948,7 +13864,7 @@
           </w:tcPr>
           <w:p>
             <w:r>
-              <w:t>Code in JavaScript6</w:t>
+              <w:t>Update rows in a table15</w:t>
             </w:r>
           </w:p>
         </w:tc>
@@ -10961,7 +13877,7 @@
               <w:cnfStyle w:val="000000010000" w:firstRow="0" w:lastRow="0" w:firstColumn="0" w:lastColumn="0" w:oddVBand="0" w:evenVBand="0" w:oddHBand="0" w:evenHBand="1" w:firstRowFirstColumn="0" w:firstRowLastColumn="0" w:lastRowFirstColumn="0" w:lastRowLastColumn="0"/>
             </w:pPr>
             <w:r>
-              <w:t>Code</w:t>
+              <w:t>PostgreSQL (UPDATE)</w:t>
             </w:r>
           </w:p>
         </w:tc>
@@ -10974,7 +13890,7 @@
               <w:cnfStyle w:val="000000010000" w:firstRow="0" w:lastRow="0" w:firstColumn="0" w:lastColumn="0" w:oddVBand="0" w:evenVBand="0" w:oddHBand="0" w:evenHBand="1" w:firstRowFirstColumn="0" w:firstRowLastColumn="0" w:lastRowFirstColumn="0" w:lastRowLastColumn="0"/>
             </w:pPr>
             <w:r>
-              <w:t>Recibe la hora elegida (estado "reprehora"), normaliza el horario y calcula hora_fin y las fechas ISO para Google Calendar.</w:t>
+              <w:t>Actualiza estado: "reprehora".</w:t>
             </w:r>
           </w:p>
         </w:tc>
@@ -10990,7 +13906,7 @@
           </w:tcPr>
           <w:p>
             <w:r>
-              <w:t>Execute a SQL query2</w:t>
+              <w:t>Respond to Webhook26</w:t>
             </w:r>
           </w:p>
         </w:tc>
@@ -11003,7 +13919,7 @@
               <w:cnfStyle w:val="000000100000" w:firstRow="0" w:lastRow="0" w:firstColumn="0" w:lastColumn="0" w:oddVBand="0" w:evenVBand="0" w:oddHBand="1" w:evenHBand="0" w:firstRowFirstColumn="0" w:firstRowLastColumn="0" w:lastRowFirstColumn="0" w:lastRowLastColumn="0"/>
             </w:pPr>
             <w:r>
-              <w:t>PostgreSQL (UPDATE)</w:t>
+              <w:t>Respond</w:t>
             </w:r>
           </w:p>
         </w:tc>
@@ -11016,7 +13932,7 @@
               <w:cnfStyle w:val="000000100000" w:firstRow="0" w:lastRow="0" w:firstColumn="0" w:lastColumn="0" w:oddVBand="0" w:evenVBand="0" w:oddHBand="1" w:evenHBand="0" w:firstRowFirstColumn="0" w:firstRowLastColumn="0" w:lastRowFirstColumn="0" w:lastRowLastColumn="0"/>
             </w:pPr>
             <w:r>
-              <w:t>Actualiza la cita real (cita_id_real): nuevas fecha y hora, estado: "confirmado".</w:t>
+              <w:t>Presenta la lista de bloques horarios disponibles.</w:t>
             </w:r>
           </w:p>
         </w:tc>
@@ -11032,7 +13948,7 @@
           </w:tcPr>
           <w:p>
             <w:r>
-              <w:t>Execute a SQL query13</w:t>
+              <w:t>Code in JavaScript6</w:t>
             </w:r>
           </w:p>
         </w:tc>
@@ -11045,7 +13961,7 @@
               <w:cnfStyle w:val="000000010000" w:firstRow="0" w:lastRow="0" w:firstColumn="0" w:lastColumn="0" w:oddVBand="0" w:evenVBand="0" w:oddHBand="0" w:evenHBand="1" w:firstRowFirstColumn="0" w:firstRowLastColumn="0" w:lastRowFirstColumn="0" w:lastRowLastColumn="0"/>
             </w:pPr>
             <w:r>
-              <w:t>PostgreSQL (SELECT)</w:t>
+              <w:t>Code</w:t>
             </w:r>
           </w:p>
         </w:tc>
@@ -11058,7 +13974,7 @@
               <w:cnfStyle w:val="000000010000" w:firstRow="0" w:lastRow="0" w:firstColumn="0" w:lastColumn="0" w:oddVBand="0" w:evenVBand="0" w:oddHBand="0" w:evenHBand="1" w:firstRowFirstColumn="0" w:firstRowLastColumn="0" w:lastRowFirstColumn="0" w:lastRowLastColumn="0"/>
             </w:pPr>
             <w:r>
-              <w:t>Consulta el nombre del veterinario y de la mascota para armar el mensaje de confirmación.</w:t>
+              <w:t>Recibe la hora elegida (estado "reprehora"), normaliza el horario y calcula hora_fin y las fechas ISO para Google Calendar.</w:t>
             </w:r>
           </w:p>
         </w:tc>
@@ -11074,7 +13990,79 @@
           </w:tcPr>
           <w:p>
             <w:r>
-              <w:t>Update an event</w:t>
+              <w:t>If12</w:t>
+            </w:r>
+          </w:p>
+        </w:tc>
+        <w:tc>
+          <w:tcPr>
+            <w:tcW w:w="2880" w:type="dxa"/>
+          </w:tcPr>
+          <w:p>
+            <w:r>
+              <w:t>IF</w:t>
+            </w:r>
+          </w:p>
+        </w:tc>
+        <w:tc>
+          <w:tcPr>
+            <w:tcW w:w="2880" w:type="dxa"/>
+          </w:tcPr>
+          <w:p>
+            <w:r>
+              <w:t>Evalúa si la opción de bloque horario es válida.</w:t>
+            </w:r>
+          </w:p>
+        </w:tc>
+      </w:tr>
+      <w:tr>
+        <w:trPr>
+          <w:cnfStyle w:val="000000100000" w:firstRow="0" w:lastRow="0" w:firstColumn="0" w:lastColumn="0" w:oddVBand="0" w:evenVBand="0" w:oddHBand="1" w:evenHBand="0" w:firstRowFirstColumn="0" w:firstRowLastColumn="0" w:lastRowFirstColumn="0" w:lastRowLastColumn="0"/>
+        </w:trPr>
+        <w:tc>
+          <w:tcPr>
+            <w:cnfStyle w:val="001000000000" w:firstRow="0" w:lastRow="0" w:firstColumn="1" w:lastColumn="0" w:oddVBand="0" w:evenVBand="0" w:oddHBand="0" w:evenHBand="0" w:firstRowFirstColumn="0" w:firstRowLastColumn="0" w:lastRowFirstColumn="0" w:lastRowLastColumn="0"/>
+            <w:tcW w:w="2880" w:type="dxa"/>
+          </w:tcPr>
+          <w:p>
+            <w:r>
+              <w:t>Respond to Webhook34</w:t>
+            </w:r>
+          </w:p>
+        </w:tc>
+        <w:tc>
+          <w:tcPr>
+            <w:tcW w:w="2880" w:type="dxa"/>
+          </w:tcPr>
+          <w:p>
+            <w:r>
+              <w:t>Respond</w:t>
+            </w:r>
+          </w:p>
+        </w:tc>
+        <w:tc>
+          <w:tcPr>
+            <w:tcW w:w="2880" w:type="dxa"/>
+          </w:tcPr>
+          <w:p>
+            <w:r>
+              <w:t>"Opción inválida, elegí un número de la lista".</w:t>
+            </w:r>
+          </w:p>
+        </w:tc>
+      </w:tr>
+      <w:tr>
+        <w:trPr>
+          <w:cnfStyle w:val="000000100000" w:firstRow="0" w:lastRow="0" w:firstColumn="0" w:lastColumn="0" w:oddVBand="0" w:evenVBand="0" w:oddHBand="1" w:evenHBand="0" w:firstRowFirstColumn="0" w:firstRowLastColumn="0" w:lastRowFirstColumn="0" w:lastRowLastColumn="0"/>
+        </w:trPr>
+        <w:tc>
+          <w:tcPr>
+            <w:cnfStyle w:val="001000000000" w:firstRow="0" w:lastRow="0" w:firstColumn="1" w:lastColumn="0" w:oddVBand="0" w:evenVBand="0" w:oddHBand="0" w:evenHBand="0" w:firstRowFirstColumn="0" w:firstRowLastColumn="0" w:lastRowFirstColumn="0" w:lastRowLastColumn="0"/>
+            <w:tcW w:w="2880" w:type="dxa"/>
+          </w:tcPr>
+          <w:p>
+            <w:r>
+              <w:t>Execute a SQL query2</w:t>
             </w:r>
           </w:p>
         </w:tc>
@@ -11087,7 +14075,7 @@
               <w:cnfStyle w:val="000000100000" w:firstRow="0" w:lastRow="0" w:firstColumn="0" w:lastColumn="0" w:oddVBand="0" w:evenVBand="0" w:oddHBand="1" w:evenHBand="0" w:firstRowFirstColumn="0" w:firstRowLastColumn="0" w:lastRowFirstColumn="0" w:lastRowLastColumn="0"/>
             </w:pPr>
             <w:r>
-              <w:t>Google Calendar</w:t>
+              <w:t>PostgreSQL (UPDATE)</w:t>
             </w:r>
           </w:p>
         </w:tc>
@@ -11100,7 +14088,7 @@
               <w:cnfStyle w:val="000000100000" w:firstRow="0" w:lastRow="0" w:firstColumn="0" w:lastColumn="0" w:oddVBand="0" w:evenVBand="0" w:oddHBand="1" w:evenHBand="0" w:firstRowFirstColumn="0" w:firstRowLastColumn="0" w:lastRowFirstColumn="0" w:lastRowLastColumn="0"/>
             </w:pPr>
             <w:r>
-              <w:t>Actualiza el evento existente en Google Calendar con la nueva fecha y hora.</w:t>
+              <w:t>Actualiza la cita real (cita_id_real): nuevas fecha y hora, estado: "confirmado".</w:t>
             </w:r>
           </w:p>
         </w:tc>
@@ -11116,7 +14104,7 @@
           </w:tcPr>
           <w:p>
             <w:r>
-              <w:t>Execute a SQL query3</w:t>
+              <w:t>Execute a SQL query13</w:t>
             </w:r>
           </w:p>
         </w:tc>
@@ -11129,7 +14117,7 @@
               <w:cnfStyle w:val="000000010000" w:firstRow="0" w:lastRow="0" w:firstColumn="0" w:lastColumn="0" w:oddVBand="0" w:evenVBand="0" w:oddHBand="0" w:evenHBand="1" w:firstRowFirstColumn="0" w:firstRowLastColumn="0" w:lastRowFirstColumn="0" w:lastRowLastColumn="0"/>
             </w:pPr>
             <w:r>
-              <w:t>PostgreSQL (UPDATE)</w:t>
+              <w:t>PostgreSQL (SELECT)</w:t>
             </w:r>
           </w:p>
         </w:tc>
@@ -11142,7 +14130,7 @@
               <w:cnfStyle w:val="000000010000" w:firstRow="0" w:lastRow="0" w:firstColumn="0" w:lastColumn="0" w:oddVBand="0" w:evenVBand="0" w:oddHBand="0" w:evenHBand="1" w:firstRowFirstColumn="0" w:firstRowLastColumn="0" w:lastRowFirstColumn="0" w:lastRowLastColumn="0"/>
             </w:pPr>
             <w:r>
-              <w:t>Marca como "inactiva" y limpia las notas de la fila temporal usada durante el flujo conversacional.</w:t>
+              <w:t>Consulta el nombre del veterinario y de la mascota para armar el mensaje de confirmación.</w:t>
             </w:r>
           </w:p>
         </w:tc>
@@ -11158,6 +14146,90 @@
           </w:tcPr>
           <w:p>
             <w:r>
+              <w:t>Update an event</w:t>
+            </w:r>
+          </w:p>
+        </w:tc>
+        <w:tc>
+          <w:tcPr>
+            <w:tcW w:w="2880" w:type="dxa"/>
+          </w:tcPr>
+          <w:p>
+            <w:pPr>
+              <w:cnfStyle w:val="000000100000" w:firstRow="0" w:lastRow="0" w:firstColumn="0" w:lastColumn="0" w:oddVBand="0" w:evenVBand="0" w:oddHBand="1" w:evenHBand="0" w:firstRowFirstColumn="0" w:firstRowLastColumn="0" w:lastRowFirstColumn="0" w:lastRowLastColumn="0"/>
+            </w:pPr>
+            <w:r>
+              <w:t>Google Calendar</w:t>
+            </w:r>
+          </w:p>
+        </w:tc>
+        <w:tc>
+          <w:tcPr>
+            <w:tcW w:w="2880" w:type="dxa"/>
+          </w:tcPr>
+          <w:p>
+            <w:pPr>
+              <w:cnfStyle w:val="000000100000" w:firstRow="0" w:lastRow="0" w:firstColumn="0" w:lastColumn="0" w:oddVBand="0" w:evenVBand="0" w:oddHBand="1" w:evenHBand="0" w:firstRowFirstColumn="0" w:firstRowLastColumn="0" w:lastRowFirstColumn="0" w:lastRowLastColumn="0"/>
+            </w:pPr>
+            <w:r>
+              <w:t>Actualiza el evento existente en Google Calendar con la nueva fecha y hora.</w:t>
+            </w:r>
+          </w:p>
+        </w:tc>
+      </w:tr>
+      <w:tr>
+        <w:trPr>
+          <w:cnfStyle w:val="000000010000" w:firstRow="0" w:lastRow="0" w:firstColumn="0" w:lastColumn="0" w:oddVBand="0" w:evenVBand="0" w:oddHBand="0" w:evenHBand="1" w:firstRowFirstColumn="0" w:firstRowLastColumn="0" w:lastRowFirstColumn="0" w:lastRowLastColumn="0"/>
+        </w:trPr>
+        <w:tc>
+          <w:tcPr>
+            <w:cnfStyle w:val="001000000000" w:firstRow="0" w:lastRow="0" w:firstColumn="1" w:lastColumn="0" w:oddVBand="0" w:evenVBand="0" w:oddHBand="0" w:evenHBand="0" w:firstRowFirstColumn="0" w:firstRowLastColumn="0" w:lastRowFirstColumn="0" w:lastRowLastColumn="0"/>
+            <w:tcW w:w="2880" w:type="dxa"/>
+          </w:tcPr>
+          <w:p>
+            <w:r>
+              <w:t>Execute a SQL query3</w:t>
+            </w:r>
+          </w:p>
+        </w:tc>
+        <w:tc>
+          <w:tcPr>
+            <w:tcW w:w="2880" w:type="dxa"/>
+          </w:tcPr>
+          <w:p>
+            <w:pPr>
+              <w:cnfStyle w:val="000000010000" w:firstRow="0" w:lastRow="0" w:firstColumn="0" w:lastColumn="0" w:oddVBand="0" w:evenVBand="0" w:oddHBand="0" w:evenHBand="1" w:firstRowFirstColumn="0" w:firstRowLastColumn="0" w:lastRowFirstColumn="0" w:lastRowLastColumn="0"/>
+            </w:pPr>
+            <w:r>
+              <w:t>PostgreSQL (UPDATE)</w:t>
+            </w:r>
+          </w:p>
+        </w:tc>
+        <w:tc>
+          <w:tcPr>
+            <w:tcW w:w="2880" w:type="dxa"/>
+          </w:tcPr>
+          <w:p>
+            <w:pPr>
+              <w:cnfStyle w:val="000000010000" w:firstRow="0" w:lastRow="0" w:firstColumn="0" w:lastColumn="0" w:oddVBand="0" w:evenVBand="0" w:oddHBand="0" w:evenHBand="1" w:firstRowFirstColumn="0" w:firstRowLastColumn="0" w:lastRowFirstColumn="0" w:lastRowLastColumn="0"/>
+            </w:pPr>
+            <w:r>
+              <w:t>Marca como "inactiva" y limpia las notas de la fila temporal usada durante el flujo conversacional.</w:t>
+            </w:r>
+          </w:p>
+        </w:tc>
+      </w:tr>
+      <w:tr>
+        <w:trPr>
+          <w:cnfStyle w:val="000000100000" w:firstRow="0" w:lastRow="0" w:firstColumn="0" w:lastColumn="0" w:oddVBand="0" w:evenVBand="0" w:oddHBand="1" w:evenHBand="0" w:firstRowFirstColumn="0" w:firstRowLastColumn="0" w:lastRowFirstColumn="0" w:lastRowLastColumn="0"/>
+        </w:trPr>
+        <w:tc>
+          <w:tcPr>
+            <w:cnfStyle w:val="001000000000" w:firstRow="0" w:lastRow="0" w:firstColumn="1" w:lastColumn="0" w:oddVBand="0" w:evenVBand="0" w:oddHBand="0" w:evenHBand="0" w:firstRowFirstColumn="0" w:firstRowLastColumn="0" w:lastRowFirstColumn="0" w:lastRowLastColumn="0"/>
+            <w:tcW w:w="2880" w:type="dxa"/>
+          </w:tcPr>
+          <w:p>
+            <w:r>
               <w:t>Respond to Webhook27</w:t>
             </w:r>
           </w:p>
@@ -11203,7 +14275,7 @@
         <w:rPr>
           <w:b/>
         </w:rPr>
-        <w:t>Tabla 12</w:t>
+        <w:t>Tabla 16</w:t>
       </w:r>
     </w:p>
     <w:p>
@@ -11520,6 +14592,70 @@
         </w:tc>
       </w:tr>
       <w:tr>
+        <w:tc>
+          <w:tcPr>
+            <w:tcW w:type="dxa" w:w="2880"/>
+          </w:tcPr>
+          <w:p>
+            <w:r>
+              <w:t>If8</w:t>
+            </w:r>
+          </w:p>
+        </w:tc>
+        <w:tc>
+          <w:tcPr>
+            <w:tcW w:type="dxa" w:w="2880"/>
+          </w:tcPr>
+          <w:p>
+            <w:r>
+              <w:t>IF</w:t>
+            </w:r>
+          </w:p>
+        </w:tc>
+        <w:tc>
+          <w:tcPr>
+            <w:tcW w:type="dxa" w:w="2880"/>
+          </w:tcPr>
+          <w:p>
+            <w:r>
+              <w:t>Evalúa si la opción de mascota es válida.</w:t>
+            </w:r>
+          </w:p>
+        </w:tc>
+      </w:tr>
+      <w:tr>
+        <w:tc>
+          <w:tcPr>
+            <w:tcW w:type="dxa" w:w="2880"/>
+          </w:tcPr>
+          <w:p>
+            <w:r>
+              <w:t>Respond to Webhook30</w:t>
+            </w:r>
+          </w:p>
+        </w:tc>
+        <w:tc>
+          <w:tcPr>
+            <w:tcW w:type="dxa" w:w="2880"/>
+          </w:tcPr>
+          <w:p>
+            <w:r>
+              <w:t>Respond</w:t>
+            </w:r>
+          </w:p>
+        </w:tc>
+        <w:tc>
+          <w:tcPr>
+            <w:tcW w:type="dxa" w:w="2880"/>
+          </w:tcPr>
+          <w:p>
+            <w:r>
+              <w:t>"Opción inválida, elegí un número de la lista".</w:t>
+            </w:r>
+          </w:p>
+        </w:tc>
+      </w:tr>
+      <w:tr>
         <w:trPr>
           <w:cnfStyle w:val="000000100000" w:firstRow="0" w:lastRow="0" w:firstColumn="0" w:lastColumn="0" w:oddVBand="0" w:evenVBand="0" w:oddHBand="1" w:evenHBand="0" w:firstRowFirstColumn="0" w:firstRowLastColumn="0" w:lastRowFirstColumn="0" w:lastRowLastColumn="0"/>
         </w:trPr>
@@ -11588,7 +14724,7 @@
           </w:tcPr>
           <w:p>
             <w:r>
-              <w:t>Construye la lista de citas con mapeo JSON.</w:t>
+              <w:t>Construye la lista de citas con mapeo JSON. Si la mascota no tiene turnos vigentes responde «No tenés citas pendientes para esa mascota» y el flujo no avanza.</w:t>
             </w:r>
           </w:p>
         </w:tc>
@@ -11685,6 +14821,70 @@
           <w:p>
             <w:r>
               <w:t>Recupera el mapeo y obtiene el cita_id de la cita elegida.</w:t>
+            </w:r>
+          </w:p>
+        </w:tc>
+      </w:tr>
+      <w:tr>
+        <w:tc>
+          <w:tcPr>
+            <w:tcW w:type="dxa" w:w="2880"/>
+          </w:tcPr>
+          <w:p>
+            <w:r>
+              <w:t>If9</w:t>
+            </w:r>
+          </w:p>
+        </w:tc>
+        <w:tc>
+          <w:tcPr>
+            <w:tcW w:type="dxa" w:w="2880"/>
+          </w:tcPr>
+          <w:p>
+            <w:r>
+              <w:t>IF</w:t>
+            </w:r>
+          </w:p>
+        </w:tc>
+        <w:tc>
+          <w:tcPr>
+            <w:tcW w:type="dxa" w:w="2880"/>
+          </w:tcPr>
+          <w:p>
+            <w:r>
+              <w:t>Evalúa si la opción de cita es válida.</w:t>
+            </w:r>
+          </w:p>
+        </w:tc>
+      </w:tr>
+      <w:tr>
+        <w:tc>
+          <w:tcPr>
+            <w:tcW w:type="dxa" w:w="2880"/>
+          </w:tcPr>
+          <w:p>
+            <w:r>
+              <w:t>Respond to Webhook31</w:t>
+            </w:r>
+          </w:p>
+        </w:tc>
+        <w:tc>
+          <w:tcPr>
+            <w:tcW w:type="dxa" w:w="2880"/>
+          </w:tcPr>
+          <w:p>
+            <w:r>
+              <w:t>Respond</w:t>
+            </w:r>
+          </w:p>
+        </w:tc>
+        <w:tc>
+          <w:tcPr>
+            <w:tcW w:type="dxa" w:w="2880"/>
+          </w:tcPr>
+          <w:p>
+            <w:r>
+              <w:t>"Opción inválida, elegí un número de la lista".</w:t>
             </w:r>
           </w:p>
         </w:tc>
@@ -11863,7 +15063,7 @@
         <w:rPr>
           <w:b/>
         </w:rPr>
-        <w:t>Tabla 13</w:t>
+        <w:t>Tabla 17</w:t>
       </w:r>
     </w:p>
     <w:p>
@@ -12028,8 +15228,7 @@
         <w:pStyle w:val="Ttulo1"/>
       </w:pPr>
       <w:r>
-        <w:lastRenderedPageBreak/>
-        <w:t>Anexo C: System Prompts de los AI Agents</w:t>
+        <w:t>Anexo C: System Prompt del AI Agent</w:t>
       </w:r>
     </w:p>
     <w:p>
@@ -12223,7 +15422,7 @@
     </w:p>
     <w:p>
       <w:r>
-        <w:t>- "ok", "si", "no" y mensajes cortos sin sentido = desconocido</w:t>
+        <w:t>- "ser", "ok", "si", "no" y mensajes cortos sin sentido = desconocido</w:t>
       </w:r>
     </w:p>
     <w:p>
@@ -12247,6 +15446,25 @@
     <w:p>
       <w:r>
         <w:t>- Si el mensaje es una respuesta corta a una pregunta anterior = desconocido</w:t>
+      </w:r>
+    </w:p>
+    <w:p>
+      <w:r>
+        <w:t>Nota. El workflow utiliza un único AI Agent. La extracción de fecha y hora, que en una versión anterior estaba a cargo de un segundo agente, fue reemplazada por el formato fijo de fecha y la lista cerrada de horarios descritos en el apartado 6.2.</w:t>
+      </w:r>
+    </w:p>
+    <w:p>
+      <w:pPr>
+        <w:pStyle w:val="Ttulo1"/>
+      </w:pPr>
+      <w:r>
+        <w:t>Anexo D: Esquema de datos y despliegue</w:t>
+      </w:r>
+    </w:p>
+    <w:p>
+      <w:pPr/>
+      <w:r>
+        <w:t>Este anexo reúne los elementos necesarios para reconstruir el sistema en un entorno nuevo: el esquema relacional completo, las variables de entorno que la aplicación requiere y el procedimiento de despliegue. Se incluye para que un tercero pueda reproducir la implementación descrita en el Capítulo 5 sin depender de la instancia desplegada durante este trabajo.</w:t>
       </w:r>
     </w:p>
     <w:p>
@@ -12254,71 +15472,498 @@
         <w:pStyle w:val="Ttulo2"/>
       </w:pPr>
       <w:r>
-        <w:t>Extracción de entidades temporales</w:t>
-      </w:r>
-    </w:p>
-    <w:p>
-      <w:r>
-        <w:t>Mensaje del usuario: {{ $('Webhook').item.json.body.mensaje }}</w:t>
-      </w:r>
-    </w:p>
-    <w:p/>
-    <w:p>
-      <w:r>
-        <w:t>Extraé fecha y hora. Respondé SOLO en JSON válido:</w:t>
-      </w:r>
-    </w:p>
-    <w:p>
-      <w:r>
-        <w:t>{</w:t>
-      </w:r>
-    </w:p>
-    <w:p>
-      <w:r>
-        <w:t xml:space="preserve">  "fecha": "YYYY-MM-DD o null",</w:t>
-      </w:r>
-    </w:p>
-    <w:p>
-      <w:r>
-        <w:lastRenderedPageBreak/>
-        <w:t xml:space="preserve">  "hora": "HH:MM o null",</w:t>
-      </w:r>
-    </w:p>
-    <w:p>
-      <w:r>
-        <w:t xml:space="preserve">  "completo": true/false,</w:t>
-      </w:r>
-    </w:p>
-    <w:p>
-      <w:r>
-        <w:t xml:space="preserve">  "mensaje_falta": "mensaje si falta algo o null"</w:t>
-      </w:r>
-    </w:p>
-    <w:p>
-      <w:r>
-        <w:t>}</w:t>
-      </w:r>
-    </w:p>
-    <w:p/>
-    <w:p>
-      <w:r>
-        <w:t>Re</w:t>
-      </w:r>
-      <w:r>
-        <w:t>glas:</w:t>
-      </w:r>
-    </w:p>
-    <w:p>
-      <w:r>
-        <w:t>- Interpretá fechas relativas: "mañana", "el lunes", etc.</w:t>
-      </w:r>
-    </w:p>
-    <w:p>
-      <w:r>
-        <w:t>- Fecha actual: {{ $now.setZone('America/Argentina/Buenos_Aires').format('yyyy-MM-dd') }}</w:t>
+        <w:t>Esquema relacional</w:t>
+      </w:r>
+    </w:p>
+    <w:p>
+      <w:pPr/>
+      <w:r>
+        <w:t>El backend crea las tablas al iniciar. El siguiente es el esquema equivalente en SQL estándar de PostgreSQL. Las columnas mascota_id, fecha y hora de la tabla citas admiten valores nulos de forma deliberada: la máquina de estados descrita en el apartado 5.3 inserta la fila al comenzar la conversación y la completa paso a paso.</w:t>
+      </w:r>
+    </w:p>
+    <w:p>
+      <w:pPr/>
+      <w:r>
+        <w:t>CREATE TABLE clientes (</w:t>
+        <w:br/>
+        <w:t xml:space="preserve">    id         SERIAL PRIMARY KEY,</w:t>
+        <w:br/>
+        <w:t xml:space="preserve">    nombre     VARCHAR(100) NOT NULL,</w:t>
+        <w:br/>
+        <w:t xml:space="preserve">    apellido   VARCHAR(100) NOT NULL,</w:t>
+        <w:br/>
+        <w:t xml:space="preserve">    dni        VARCHAR(10)  NOT NULL UNIQUE,</w:t>
+        <w:br/>
+        <w:t xml:space="preserve">    telefono   VARCHAR(20),</w:t>
+        <w:br/>
+        <w:t xml:space="preserve">    username   VARCHAR(50)  NOT NULL UNIQUE,</w:t>
+        <w:br/>
+        <w:t xml:space="preserve">    password   VARCHAR(255) NOT NULL,</w:t>
+        <w:br/>
+        <w:t xml:space="preserve">    rol        VARCHAR(20)  NOT NULL DEFAULT 'cliente',</w:t>
+        <w:br/>
+        <w:t xml:space="preserve">    estado     VARCHAR(15)  NOT NULL DEFAULT 'activo',</w:t>
+        <w:br/>
+        <w:t xml:space="preserve">    created_at TIMESTAMPTZ DEFAULT NOW()</w:t>
+        <w:br/>
+        <w:t>);</w:t>
+      </w:r>
+    </w:p>
+    <w:p>
+      <w:pPr/>
+      <w:r>
+        <w:t>CREATE TABLE mascotas (</w:t>
+        <w:br/>
+        <w:t xml:space="preserve">    id               SERIAL PRIMARY KEY,</w:t>
+        <w:br/>
+        <w:t xml:space="preserve">    cliente_id       INTEGER NOT NULL REFERENCES clientes(id),</w:t>
+        <w:br/>
+        <w:t xml:space="preserve">    nombre           VARCHAR(100) NOT NULL,</w:t>
+        <w:br/>
+        <w:t xml:space="preserve">    especie          VARCHAR(50)  NOT NULL,</w:t>
+        <w:br/>
+        <w:t xml:space="preserve">    raza             VARCHAR(100),</w:t>
+        <w:br/>
+        <w:t xml:space="preserve">    fecha_nacimiento DATE,</w:t>
+        <w:br/>
+        <w:t xml:space="preserve">    peso             DOUBLE PRECISION,</w:t>
+        <w:br/>
+        <w:t xml:space="preserve">    notas_medicas    VARCHAR(500),</w:t>
+        <w:br/>
+        <w:t xml:space="preserve">    created_at       TIMESTAMPTZ DEFAULT NOW()</w:t>
+        <w:br/>
+        <w:t>);</w:t>
+      </w:r>
+    </w:p>
+    <w:p>
+      <w:pPr/>
+      <w:r>
+        <w:t>CREATE TABLE citas (</w:t>
+        <w:br/>
+        <w:t xml:space="preserve">    id                SERIAL PRIMARY KEY,</w:t>
+        <w:br/>
+        <w:t xml:space="preserve">    cliente_id        INTEGER NOT NULL REFERENCES clientes(id),</w:t>
+        <w:br/>
+        <w:t xml:space="preserve">    mascota_id        INTEGER REFERENCES mascotas(id),</w:t>
+        <w:br/>
+        <w:t xml:space="preserve">    veterinario_id    INTEGER REFERENCES clientes(id),</w:t>
+        <w:br/>
+        <w:t xml:space="preserve">    fecha             DATE,</w:t>
+        <w:br/>
+        <w:t xml:space="preserve">    hora              TIME,</w:t>
+        <w:br/>
+        <w:t xml:space="preserve">    servicio          VARCHAR(100),</w:t>
+        <w:br/>
+        <w:t xml:space="preserve">    estado            VARCHAR(20),</w:t>
+        <w:br/>
+        <w:t xml:space="preserve">    notas             TEXT,</w:t>
+        <w:br/>
+        <w:t xml:space="preserve">    calendar_event_id VARCHAR(255),</w:t>
+        <w:br/>
+        <w:t xml:space="preserve">    created_at        TIMESTAMPTZ DEFAULT NOW()</w:t>
+        <w:br/>
+        <w:t>);</w:t>
+      </w:r>
+    </w:p>
+    <w:p>
+      <w:pPr/>
+      <w:r>
+        <w:t>CREATE TABLE historial_medico (</w:t>
+        <w:br/>
+        <w:t xml:space="preserve">    id          SERIAL PRIMARY KEY,</w:t>
+        <w:br/>
+        <w:t xml:space="preserve">    mascota_id  INTEGER NOT NULL REFERENCES mascotas(id) ON DELETE CASCADE,</w:t>
+        <w:br/>
+        <w:t xml:space="preserve">    fecha       DATE NOT NULL DEFAULT CURRENT_DATE,</w:t>
+        <w:br/>
+        <w:t xml:space="preserve">    tipo        VARCHAR(30) NOT NULL,</w:t>
+        <w:br/>
+        <w:t xml:space="preserve">    descripcion TEXT NOT NULL,</w:t>
+        <w:br/>
+        <w:t xml:space="preserve">    diagnostico TEXT,</w:t>
+        <w:br/>
+        <w:t xml:space="preserve">    tratamiento TEXT,</w:t>
+        <w:br/>
+        <w:t xml:space="preserve">    notas       TEXT,</w:t>
+        <w:br/>
+        <w:t xml:space="preserve">    created_at  TIMESTAMPTZ DEFAULT NOW()</w:t>
+        <w:br/>
+        <w:t>);</w:t>
+      </w:r>
+    </w:p>
+    <w:p>
+      <w:pPr>
+        <w:pStyle w:val="Ttulo2"/>
+      </w:pPr>
+      <w:r>
+        <w:t>Variables de entorno</w:t>
+      </w:r>
+    </w:p>
+    <w:p>
+      <w:pPr/>
+      <w:r>
+        <w:t>La Tabla 18 enumera las variables que el sistema requiere. Ninguna se versiona en el repositorio: se declaran en el entorno del proveedor de despliegue y el repositorio incluye únicamente un archivo de ejemplo sin valores.</w:t>
+      </w:r>
+    </w:p>
+    <w:p>
+      <w:pPr/>
+      <w:r>
+        <w:t>Tabla 18</w:t>
+      </w:r>
+    </w:p>
+    <w:p>
+      <w:pPr/>
+      <w:r>
+        <w:rPr>
+          <w:i/>
+        </w:rPr>
+        <w:t>Variables de entorno requeridas por el sistema.</w:t>
+      </w:r>
+    </w:p>
+    <w:tbl>
+      <w:tblPr>
+        <w:tblStyle w:val="Cuadrculaclara-nfasis1"/>
+        <w:tblW w:type="auto" w:w="0"/>
+        <w:tblLook w:firstColumn="1" w:firstRow="1" w:lastColumn="0" w:lastRow="0" w:noHBand="0" w:noVBand="1" w:val="04A0"/>
+      </w:tblPr>
+      <w:tblGrid>
+        <w:gridCol w:w="2880"/>
+        <w:gridCol w:w="2880"/>
+        <w:gridCol w:w="2880"/>
+      </w:tblGrid>
+      <w:tr>
+        <w:tc>
+          <w:tcPr>
+            <w:tcW w:type="dxa" w:w="2880"/>
+          </w:tcPr>
+          <w:p>
+            <w:r>
+              <w:t>Variable</w:t>
+            </w:r>
+          </w:p>
+        </w:tc>
+        <w:tc>
+          <w:tcPr>
+            <w:tcW w:type="dxa" w:w="2880"/>
+          </w:tcPr>
+          <w:p>
+            <w:r>
+              <w:t>Componente</w:t>
+            </w:r>
+          </w:p>
+        </w:tc>
+        <w:tc>
+          <w:tcPr>
+            <w:tcW w:type="dxa" w:w="2880"/>
+          </w:tcPr>
+          <w:p>
+            <w:r>
+              <w:t>Función</w:t>
+            </w:r>
+          </w:p>
+        </w:tc>
+      </w:tr>
+      <w:tr>
+        <w:tc>
+          <w:tcPr>
+            <w:tcW w:type="dxa" w:w="2880"/>
+          </w:tcPr>
+          <w:p>
+            <w:r>
+              <w:t>DATABASE_URL</w:t>
+            </w:r>
+          </w:p>
+        </w:tc>
+        <w:tc>
+          <w:tcPr>
+            <w:tcW w:type="dxa" w:w="2880"/>
+          </w:tcPr>
+          <w:p>
+            <w:r>
+              <w:t>Backend</w:t>
+            </w:r>
+          </w:p>
+        </w:tc>
+        <w:tc>
+          <w:tcPr>
+            <w:tcW w:type="dxa" w:w="2880"/>
+          </w:tcPr>
+          <w:p>
+            <w:r>
+              <w:t>Cadena de conexión a PostgreSQL.</w:t>
+            </w:r>
+          </w:p>
+        </w:tc>
+      </w:tr>
+      <w:tr>
+        <w:tc>
+          <w:tcPr>
+            <w:tcW w:type="dxa" w:w="2880"/>
+          </w:tcPr>
+          <w:p>
+            <w:r>
+              <w:t>JWT_SECRET_KEY</w:t>
+            </w:r>
+          </w:p>
+        </w:tc>
+        <w:tc>
+          <w:tcPr>
+            <w:tcW w:type="dxa" w:w="2880"/>
+          </w:tcPr>
+          <w:p>
+            <w:r>
+              <w:t>Backend</w:t>
+            </w:r>
+          </w:p>
+        </w:tc>
+        <w:tc>
+          <w:tcPr>
+            <w:tcW w:type="dxa" w:w="2880"/>
+          </w:tcPr>
+          <w:p>
+            <w:r>
+              <w:t>Clave de firma de los tokens de acceso. Obligatoria en producción.</w:t>
+            </w:r>
+          </w:p>
+        </w:tc>
+      </w:tr>
+      <w:tr>
+        <w:tc>
+          <w:tcPr>
+            <w:tcW w:type="dxa" w:w="2880"/>
+          </w:tcPr>
+          <w:p>
+            <w:r>
+              <w:t>JWT_EXPIRE_MINUTES</w:t>
+            </w:r>
+          </w:p>
+        </w:tc>
+        <w:tc>
+          <w:tcPr>
+            <w:tcW w:type="dxa" w:w="2880"/>
+          </w:tcPr>
+          <w:p>
+            <w:r>
+              <w:t>Backend</w:t>
+            </w:r>
+          </w:p>
+        </w:tc>
+        <w:tc>
+          <w:tcPr>
+            <w:tcW w:type="dxa" w:w="2880"/>
+          </w:tcPr>
+          <w:p>
+            <w:r>
+              <w:t>Duración de la sesión en minutos.</w:t>
+            </w:r>
+          </w:p>
+        </w:tc>
+      </w:tr>
+      <w:tr>
+        <w:tc>
+          <w:tcPr>
+            <w:tcW w:type="dxa" w:w="2880"/>
+          </w:tcPr>
+          <w:p>
+            <w:r>
+              <w:t>CORS_ORIGINS</w:t>
+            </w:r>
+          </w:p>
+        </w:tc>
+        <w:tc>
+          <w:tcPr>
+            <w:tcW w:type="dxa" w:w="2880"/>
+          </w:tcPr>
+          <w:p>
+            <w:r>
+              <w:t>Backend</w:t>
+            </w:r>
+          </w:p>
+        </w:tc>
+        <w:tc>
+          <w:tcPr>
+            <w:tcW w:type="dxa" w:w="2880"/>
+          </w:tcPr>
+          <w:p>
+            <w:r>
+              <w:t>Dominios autorizados a consumir la API, separados por coma.</w:t>
+            </w:r>
+          </w:p>
+        </w:tc>
+      </w:tr>
+      <w:tr>
+        <w:tc>
+          <w:tcPr>
+            <w:tcW w:type="dxa" w:w="2880"/>
+          </w:tcPr>
+          <w:p>
+            <w:r>
+              <w:t>N8N_WEBHOOK_URL</w:t>
+            </w:r>
+          </w:p>
+        </w:tc>
+        <w:tc>
+          <w:tcPr>
+            <w:tcW w:type="dxa" w:w="2880"/>
+          </w:tcPr>
+          <w:p>
+            <w:r>
+              <w:t>Backend</w:t>
+            </w:r>
+          </w:p>
+        </w:tc>
+        <w:tc>
+          <w:tcPr>
+            <w:tcW w:type="dxa" w:w="2880"/>
+          </w:tcPr>
+          <w:p>
+            <w:r>
+              <w:t>URL del webhook que expone el workflow de n8n.</w:t>
+            </w:r>
+          </w:p>
+        </w:tc>
+      </w:tr>
+      <w:tr>
+        <w:tc>
+          <w:tcPr>
+            <w:tcW w:type="dxa" w:w="2880"/>
+          </w:tcPr>
+          <w:p>
+            <w:r>
+              <w:t>N8N_WEBHOOK_TOKEN</w:t>
+            </w:r>
+          </w:p>
+        </w:tc>
+        <w:tc>
+          <w:tcPr>
+            <w:tcW w:type="dxa" w:w="2880"/>
+          </w:tcPr>
+          <w:p>
+            <w:r>
+              <w:t>Backend y n8n</w:t>
+            </w:r>
+          </w:p>
+        </w:tc>
+        <w:tc>
+          <w:tcPr>
+            <w:tcW w:type="dxa" w:w="2880"/>
+          </w:tcPr>
+          <w:p>
+            <w:r>
+              <w:t>Secreto compartido que autentica al backend ante el webhook.</w:t>
+            </w:r>
+          </w:p>
+        </w:tc>
+      </w:tr>
+      <w:tr>
+        <w:tc>
+          <w:tcPr>
+            <w:tcW w:type="dxa" w:w="2880"/>
+          </w:tcPr>
+          <w:p>
+            <w:r>
+              <w:t>VITE_API_URL</w:t>
+            </w:r>
+          </w:p>
+        </w:tc>
+        <w:tc>
+          <w:tcPr>
+            <w:tcW w:type="dxa" w:w="2880"/>
+          </w:tcPr>
+          <w:p>
+            <w:r>
+              <w:t>Frontend</w:t>
+            </w:r>
+          </w:p>
+        </w:tc>
+        <w:tc>
+          <w:tcPr>
+            <w:tcW w:type="dxa" w:w="2880"/>
+          </w:tcPr>
+          <w:p>
+            <w:r>
+              <w:t>URL base de la API que consume la aplicación.</w:t>
+            </w:r>
+          </w:p>
+        </w:tc>
+      </w:tr>
+    </w:tbl>
+    <w:p>
+      <w:pPr/>
+      <w:r>
+        <w:rPr>
+          <w:i/>
+        </w:rPr>
+        <w:t>Nota. Las credenciales de OpenRouter y de Google Calendar no figuran en esta tabla porque no se declaran en el backend: se administran desde el gestor de credenciales cifrado de n8n, que en la exportación del workflow conserva únicamente una referencia por identificador.</w:t>
+      </w:r>
+    </w:p>
+    <w:p>
+      <w:pPr>
+        <w:pStyle w:val="Ttulo2"/>
+      </w:pPr>
+      <w:r>
+        <w:rPr>
+          <w:i/>
+        </w:rPr>
+        <w:t>Procedimiento de despliegue</w:t>
+      </w:r>
+    </w:p>
+    <w:p>
+      <w:pPr/>
+      <w:r>
+        <w:rPr>
+          <w:i/>
+        </w:rPr>
+        <w:t>1. Aprovisionar una instancia de PostgreSQL y obtener su cadena de conexión.</w:t>
+      </w:r>
+    </w:p>
+    <w:p>
+      <w:pPr/>
+      <w:r>
+        <w:rPr>
+          <w:i/>
+        </w:rPr>
+        <w:t>2. Generar dos secretos aleatorios independientes para JWT_SECRET_KEY y N8N_WEBHOOK_TOKEN.</w:t>
+      </w:r>
+    </w:p>
+    <w:p>
+      <w:pPr/>
+      <w:r>
+        <w:rPr>
+          <w:i/>
+        </w:rPr>
+        <w:t>3. Desplegar el contenedor de n8n, importar el workflow y crear en su gestor de credenciales las de PostgreSQL, OpenRouter y Google Calendar, más la credencial de autenticación por cabecera del webhook con el valor de N8N_WEBHOOK_TOKEN.</w:t>
+      </w:r>
+    </w:p>
+    <w:p>
+      <w:pPr/>
+      <w:r>
+        <w:rPr>
+          <w:i/>
+        </w:rPr>
+        <w:t>4. Desplegar el backend a partir del Dockerfile del proyecto, declarando las variables de la Tabla 18. Al iniciar, la aplicación crea las tablas si no existen.</w:t>
+      </w:r>
+    </w:p>
+    <w:p>
+      <w:pPr/>
+      <w:r>
+        <w:rPr>
+          <w:i/>
+        </w:rPr>
+        <w:t>5. Construir el frontend con vite build declarando VITE_API_URL y publicar los archivos estáticos resultantes.</w:t>
+      </w:r>
+    </w:p>
+    <w:p>
+      <w:pPr/>
+      <w:r>
+        <w:rPr>
+          <w:i/>
+        </w:rPr>
+        <w:t>6. Asignar manualmente los roles veterinario y admin sobre la columna rol de la tabla clientes, según se describe en el apartado 5.7.</w:t>
       </w:r>
     </w:p>
     <w:sectPr>
+      <w:footerReference w:type="default" r:id="rId9"/>
       <w:pgSz w:w="12240" w:h="15840"/>
       <w:pgMar w:top="1440" w:right="1800" w:bottom="1440" w:left="1800" w:header="720" w:footer="720" w:gutter="0"/>
       <w:cols w:space="720"/>
@@ -12326,6 +15971,35 @@
     </w:sectPr>
   </w:body>
 </w:document>
+</file>
+
+<file path=word/footer1.xml><?xml version="1.0" encoding="utf-8"?>
+<w:ftr xmlns:m="http://schemas.openxmlformats.org/officeDocument/2006/math" xmlns:mc="http://schemas.openxmlformats.org/markup-compatibility/2006" xmlns:mo="http://schemas.microsoft.com/office/mac/office/2008/main" xmlns:mv="urn:schemas-microsoft-com:mac:vml" xmlns:o="urn:schemas-microsoft-com:office:office" xmlns:r="http://schemas.openxmlformats.org/officeDocument/2006/relationships" xmlns:v="urn:schemas-microsoft-com:vml" xmlns:w10="urn:schemas-microsoft-com:office:word" xmlns:w14="http://schemas.microsoft.com/office/word/2010/wordml" xmlns:w="http://schemas.openxmlformats.org/wordprocessingml/2006/main" xmlns:wne="http://schemas.microsoft.com/office/word/2006/wordml" xmlns:wp14="http://schemas.microsoft.com/office/word/2010/wordprocessingDrawing" xmlns:wp="http://schemas.openxmlformats.org/drawingml/2006/wordprocessingDrawing" xmlns:wpc="http://schemas.microsoft.com/office/word/2010/wordprocessingCanvas" xmlns:wpg="http://schemas.microsoft.com/office/word/2010/wordprocessingGroup" xmlns:wpi="http://schemas.microsoft.com/office/word/2010/wordprocessingInk" xmlns:wps="http://schemas.microsoft.com/office/word/2010/wordprocessingShape" mc:Ignorable="w14 wp14">
+  <w:p>
+    <w:pPr>
+      <w:pStyle w:val="Footer"/>
+      <w:jc w:val="center"/>
+    </w:pPr>
+    <w:r>
+      <w:t xml:space="preserve">VetFlow — Farfan &amp; Romano · TFG 2026 · Pág. </w:t>
+    </w:r>
+    <w:r>
+      <w:fldChar w:fldCharType="begin" w:dirty="true"/>
+    </w:r>
+    <w:r>
+      <w:instrText xml:space="preserve"> PAGE </w:instrText>
+    </w:r>
+    <w:r>
+      <w:fldChar w:fldCharType="separate"/>
+    </w:r>
+    <w:r>
+      <w:t>1</w:t>
+    </w:r>
+    <w:r>
+      <w:fldChar w:fldCharType="end"/>
+    </w:r>
+  </w:p>
+</w:ftr>
 </file>
 
 <file path=word/numbering.xml><?xml version="1.0" encoding="utf-8"?>
